--- a/20_项目/02_光与朽项目/04_AI对话记录/策划AI对话.docx
+++ b/20_项目/02_光与朽项目/04_AI对话记录/策划AI对话.docx
@@ -8066,6 +8066,5892 @@
           <w:lang w:val="en-US" w:eastAsia="zh-CN"/>
         </w:rPr>
       </w:pPr>
+    </w:p>
+    <w:p>
+      <w:pPr>
+        <w:pStyle w:val="6"/>
+        <w:keepNext w:val="0"/>
+        <w:keepLines w:val="0"/>
+        <w:widowControl/>
+        <w:suppressLineNumbers w:val="0"/>
+        <w:rPr>
+          <w:rFonts w:hint="default"/>
+          <w:lang w:val="en-US" w:eastAsia="zh-CN"/>
+        </w:rPr>
+      </w:pPr>
+    </w:p>
+    <w:p>
+      <w:pPr>
+        <w:pStyle w:val="6"/>
+        <w:keepNext w:val="0"/>
+        <w:keepLines w:val="0"/>
+        <w:widowControl/>
+        <w:suppressLineNumbers w:val="0"/>
+        <w:rPr>
+          <w:rFonts w:hint="default"/>
+          <w:lang w:val="en-US" w:eastAsia="zh-CN"/>
+        </w:rPr>
+      </w:pPr>
+      <w:r>
+        <w:rPr>
+          <w:rFonts w:hint="default"/>
+          <w:lang w:val="en-US" w:eastAsia="zh-CN"/>
+        </w:rPr>
+        <w:t>你是我的肉鸽塔防游戏的数值专家，经过朋友试玩光与朽游戏后的反馈，数值反馈极差（基础伤害低，升级无感）。原因： “增加10%伤害”在前期基数只有10-20的时候，等于+1或+2，玩家肉眼完全看不出区别。Roguelike 的爽感来自于指数级或显著的成长。 所以我准备做数值膨胀，将基础伤害从10提升至100，让玩家能明显感受到数值成长。同步将所有怪物血量X10。 你觉得我这样的数值修改是正确的吗？如果不正确请指出并告诉我原因，如果正确，告诉我为什么这个修改是正确的。目前我的激光基础数值 DPS | 100 ，TickRate | 0.1s ，每跳伤害 | 10 。怪物血量 Slime（普通史莱姆） | 100 ，Rusher（突进怪） | 40 ，Tank（坦克怪） | 800 ，Drifter（漂流怪） | 250，EliteDrifter（精英史莱姆） | 1250 ，EliteTank（精英坦克） | 4000，Boss | 50000</w:t>
+      </w:r>
+    </w:p>
+    <w:p>
+      <w:pPr>
+        <w:pStyle w:val="6"/>
+        <w:keepNext w:val="0"/>
+        <w:keepLines w:val="0"/>
+        <w:widowControl/>
+        <w:suppressLineNumbers w:val="0"/>
+        <w:rPr>
+          <w:rFonts w:hint="default"/>
+          <w:lang w:val="en-US" w:eastAsia="zh-CN"/>
+        </w:rPr>
+      </w:pPr>
+    </w:p>
+    <w:p>
+      <w:pPr>
+        <w:pStyle w:val="6"/>
+        <w:keepNext w:val="0"/>
+        <w:keepLines w:val="0"/>
+        <w:widowControl/>
+        <w:suppressLineNumbers w:val="0"/>
+        <w:rPr>
+          <w:rFonts w:hint="default"/>
+          <w:lang w:val="en-US" w:eastAsia="zh-CN"/>
+        </w:rPr>
+      </w:pPr>
+    </w:p>
+    <w:p>
+      <w:pPr>
+        <w:pStyle w:val="6"/>
+        <w:keepNext w:val="0"/>
+        <w:keepLines w:val="0"/>
+        <w:widowControl/>
+        <w:suppressLineNumbers w:val="0"/>
+        <w:rPr>
+          <w:rFonts w:hint="default"/>
+          <w:lang w:val="en-US" w:eastAsia="zh-CN"/>
+        </w:rPr>
+      </w:pPr>
+    </w:p>
+    <w:p>
+      <w:pPr>
+        <w:pStyle w:val="6"/>
+        <w:keepNext w:val="0"/>
+        <w:keepLines w:val="0"/>
+        <w:widowControl/>
+        <w:suppressLineNumbers w:val="0"/>
+        <w:rPr>
+          <w:rFonts w:hint="default"/>
+          <w:lang w:val="en-US" w:eastAsia="zh-CN"/>
+        </w:rPr>
+      </w:pPr>
+    </w:p>
+    <w:p>
+      <w:pPr>
+        <w:pStyle w:val="6"/>
+        <w:keepNext w:val="0"/>
+        <w:keepLines w:val="0"/>
+        <w:widowControl/>
+        <w:suppressLineNumbers w:val="0"/>
+        <w:rPr>
+          <w:rFonts w:hint="default"/>
+          <w:lang w:val="en-US" w:eastAsia="zh-CN"/>
+        </w:rPr>
+      </w:pPr>
+      <w:r>
+        <w:rPr>
+          <w:rFonts w:hint="default"/>
+          <w:lang w:val="en-US" w:eastAsia="zh-CN"/>
+        </w:rPr>
+        <w:t>可以用这个模型为第二章设计HP锚点，我第二章的怪物有分裂岩浆怪（被杀死后会分裂3个粘液怪），熔岩坦克怪（血量高），自爆岩浆怪</w:t>
+      </w:r>
+    </w:p>
+    <w:p>
+      <w:pPr>
+        <w:pStyle w:val="6"/>
+        <w:keepNext w:val="0"/>
+        <w:keepLines w:val="0"/>
+        <w:widowControl/>
+        <w:suppressLineNumbers w:val="0"/>
+        <w:rPr>
+          <w:rFonts w:hint="default"/>
+          <w:lang w:val="en-US" w:eastAsia="zh-CN"/>
+        </w:rPr>
+      </w:pPr>
+      <w:r>
+        <w:rPr>
+          <w:rFonts w:hint="default"/>
+          <w:lang w:val="en-US" w:eastAsia="zh-CN"/>
+        </w:rPr>
+        <w:t>（被杀死后，死亡位置生成岩浆斑，会阻挡激光，持续5秒），熔岩炮手怪（远程怪，从屏幕上方入场移动到屏幕垂直约60%位置后停止，开</w:t>
+      </w:r>
+    </w:p>
+    <w:p>
+      <w:pPr>
+        <w:pStyle w:val="6"/>
+        <w:keepNext w:val="0"/>
+        <w:keepLines w:val="0"/>
+        <w:widowControl/>
+        <w:suppressLineNumbers w:val="0"/>
+        <w:rPr>
+          <w:rFonts w:hint="default"/>
+          <w:lang w:val="en-US" w:eastAsia="zh-CN"/>
+        </w:rPr>
+      </w:pPr>
+      <w:r>
+        <w:rPr>
+          <w:rFonts w:hint="default"/>
+          <w:lang w:val="en-US" w:eastAsia="zh-CN"/>
+        </w:rPr>
+        <w:t>始远程喷吐熔岩球攻击光棱塔和护盾），精英熔岩分裂者（被杀死后会分裂7个粘液怪），精英熔岩自爆者（被杀死后，死亡生成岩浆斑比普</w:t>
+      </w:r>
+    </w:p>
+    <w:p>
+      <w:pPr>
+        <w:pStyle w:val="6"/>
+        <w:keepNext w:val="0"/>
+        <w:keepLines w:val="0"/>
+        <w:widowControl/>
+        <w:suppressLineNumbers w:val="0"/>
+        <w:rPr>
+          <w:rFonts w:hint="default"/>
+          <w:lang w:val="en-US" w:eastAsia="zh-CN"/>
+        </w:rPr>
+      </w:pPr>
+      <w:r>
+        <w:rPr>
+          <w:rFonts w:hint="default"/>
+          <w:lang w:val="en-US" w:eastAsia="zh-CN"/>
+        </w:rPr>
+        <w:t>通自爆怪大3倍，持续10秒）。第二章BOSS：熔岩火山（外形像火山一样，技能1：汲取融合，召唤6只自爆怪向自己聚拢，每只被吸收的自爆</w:t>
+      </w:r>
+    </w:p>
+    <w:p>
+      <w:pPr>
+        <w:pStyle w:val="6"/>
+        <w:keepNext w:val="0"/>
+        <w:keepLines w:val="0"/>
+        <w:widowControl/>
+        <w:suppressLineNumbers w:val="0"/>
+        <w:rPr>
+          <w:rFonts w:hint="default"/>
+          <w:lang w:val="en-US" w:eastAsia="zh-CN"/>
+        </w:rPr>
+      </w:pPr>
+      <w:r>
+        <w:rPr>
+          <w:rFonts w:hint="default"/>
+          <w:lang w:val="en-US" w:eastAsia="zh-CN"/>
+        </w:rPr>
+        <w:t>怪回复BOSS 2000HP,并永久提升攻击力10%。冷却15秒，技能2：陨石喷发，从火山顶部喷射3颗陨石砸向光棱塔，单颗伤害</w:t>
+      </w:r>
+    </w:p>
+    <w:p>
+      <w:pPr>
+        <w:pStyle w:val="6"/>
+        <w:keepNext w:val="0"/>
+        <w:keepLines w:val="0"/>
+        <w:widowControl/>
+        <w:suppressLineNumbers w:val="0"/>
+        <w:rPr>
+          <w:rFonts w:hint="default"/>
+          <w:lang w:val="en-US" w:eastAsia="zh-CN"/>
+        </w:rPr>
+      </w:pPr>
+      <w:r>
+        <w:rPr>
+          <w:rFonts w:hint="default"/>
+          <w:lang w:val="en-US" w:eastAsia="zh-CN"/>
+        </w:rPr>
+        <w:t>60，可被激光击落（HP=15）。冷却 12 秒。技能3：火山冲撞，闪红光获得霸体冲向塔。路径留下 5 秒岩浆隔离带。伤害 100。冷却 18</w:t>
+      </w:r>
+    </w:p>
+    <w:p>
+      <w:pPr>
+        <w:pStyle w:val="6"/>
+        <w:keepNext w:val="0"/>
+        <w:keepLines w:val="0"/>
+        <w:widowControl/>
+        <w:suppressLineNumbers w:val="0"/>
+        <w:rPr>
+          <w:rFonts w:hint="default"/>
+          <w:lang w:val="en-US" w:eastAsia="zh-CN"/>
+        </w:rPr>
+      </w:pPr>
+      <w:r>
+        <w:rPr>
+          <w:rFonts w:hint="default"/>
+          <w:lang w:val="en-US" w:eastAsia="zh-CN"/>
+        </w:rPr>
+        <w:t>秒。技能4：绝境碾压，物理角力，期间火山持续闪烁（呼吸感），每 2 秒从裂缝向两侧喷射 2 发小型火球（伤害</w:t>
+      </w:r>
+    </w:p>
+    <w:p>
+      <w:pPr>
+        <w:pStyle w:val="6"/>
+        <w:keepNext w:val="0"/>
+        <w:keepLines w:val="0"/>
+        <w:widowControl/>
+        <w:suppressLineNumbers w:val="0"/>
+        <w:rPr>
+          <w:rFonts w:hint="default"/>
+          <w:lang w:val="en-US" w:eastAsia="zh-CN"/>
+        </w:rPr>
+      </w:pPr>
+      <w:r>
+        <w:rPr>
+          <w:rFonts w:hint="default"/>
+          <w:lang w:val="en-US" w:eastAsia="zh-CN"/>
+        </w:rPr>
+        <w:t>25））。是否需要我把第三章怪物也列出给你，然后你一起接入第二章和第三章的怪物和BOSS相关功能？然后再写入这些怪物的血量和攻击</w:t>
+      </w:r>
+    </w:p>
+    <w:p>
+      <w:pPr>
+        <w:pStyle w:val="6"/>
+        <w:keepNext w:val="0"/>
+        <w:keepLines w:val="0"/>
+        <w:widowControl/>
+        <w:suppressLineNumbers w:val="0"/>
+        <w:rPr>
+          <w:rFonts w:hint="default"/>
+          <w:lang w:val="en-US" w:eastAsia="zh-CN"/>
+        </w:rPr>
+      </w:pPr>
+      <w:r>
+        <w:rPr>
+          <w:rFonts w:hint="default"/>
+          <w:lang w:val="en-US" w:eastAsia="zh-CN"/>
+        </w:rPr>
+        <w:t>伤害等？还有第二章和第三张的波次配置？</w:t>
+      </w:r>
+    </w:p>
+    <w:p>
+      <w:pPr>
+        <w:pStyle w:val="6"/>
+        <w:keepNext w:val="0"/>
+        <w:keepLines w:val="0"/>
+        <w:widowControl/>
+        <w:suppressLineNumbers w:val="0"/>
+        <w:rPr>
+          <w:rFonts w:hint="default"/>
+          <w:lang w:val="en-US" w:eastAsia="zh-CN"/>
+        </w:rPr>
+      </w:pPr>
+      <w:r>
+        <w:rPr>
+          <w:rFonts w:hint="default"/>
+          <w:lang w:val="en-US" w:eastAsia="zh-CN"/>
+        </w:rPr>
+        <w:t>还是你一个章节一个章节的接入？对了，我是对光与朽项目的第二章和第三张怪物与boss最终版策划案做了修改，文档还没有修改。以我给</w:t>
+      </w:r>
+    </w:p>
+    <w:p>
+      <w:pPr>
+        <w:pStyle w:val="6"/>
+        <w:keepNext w:val="0"/>
+        <w:keepLines w:val="0"/>
+        <w:widowControl/>
+        <w:suppressLineNumbers w:val="0"/>
+        <w:rPr>
+          <w:rFonts w:hint="default"/>
+          <w:lang w:val="en-US" w:eastAsia="zh-CN"/>
+        </w:rPr>
+      </w:pPr>
+      <w:r>
+        <w:rPr>
+          <w:rFonts w:hint="default"/>
+          <w:lang w:val="en-US" w:eastAsia="zh-CN"/>
+        </w:rPr>
+        <w:t>你描述的为准。最终接入到unity工程中的怪物和boss就是最终版的策划案，你最后需要生成相应的策划案。先回答我上面的问题，然后有什</w:t>
+      </w:r>
+    </w:p>
+    <w:p>
+      <w:pPr>
+        <w:pStyle w:val="6"/>
+        <w:keepNext w:val="0"/>
+        <w:keepLines w:val="0"/>
+        <w:widowControl/>
+        <w:suppressLineNumbers w:val="0"/>
+        <w:rPr>
+          <w:rFonts w:hint="default"/>
+          <w:lang w:val="en-US" w:eastAsia="zh-CN"/>
+        </w:rPr>
+      </w:pPr>
+      <w:r>
+        <w:rPr>
+          <w:rFonts w:hint="default"/>
+          <w:lang w:val="en-US" w:eastAsia="zh-CN"/>
+        </w:rPr>
+        <w:t>么不确定的地方先询问我，再继续开始制作。明确接下来的制作步骤，我们可以分步骤完成第二章和第三章怪物和boss的接入。</w:t>
+      </w:r>
+    </w:p>
+    <w:p>
+      <w:pPr>
+        <w:pStyle w:val="6"/>
+        <w:keepNext w:val="0"/>
+        <w:keepLines w:val="0"/>
+        <w:widowControl/>
+        <w:suppressLineNumbers w:val="0"/>
+        <w:rPr>
+          <w:rFonts w:hint="default"/>
+          <w:lang w:val="en-US" w:eastAsia="zh-CN"/>
+        </w:rPr>
+      </w:pPr>
+    </w:p>
+    <w:p>
+      <w:pPr>
+        <w:pStyle w:val="6"/>
+        <w:keepNext w:val="0"/>
+        <w:keepLines w:val="0"/>
+        <w:widowControl/>
+        <w:suppressLineNumbers w:val="0"/>
+        <w:rPr>
+          <w:rFonts w:hint="default"/>
+          <w:lang w:val="en-US" w:eastAsia="zh-CN"/>
+        </w:rPr>
+      </w:pPr>
+      <w:r>
+        <w:rPr>
+          <w:rFonts w:hint="default"/>
+          <w:lang w:val="en-US" w:eastAsia="zh-CN"/>
+        </w:rPr>
+        <w:t>先回答你的问题</w:t>
+      </w:r>
+    </w:p>
+    <w:p>
+      <w:pPr>
+        <w:pStyle w:val="6"/>
+        <w:keepNext w:val="0"/>
+        <w:keepLines w:val="0"/>
+        <w:widowControl/>
+        <w:suppressLineNumbers w:val="0"/>
+        <w:rPr>
+          <w:rFonts w:hint="default"/>
+          <w:lang w:val="en-US" w:eastAsia="zh-CN"/>
+        </w:rPr>
+      </w:pPr>
+    </w:p>
+    <w:p>
+      <w:pPr>
+        <w:pStyle w:val="6"/>
+        <w:keepNext w:val="0"/>
+        <w:keepLines w:val="0"/>
+        <w:widowControl/>
+        <w:suppressLineNumbers w:val="0"/>
+        <w:rPr>
+          <w:rFonts w:hint="default"/>
+          <w:lang w:val="en-US" w:eastAsia="zh-CN"/>
+        </w:rPr>
+      </w:pPr>
+      <w:r>
+        <w:rPr>
+          <w:rFonts w:hint="default"/>
+          <w:lang w:val="en-US" w:eastAsia="zh-CN"/>
+        </w:rPr>
+        <w:t xml:space="preserve">  建议：先拿到第三章怪物描述，但分章节实现。</w:t>
+      </w:r>
+    </w:p>
+    <w:p>
+      <w:pPr>
+        <w:pStyle w:val="6"/>
+        <w:keepNext w:val="0"/>
+        <w:keepLines w:val="0"/>
+        <w:widowControl/>
+        <w:suppressLineNumbers w:val="0"/>
+        <w:rPr>
+          <w:rFonts w:hint="default"/>
+          <w:lang w:val="en-US" w:eastAsia="zh-CN"/>
+        </w:rPr>
+      </w:pPr>
+    </w:p>
+    <w:p>
+      <w:pPr>
+        <w:pStyle w:val="6"/>
+        <w:keepNext w:val="0"/>
+        <w:keepLines w:val="0"/>
+        <w:widowControl/>
+        <w:suppressLineNumbers w:val="0"/>
+        <w:rPr>
+          <w:rFonts w:hint="default"/>
+          <w:lang w:val="en-US" w:eastAsia="zh-CN"/>
+        </w:rPr>
+      </w:pPr>
+      <w:r>
+        <w:rPr>
+          <w:rFonts w:hint="default"/>
+          <w:lang w:val="en-US" w:eastAsia="zh-CN"/>
+        </w:rPr>
+        <w:t xml:space="preserve">  理由：</w:t>
+      </w:r>
+    </w:p>
+    <w:p>
+      <w:pPr>
+        <w:pStyle w:val="6"/>
+        <w:keepNext w:val="0"/>
+        <w:keepLines w:val="0"/>
+        <w:widowControl/>
+        <w:suppressLineNumbers w:val="0"/>
+        <w:rPr>
+          <w:rFonts w:hint="default"/>
+          <w:lang w:val="en-US" w:eastAsia="zh-CN"/>
+        </w:rPr>
+      </w:pPr>
+      <w:r>
+        <w:rPr>
+          <w:rFonts w:hint="default"/>
+          <w:lang w:val="en-US" w:eastAsia="zh-CN"/>
+        </w:rPr>
+        <w:t xml:space="preserve">  - HP锚点设计必须看三章全貌。若不知道第三章怪物强度，第二章的HP可能定得过高，第三章就没有提升空间了。这个阶段只需要你描述，</w:t>
+      </w:r>
+    </w:p>
+    <w:p>
+      <w:pPr>
+        <w:pStyle w:val="6"/>
+        <w:keepNext w:val="0"/>
+        <w:keepLines w:val="0"/>
+        <w:widowControl/>
+        <w:suppressLineNumbers w:val="0"/>
+        <w:rPr>
+          <w:rFonts w:hint="default"/>
+          <w:lang w:val="en-US" w:eastAsia="zh-CN"/>
+        </w:rPr>
+      </w:pPr>
+      <w:r>
+        <w:rPr>
+          <w:rFonts w:hint="default"/>
+          <w:lang w:val="en-US" w:eastAsia="zh-CN"/>
+        </w:rPr>
+        <w:t xml:space="preserve">  不需要实现。</w:t>
+      </w:r>
+    </w:p>
+    <w:p>
+      <w:pPr>
+        <w:pStyle w:val="6"/>
+        <w:keepNext w:val="0"/>
+        <w:keepLines w:val="0"/>
+        <w:widowControl/>
+        <w:suppressLineNumbers w:val="0"/>
+        <w:rPr>
+          <w:rFonts w:hint="default"/>
+          <w:lang w:val="en-US" w:eastAsia="zh-CN"/>
+        </w:rPr>
+      </w:pPr>
+      <w:r>
+        <w:rPr>
+          <w:rFonts w:hint="default"/>
+          <w:lang w:val="en-US" w:eastAsia="zh-CN"/>
+        </w:rPr>
+        <w:t xml:space="preserve">  - 分章节实现是必要的。第二章有多个全新系统（岩浆斑阻挡激光、远程怪、分裂怪），每一个都是独立的技术风险。必须做完第二章并测</w:t>
+      </w:r>
+    </w:p>
+    <w:p>
+      <w:pPr>
+        <w:pStyle w:val="6"/>
+        <w:keepNext w:val="0"/>
+        <w:keepLines w:val="0"/>
+        <w:widowControl/>
+        <w:suppressLineNumbers w:val="0"/>
+        <w:rPr>
+          <w:rFonts w:hint="default"/>
+          <w:lang w:val="en-US" w:eastAsia="zh-CN"/>
+        </w:rPr>
+      </w:pPr>
+      <w:r>
+        <w:rPr>
+          <w:rFonts w:hint="default"/>
+          <w:lang w:val="en-US" w:eastAsia="zh-CN"/>
+        </w:rPr>
+        <w:t xml:space="preserve">  试验证后，再动第三章代码。</w:t>
+      </w:r>
+    </w:p>
+    <w:p>
+      <w:pPr>
+        <w:pStyle w:val="6"/>
+        <w:keepNext w:val="0"/>
+        <w:keepLines w:val="0"/>
+        <w:widowControl/>
+        <w:suppressLineNumbers w:val="0"/>
+        <w:rPr>
+          <w:rFonts w:hint="default"/>
+          <w:lang w:val="en-US" w:eastAsia="zh-CN"/>
+        </w:rPr>
+      </w:pPr>
+    </w:p>
+    <w:p>
+      <w:pPr>
+        <w:pStyle w:val="6"/>
+        <w:keepNext w:val="0"/>
+        <w:keepLines w:val="0"/>
+        <w:widowControl/>
+        <w:suppressLineNumbers w:val="0"/>
+        <w:rPr>
+          <w:rFonts w:hint="default"/>
+          <w:lang w:val="en-US" w:eastAsia="zh-CN"/>
+        </w:rPr>
+      </w:pPr>
+      <w:r>
+        <w:rPr>
+          <w:rFonts w:hint="default"/>
+          <w:lang w:val="en-US" w:eastAsia="zh-CN"/>
+        </w:rPr>
+        <w:t xml:space="preserve">  所以：你现在把第三章怪物描述告诉我（我只用来设计HP锚点），然后我们从第二章代码开始实现。</w:t>
+      </w:r>
+    </w:p>
+    <w:p>
+      <w:pPr>
+        <w:pStyle w:val="6"/>
+        <w:keepNext w:val="0"/>
+        <w:keepLines w:val="0"/>
+        <w:widowControl/>
+        <w:suppressLineNumbers w:val="0"/>
+        <w:rPr>
+          <w:rFonts w:hint="default"/>
+          <w:lang w:val="en-US" w:eastAsia="zh-CN"/>
+        </w:rPr>
+      </w:pPr>
+    </w:p>
+    <w:p>
+      <w:pPr>
+        <w:pStyle w:val="6"/>
+        <w:keepNext w:val="0"/>
+        <w:keepLines w:val="0"/>
+        <w:widowControl/>
+        <w:suppressLineNumbers w:val="0"/>
+        <w:rPr>
+          <w:rFonts w:hint="default"/>
+          <w:lang w:val="en-US" w:eastAsia="zh-CN"/>
+        </w:rPr>
+      </w:pPr>
+      <w:r>
+        <w:rPr>
+          <w:rFonts w:hint="default"/>
+          <w:lang w:val="en-US" w:eastAsia="zh-CN"/>
+        </w:rPr>
+        <w:t xml:space="preserve">  ---</w:t>
+      </w:r>
+    </w:p>
+    <w:p>
+      <w:pPr>
+        <w:pStyle w:val="6"/>
+        <w:keepNext w:val="0"/>
+        <w:keepLines w:val="0"/>
+        <w:widowControl/>
+        <w:suppressLineNumbers w:val="0"/>
+        <w:rPr>
+          <w:rFonts w:hint="default"/>
+          <w:lang w:val="en-US" w:eastAsia="zh-CN"/>
+        </w:rPr>
+      </w:pPr>
+      <w:r>
+        <w:rPr>
+          <w:rFonts w:hint="default"/>
+          <w:lang w:val="en-US" w:eastAsia="zh-CN"/>
+        </w:rPr>
+        <w:t xml:space="preserve">  在开始前，我有以下问题需要你确认</w:t>
+      </w:r>
+    </w:p>
+    <w:p>
+      <w:pPr>
+        <w:pStyle w:val="6"/>
+        <w:keepNext w:val="0"/>
+        <w:keepLines w:val="0"/>
+        <w:widowControl/>
+        <w:suppressLineNumbers w:val="0"/>
+        <w:rPr>
+          <w:rFonts w:hint="default"/>
+          <w:lang w:val="en-US" w:eastAsia="zh-CN"/>
+        </w:rPr>
+      </w:pPr>
+    </w:p>
+    <w:p>
+      <w:pPr>
+        <w:pStyle w:val="6"/>
+        <w:keepNext w:val="0"/>
+        <w:keepLines w:val="0"/>
+        <w:widowControl/>
+        <w:suppressLineNumbers w:val="0"/>
+        <w:rPr>
+          <w:rFonts w:hint="default"/>
+          <w:lang w:val="en-US" w:eastAsia="zh-CN"/>
+        </w:rPr>
+      </w:pPr>
+      <w:r>
+        <w:rPr>
+          <w:rFonts w:hint="default"/>
+          <w:lang w:val="en-US" w:eastAsia="zh-CN"/>
+        </w:rPr>
+        <w:t xml:space="preserve">  这些都是会直接影响技术实现方案的问题，搞清楚才能避免返工：</w:t>
+      </w:r>
+    </w:p>
+    <w:p>
+      <w:pPr>
+        <w:pStyle w:val="6"/>
+        <w:keepNext w:val="0"/>
+        <w:keepLines w:val="0"/>
+        <w:widowControl/>
+        <w:suppressLineNumbers w:val="0"/>
+        <w:rPr>
+          <w:rFonts w:hint="default"/>
+          <w:lang w:val="en-US" w:eastAsia="zh-CN"/>
+        </w:rPr>
+      </w:pPr>
+    </w:p>
+    <w:p>
+      <w:pPr>
+        <w:pStyle w:val="6"/>
+        <w:keepNext w:val="0"/>
+        <w:keepLines w:val="0"/>
+        <w:widowControl/>
+        <w:suppressLineNumbers w:val="0"/>
+        <w:rPr>
+          <w:rFonts w:hint="default"/>
+          <w:lang w:val="en-US" w:eastAsia="zh-CN"/>
+        </w:rPr>
+      </w:pPr>
+      <w:r>
+        <w:rPr>
+          <w:rFonts w:hint="default"/>
+          <w:lang w:val="en-US" w:eastAsia="zh-CN"/>
+        </w:rPr>
+        <w:t xml:space="preserve">  【新机制类】</w:t>
+      </w:r>
+    </w:p>
+    <w:p>
+      <w:pPr>
+        <w:pStyle w:val="6"/>
+        <w:keepNext w:val="0"/>
+        <w:keepLines w:val="0"/>
+        <w:widowControl/>
+        <w:suppressLineNumbers w:val="0"/>
+        <w:rPr>
+          <w:rFonts w:hint="default"/>
+          <w:lang w:val="en-US" w:eastAsia="zh-CN"/>
+        </w:rPr>
+      </w:pPr>
+    </w:p>
+    <w:p>
+      <w:pPr>
+        <w:pStyle w:val="6"/>
+        <w:keepNext w:val="0"/>
+        <w:keepLines w:val="0"/>
+        <w:widowControl/>
+        <w:suppressLineNumbers w:val="0"/>
+        <w:rPr>
+          <w:rFonts w:hint="default"/>
+          <w:lang w:val="en-US" w:eastAsia="zh-CN"/>
+        </w:rPr>
+      </w:pPr>
+      <w:r>
+        <w:rPr>
+          <w:rFonts w:hint="default"/>
+          <w:lang w:val="en-US" w:eastAsia="zh-CN"/>
+        </w:rPr>
+        <w:t xml:space="preserve">  1. 岩浆斑（自爆怪死亡后）阻挡激光 — 这是最复杂的新系统。具体行为是：</w:t>
+      </w:r>
+    </w:p>
+    <w:p>
+      <w:pPr>
+        <w:pStyle w:val="6"/>
+        <w:keepNext w:val="0"/>
+        <w:keepLines w:val="0"/>
+        <w:widowControl/>
+        <w:suppressLineNumbers w:val="0"/>
+        <w:rPr>
+          <w:rFonts w:hint="default"/>
+          <w:lang w:val="en-US" w:eastAsia="zh-CN"/>
+        </w:rPr>
+      </w:pPr>
+      <w:r>
+        <w:rPr>
+          <w:rFonts w:hint="default"/>
+          <w:lang w:val="en-US" w:eastAsia="zh-CN"/>
+        </w:rPr>
+        <w:t xml:space="preserve">    - 激光射到岩浆斑立即中止（完全阻断），还是穿过但减少伤害？</w:t>
+      </w:r>
+    </w:p>
+    <w:p>
+      <w:pPr>
+        <w:pStyle w:val="6"/>
+        <w:keepNext w:val="0"/>
+        <w:keepLines w:val="0"/>
+        <w:widowControl/>
+        <w:suppressLineNumbers w:val="0"/>
+        <w:rPr>
+          <w:rFonts w:hint="default"/>
+          <w:lang w:val="en-US" w:eastAsia="zh-CN"/>
+        </w:rPr>
+      </w:pPr>
+      <w:r>
+        <w:rPr>
+          <w:rFonts w:hint="default"/>
+          <w:lang w:val="en-US" w:eastAsia="zh-CN"/>
+        </w:rPr>
+        <w:t xml:space="preserve">    - 岩浆斑是有固定面积（圆形半径？），还是随机大小？</w:t>
+      </w:r>
+    </w:p>
+    <w:p>
+      <w:pPr>
+        <w:pStyle w:val="6"/>
+        <w:keepNext w:val="0"/>
+        <w:keepLines w:val="0"/>
+        <w:widowControl/>
+        <w:suppressLineNumbers w:val="0"/>
+        <w:rPr>
+          <w:rFonts w:hint="default"/>
+          <w:lang w:val="en-US" w:eastAsia="zh-CN"/>
+        </w:rPr>
+      </w:pPr>
+      <w:r>
+        <w:rPr>
+          <w:rFonts w:hint="default"/>
+          <w:lang w:val="en-US" w:eastAsia="zh-CN"/>
+        </w:rPr>
+        <w:t xml:space="preserve">    - 玩家可以反应性地"绕开"岩浆斑吗？（塔固定不动，激光角度固定，那岩浆斑在激光路径上就必然阻断？）</w:t>
+      </w:r>
+    </w:p>
+    <w:p>
+      <w:pPr>
+        <w:pStyle w:val="6"/>
+        <w:keepNext w:val="0"/>
+        <w:keepLines w:val="0"/>
+        <w:widowControl/>
+        <w:suppressLineNumbers w:val="0"/>
+        <w:rPr>
+          <w:rFonts w:hint="default"/>
+          <w:lang w:val="en-US" w:eastAsia="zh-CN"/>
+        </w:rPr>
+      </w:pPr>
+      <w:r>
+        <w:rPr>
+          <w:rFonts w:hint="default"/>
+          <w:lang w:val="en-US" w:eastAsia="zh-CN"/>
+        </w:rPr>
+        <w:t xml:space="preserve">  2. 熔岩炮手怪 — 进场停在60%位置后：</w:t>
+      </w:r>
+    </w:p>
+    <w:p>
+      <w:pPr>
+        <w:pStyle w:val="6"/>
+        <w:keepNext w:val="0"/>
+        <w:keepLines w:val="0"/>
+        <w:widowControl/>
+        <w:suppressLineNumbers w:val="0"/>
+        <w:rPr>
+          <w:rFonts w:hint="default"/>
+          <w:lang w:val="en-US" w:eastAsia="zh-CN"/>
+        </w:rPr>
+      </w:pPr>
+      <w:r>
+        <w:rPr>
+          <w:rFonts w:hint="default"/>
+          <w:lang w:val="en-US" w:eastAsia="zh-CN"/>
+        </w:rPr>
+        <w:t xml:space="preserve">    - 熔岩球飞行速度、伤害值（你写了技能里没有基础攻击数据，怪物的普通攻击伤害是多少）？</w:t>
+      </w:r>
+    </w:p>
+    <w:p>
+      <w:pPr>
+        <w:pStyle w:val="6"/>
+        <w:keepNext w:val="0"/>
+        <w:keepLines w:val="0"/>
+        <w:widowControl/>
+        <w:suppressLineNumbers w:val="0"/>
+        <w:rPr>
+          <w:rFonts w:hint="default"/>
+          <w:lang w:val="en-US" w:eastAsia="zh-CN"/>
+        </w:rPr>
+      </w:pPr>
+      <w:r>
+        <w:rPr>
+          <w:rFonts w:hint="default"/>
+          <w:lang w:val="en-US" w:eastAsia="zh-CN"/>
+        </w:rPr>
+        <w:t xml:space="preserve">    - 熔岩球能被激光打掉吗（类似第一章Boss的陨石有HP=15的设定，炮手的熔岩球呢）？</w:t>
+      </w:r>
+    </w:p>
+    <w:p>
+      <w:pPr>
+        <w:pStyle w:val="6"/>
+        <w:keepNext w:val="0"/>
+        <w:keepLines w:val="0"/>
+        <w:widowControl/>
+        <w:suppressLineNumbers w:val="0"/>
+        <w:rPr>
+          <w:rFonts w:hint="default"/>
+          <w:lang w:val="en-US" w:eastAsia="zh-CN"/>
+        </w:rPr>
+      </w:pPr>
+      <w:r>
+        <w:rPr>
+          <w:rFonts w:hint="default"/>
+          <w:lang w:val="en-US" w:eastAsia="zh-CN"/>
+        </w:rPr>
+        <w:t xml:space="preserve">    - 停止后是否永久静止直到被杀？还是会定时移动？</w:t>
+      </w:r>
+    </w:p>
+    <w:p>
+      <w:pPr>
+        <w:pStyle w:val="6"/>
+        <w:keepNext w:val="0"/>
+        <w:keepLines w:val="0"/>
+        <w:widowControl/>
+        <w:suppressLineNumbers w:val="0"/>
+        <w:rPr>
+          <w:rFonts w:hint="default"/>
+          <w:lang w:val="en-US" w:eastAsia="zh-CN"/>
+        </w:rPr>
+      </w:pPr>
+      <w:r>
+        <w:rPr>
+          <w:rFonts w:hint="default"/>
+          <w:lang w:val="en-US" w:eastAsia="zh-CN"/>
+        </w:rPr>
+        <w:t xml:space="preserve">  3. 分裂机制 — 分裂出的粘液怪：</w:t>
+      </w:r>
+    </w:p>
+    <w:p>
+      <w:pPr>
+        <w:pStyle w:val="6"/>
+        <w:keepNext w:val="0"/>
+        <w:keepLines w:val="0"/>
+        <w:widowControl/>
+        <w:suppressLineNumbers w:val="0"/>
+        <w:rPr>
+          <w:rFonts w:hint="default"/>
+          <w:lang w:val="en-US" w:eastAsia="zh-CN"/>
+        </w:rPr>
+      </w:pPr>
+      <w:r>
+        <w:rPr>
+          <w:rFonts w:hint="default"/>
+          <w:lang w:val="en-US" w:eastAsia="zh-CN"/>
+        </w:rPr>
+        <w:t xml:space="preserve">    - 和第一章的Slime数据相同（同HP同伤害），还是需要"弱化版"（比如HP减半）？</w:t>
+      </w:r>
+    </w:p>
+    <w:p>
+      <w:pPr>
+        <w:pStyle w:val="6"/>
+        <w:keepNext w:val="0"/>
+        <w:keepLines w:val="0"/>
+        <w:widowControl/>
+        <w:suppressLineNumbers w:val="0"/>
+        <w:rPr>
+          <w:rFonts w:hint="default"/>
+          <w:lang w:val="en-US" w:eastAsia="zh-CN"/>
+        </w:rPr>
+      </w:pPr>
+      <w:r>
+        <w:rPr>
+          <w:rFonts w:hint="default"/>
+          <w:lang w:val="en-US" w:eastAsia="zh-CN"/>
+        </w:rPr>
+        <w:t xml:space="preserve">    - 精英分裂者分裂的7只同上问题？</w:t>
+      </w:r>
+    </w:p>
+    <w:p>
+      <w:pPr>
+        <w:pStyle w:val="6"/>
+        <w:keepNext w:val="0"/>
+        <w:keepLines w:val="0"/>
+        <w:widowControl/>
+        <w:suppressLineNumbers w:val="0"/>
+        <w:rPr>
+          <w:rFonts w:hint="default"/>
+          <w:lang w:val="en-US" w:eastAsia="zh-CN"/>
+        </w:rPr>
+      </w:pPr>
+    </w:p>
+    <w:p>
+      <w:pPr>
+        <w:pStyle w:val="6"/>
+        <w:keepNext w:val="0"/>
+        <w:keepLines w:val="0"/>
+        <w:widowControl/>
+        <w:suppressLineNumbers w:val="0"/>
+        <w:rPr>
+          <w:rFonts w:hint="default"/>
+          <w:lang w:val="en-US" w:eastAsia="zh-CN"/>
+        </w:rPr>
+      </w:pPr>
+      <w:r>
+        <w:rPr>
+          <w:rFonts w:hint="default"/>
+          <w:lang w:val="en-US" w:eastAsia="zh-CN"/>
+        </w:rPr>
+        <w:t xml:space="preserve">  【Boss类】</w:t>
+      </w:r>
+    </w:p>
+    <w:p>
+      <w:pPr>
+        <w:pStyle w:val="6"/>
+        <w:keepNext w:val="0"/>
+        <w:keepLines w:val="0"/>
+        <w:widowControl/>
+        <w:suppressLineNumbers w:val="0"/>
+        <w:rPr>
+          <w:rFonts w:hint="default"/>
+          <w:lang w:val="en-US" w:eastAsia="zh-CN"/>
+        </w:rPr>
+      </w:pPr>
+    </w:p>
+    <w:p>
+      <w:pPr>
+        <w:pStyle w:val="6"/>
+        <w:keepNext w:val="0"/>
+        <w:keepLines w:val="0"/>
+        <w:widowControl/>
+        <w:suppressLineNumbers w:val="0"/>
+        <w:rPr>
+          <w:rFonts w:hint="default"/>
+          <w:lang w:val="en-US" w:eastAsia="zh-CN"/>
+        </w:rPr>
+      </w:pPr>
+      <w:r>
+        <w:rPr>
+          <w:rFonts w:hint="default"/>
+          <w:lang w:val="en-US" w:eastAsia="zh-CN"/>
+        </w:rPr>
+        <w:t xml:space="preserve">  4. 技能4（绝境碾压）触发条件 — 什么情况下触发？</w:t>
+      </w:r>
+    </w:p>
+    <w:p>
+      <w:pPr>
+        <w:pStyle w:val="6"/>
+        <w:keepNext w:val="0"/>
+        <w:keepLines w:val="0"/>
+        <w:widowControl/>
+        <w:suppressLineNumbers w:val="0"/>
+        <w:rPr>
+          <w:rFonts w:hint="default"/>
+          <w:lang w:val="en-US" w:eastAsia="zh-CN"/>
+        </w:rPr>
+      </w:pPr>
+      <w:r>
+        <w:rPr>
+          <w:rFonts w:hint="default"/>
+          <w:lang w:val="en-US" w:eastAsia="zh-CN"/>
+        </w:rPr>
+        <w:t xml:space="preserve">    - HP低于某个阈值（比如30%）自动进入？</w:t>
+      </w:r>
+    </w:p>
+    <w:p>
+      <w:pPr>
+        <w:pStyle w:val="6"/>
+        <w:keepNext w:val="0"/>
+        <w:keepLines w:val="0"/>
+        <w:widowControl/>
+        <w:suppressLineNumbers w:val="0"/>
+        <w:rPr>
+          <w:rFonts w:hint="default"/>
+          <w:lang w:val="en-US" w:eastAsia="zh-CN"/>
+        </w:rPr>
+      </w:pPr>
+      <w:r>
+        <w:rPr>
+          <w:rFonts w:hint="default"/>
+          <w:lang w:val="en-US" w:eastAsia="zh-CN"/>
+        </w:rPr>
+        <w:t xml:space="preserve">    - 还是随机CD？</w:t>
+      </w:r>
+    </w:p>
+    <w:p>
+      <w:pPr>
+        <w:pStyle w:val="6"/>
+        <w:keepNext w:val="0"/>
+        <w:keepLines w:val="0"/>
+        <w:widowControl/>
+        <w:suppressLineNumbers w:val="0"/>
+        <w:rPr>
+          <w:rFonts w:hint="default"/>
+          <w:lang w:val="en-US" w:eastAsia="zh-CN"/>
+        </w:rPr>
+      </w:pPr>
+      <w:r>
+        <w:rPr>
+          <w:rFonts w:hint="default"/>
+          <w:lang w:val="en-US" w:eastAsia="zh-CN"/>
+        </w:rPr>
+        <w:t xml:space="preserve">    - 期间Boss本体是否可以被激光正常攻击和推退？</w:t>
+      </w:r>
+    </w:p>
+    <w:p>
+      <w:pPr>
+        <w:pStyle w:val="6"/>
+        <w:keepNext w:val="0"/>
+        <w:keepLines w:val="0"/>
+        <w:widowControl/>
+        <w:suppressLineNumbers w:val="0"/>
+        <w:rPr>
+          <w:rFonts w:hint="default"/>
+          <w:lang w:val="en-US" w:eastAsia="zh-CN"/>
+        </w:rPr>
+      </w:pPr>
+      <w:r>
+        <w:rPr>
+          <w:rFonts w:hint="default"/>
+          <w:lang w:val="en-US" w:eastAsia="zh-CN"/>
+        </w:rPr>
+        <w:t xml:space="preserve">  5. 技能1（汲取融合）的平衡问题 — 召唤6只自爆怪，每只吸收回复2000 HP：</w:t>
+      </w:r>
+    </w:p>
+    <w:p>
+      <w:pPr>
+        <w:pStyle w:val="6"/>
+        <w:keepNext w:val="0"/>
+        <w:keepLines w:val="0"/>
+        <w:widowControl/>
+        <w:suppressLineNumbers w:val="0"/>
+        <w:rPr>
+          <w:rFonts w:hint="default"/>
+          <w:lang w:val="en-US" w:eastAsia="zh-CN"/>
+        </w:rPr>
+      </w:pPr>
+      <w:r>
+        <w:rPr>
+          <w:rFonts w:hint="default"/>
+          <w:lang w:val="en-US" w:eastAsia="zh-CN"/>
+        </w:rPr>
+        <w:t xml:space="preserve">    - 理论上若玩家全没打掉，Boss可以回复12,000 HP + 攻击力永久+60%。这是设计意图吗？还是有吸收上限？</w:t>
+      </w:r>
+    </w:p>
+    <w:p>
+      <w:pPr>
+        <w:pStyle w:val="6"/>
+        <w:keepNext w:val="0"/>
+        <w:keepLines w:val="0"/>
+        <w:widowControl/>
+        <w:suppressLineNumbers w:val="0"/>
+        <w:rPr>
+          <w:rFonts w:hint="default"/>
+          <w:lang w:val="en-US" w:eastAsia="zh-CN"/>
+        </w:rPr>
+      </w:pPr>
+      <w:r>
+        <w:rPr>
+          <w:rFonts w:hint="default"/>
+          <w:lang w:val="en-US" w:eastAsia="zh-CN"/>
+        </w:rPr>
+        <w:t xml:space="preserve">    - 召唤的自爆怪死亡后是否也会在Boss身边产生岩浆斑？（若是，Boss周围全是岩浆，激光全被阻断——这是你要的效果吗？）</w:t>
+      </w:r>
+    </w:p>
+    <w:p>
+      <w:pPr>
+        <w:pStyle w:val="6"/>
+        <w:keepNext w:val="0"/>
+        <w:keepLines w:val="0"/>
+        <w:widowControl/>
+        <w:suppressLineNumbers w:val="0"/>
+        <w:rPr>
+          <w:rFonts w:hint="default"/>
+          <w:lang w:val="en-US" w:eastAsia="zh-CN"/>
+        </w:rPr>
+      </w:pPr>
+    </w:p>
+    <w:p>
+      <w:pPr>
+        <w:pStyle w:val="6"/>
+        <w:keepNext w:val="0"/>
+        <w:keepLines w:val="0"/>
+        <w:widowControl/>
+        <w:suppressLineNumbers w:val="0"/>
+        <w:rPr>
+          <w:rFonts w:hint="default"/>
+          <w:lang w:val="en-US" w:eastAsia="zh-CN"/>
+        </w:rPr>
+      </w:pPr>
+      <w:r>
+        <w:rPr>
+          <w:rFonts w:hint="default"/>
+          <w:lang w:val="en-US" w:eastAsia="zh-CN"/>
+        </w:rPr>
+        <w:t xml:space="preserve">  【数值与配置类】</w:t>
+      </w:r>
+    </w:p>
+    <w:p>
+      <w:pPr>
+        <w:pStyle w:val="6"/>
+        <w:keepNext w:val="0"/>
+        <w:keepLines w:val="0"/>
+        <w:widowControl/>
+        <w:suppressLineNumbers w:val="0"/>
+        <w:rPr>
+          <w:rFonts w:hint="default"/>
+          <w:lang w:val="en-US" w:eastAsia="zh-CN"/>
+        </w:rPr>
+      </w:pPr>
+    </w:p>
+    <w:p>
+      <w:pPr>
+        <w:pStyle w:val="6"/>
+        <w:keepNext w:val="0"/>
+        <w:keepLines w:val="0"/>
+        <w:widowControl/>
+        <w:suppressLineNumbers w:val="0"/>
+        <w:rPr>
+          <w:rFonts w:hint="default"/>
+          <w:lang w:val="en-US" w:eastAsia="zh-CN"/>
+        </w:rPr>
+      </w:pPr>
+      <w:r>
+        <w:rPr>
+          <w:rFonts w:hint="default"/>
+          <w:lang w:val="en-US" w:eastAsia="zh-CN"/>
+        </w:rPr>
+        <w:t xml:space="preserve">  6. 第二章目标胜率 — 你希望第二章比第一章更难吗？</w:t>
+      </w:r>
+    </w:p>
+    <w:p>
+      <w:pPr>
+        <w:pStyle w:val="6"/>
+        <w:keepNext w:val="0"/>
+        <w:keepLines w:val="0"/>
+        <w:widowControl/>
+        <w:suppressLineNumbers w:val="0"/>
+        <w:rPr>
+          <w:rFonts w:hint="default"/>
+          <w:lang w:val="en-US" w:eastAsia="zh-CN"/>
+        </w:rPr>
+      </w:pPr>
+      <w:r>
+        <w:rPr>
+          <w:rFonts w:hint="default"/>
+          <w:lang w:val="en-US" w:eastAsia="zh-CN"/>
+        </w:rPr>
+        <w:t xml:space="preserve">    - 和第一章一样80%？还是略难（70%）？</w:t>
+      </w:r>
+    </w:p>
+    <w:p>
+      <w:pPr>
+        <w:pStyle w:val="6"/>
+        <w:keepNext w:val="0"/>
+        <w:keepLines w:val="0"/>
+        <w:widowControl/>
+        <w:suppressLineNumbers w:val="0"/>
+        <w:rPr>
+          <w:rFonts w:hint="default"/>
+          <w:lang w:val="en-US" w:eastAsia="zh-CN"/>
+        </w:rPr>
+      </w:pPr>
+      <w:r>
+        <w:rPr>
+          <w:rFonts w:hint="default"/>
+          <w:lang w:val="en-US" w:eastAsia="zh-CN"/>
+        </w:rPr>
+        <w:t xml:space="preserve">  7. 第二章是否也是10波次？ Boss在第10波？</w:t>
+      </w:r>
+    </w:p>
+    <w:p>
+      <w:pPr>
+        <w:pStyle w:val="6"/>
+        <w:keepNext w:val="0"/>
+        <w:keepLines w:val="0"/>
+        <w:widowControl/>
+        <w:suppressLineNumbers w:val="0"/>
+        <w:rPr>
+          <w:rFonts w:hint="default"/>
+          <w:lang w:val="en-US" w:eastAsia="zh-CN"/>
+        </w:rPr>
+      </w:pPr>
+      <w:r>
+        <w:rPr>
+          <w:rFonts w:hint="default"/>
+          <w:lang w:val="en-US" w:eastAsia="zh-CN"/>
+        </w:rPr>
+        <w:t xml:space="preserve">  8. 怪物的接触伤害值 — 第一章普通怪接触伤害都是25。第二章怪物的接触伤害是否整体提升（比如普通怪30-40，精英怪60-80）？</w:t>
+      </w:r>
+    </w:p>
+    <w:p>
+      <w:pPr>
+        <w:pStyle w:val="6"/>
+        <w:keepNext w:val="0"/>
+        <w:keepLines w:val="0"/>
+        <w:widowControl/>
+        <w:suppressLineNumbers w:val="0"/>
+        <w:rPr>
+          <w:rFonts w:hint="default"/>
+          <w:lang w:val="en-US" w:eastAsia="zh-CN"/>
+        </w:rPr>
+      </w:pPr>
+    </w:p>
+    <w:p>
+      <w:pPr>
+        <w:pStyle w:val="6"/>
+        <w:keepNext w:val="0"/>
+        <w:keepLines w:val="0"/>
+        <w:widowControl/>
+        <w:suppressLineNumbers w:val="0"/>
+        <w:rPr>
+          <w:rFonts w:hint="default"/>
+          <w:lang w:val="en-US" w:eastAsia="zh-CN"/>
+        </w:rPr>
+      </w:pPr>
+      <w:r>
+        <w:rPr>
+          <w:rFonts w:hint="default"/>
+          <w:lang w:val="en-US" w:eastAsia="zh-CN"/>
+        </w:rPr>
+        <w:t xml:space="preserve">  ---</w:t>
+      </w:r>
+    </w:p>
+    <w:p>
+      <w:pPr>
+        <w:pStyle w:val="6"/>
+        <w:keepNext w:val="0"/>
+        <w:keepLines w:val="0"/>
+        <w:widowControl/>
+        <w:suppressLineNumbers w:val="0"/>
+        <w:rPr>
+          <w:rFonts w:hint="default"/>
+          <w:lang w:val="en-US" w:eastAsia="zh-CN"/>
+        </w:rPr>
+      </w:pPr>
+      <w:r>
+        <w:rPr>
+          <w:rFonts w:hint="default"/>
+          <w:lang w:val="en-US" w:eastAsia="zh-CN"/>
+        </w:rPr>
+        <w:t xml:space="preserve">  明确接下来的制作步骤</w:t>
+      </w:r>
+    </w:p>
+    <w:p>
+      <w:pPr>
+        <w:pStyle w:val="6"/>
+        <w:keepNext w:val="0"/>
+        <w:keepLines w:val="0"/>
+        <w:widowControl/>
+        <w:suppressLineNumbers w:val="0"/>
+        <w:rPr>
+          <w:rFonts w:hint="default"/>
+          <w:lang w:val="en-US" w:eastAsia="zh-CN"/>
+        </w:rPr>
+      </w:pPr>
+    </w:p>
+    <w:p>
+      <w:pPr>
+        <w:pStyle w:val="6"/>
+        <w:keepNext w:val="0"/>
+        <w:keepLines w:val="0"/>
+        <w:widowControl/>
+        <w:suppressLineNumbers w:val="0"/>
+        <w:rPr>
+          <w:rFonts w:hint="default"/>
+          <w:lang w:val="en-US" w:eastAsia="zh-CN"/>
+        </w:rPr>
+      </w:pPr>
+      <w:r>
+        <w:rPr>
+          <w:rFonts w:hint="default"/>
+          <w:lang w:val="en-US" w:eastAsia="zh-CN"/>
+        </w:rPr>
+        <w:t xml:space="preserve">  你确认完上述问题，同时把第三章描述告诉我后，我们按以下顺序执行：</w:t>
+      </w:r>
+    </w:p>
+    <w:p>
+      <w:pPr>
+        <w:pStyle w:val="6"/>
+        <w:keepNext w:val="0"/>
+        <w:keepLines w:val="0"/>
+        <w:widowControl/>
+        <w:suppressLineNumbers w:val="0"/>
+        <w:rPr>
+          <w:rFonts w:hint="default"/>
+          <w:lang w:val="en-US" w:eastAsia="zh-CN"/>
+        </w:rPr>
+      </w:pPr>
+    </w:p>
+    <w:p>
+      <w:pPr>
+        <w:pStyle w:val="6"/>
+        <w:keepNext w:val="0"/>
+        <w:keepLines w:val="0"/>
+        <w:widowControl/>
+        <w:suppressLineNumbers w:val="0"/>
+        <w:rPr>
+          <w:rFonts w:hint="default"/>
+          <w:lang w:val="en-US" w:eastAsia="zh-CN"/>
+        </w:rPr>
+      </w:pPr>
+      <w:r>
+        <w:rPr>
+          <w:rFonts w:hint="default"/>
+          <w:lang w:val="en-US" w:eastAsia="zh-CN"/>
+        </w:rPr>
+        <w:t xml:space="preserve">  阶段0（设计）：用TTK模型计算第二/三章HP锚点 + 波次配置方案</w:t>
+      </w:r>
+    </w:p>
+    <w:p>
+      <w:pPr>
+        <w:pStyle w:val="6"/>
+        <w:keepNext w:val="0"/>
+        <w:keepLines w:val="0"/>
+        <w:widowControl/>
+        <w:suppressLineNumbers w:val="0"/>
+        <w:rPr>
+          <w:rFonts w:hint="default"/>
+          <w:lang w:val="en-US" w:eastAsia="zh-CN"/>
+        </w:rPr>
+      </w:pPr>
+      <w:r>
+        <w:rPr>
+          <w:rFonts w:hint="default"/>
+          <w:lang w:val="en-US" w:eastAsia="zh-CN"/>
+        </w:rPr>
+        <w:t xml:space="preserve">        ↓</w:t>
+      </w:r>
+    </w:p>
+    <w:p>
+      <w:pPr>
+        <w:pStyle w:val="6"/>
+        <w:keepNext w:val="0"/>
+        <w:keepLines w:val="0"/>
+        <w:widowControl/>
+        <w:suppressLineNumbers w:val="0"/>
+        <w:rPr>
+          <w:rFonts w:hint="default"/>
+          <w:lang w:val="en-US" w:eastAsia="zh-CN"/>
+        </w:rPr>
+      </w:pPr>
+      <w:r>
+        <w:rPr>
+          <w:rFonts w:hint="default"/>
+          <w:lang w:val="en-US" w:eastAsia="zh-CN"/>
+        </w:rPr>
+        <w:t xml:space="preserve">  阶段1（数据层）：创建第二章6种怪物的ScriptableObject配置文件</w:t>
+      </w:r>
+    </w:p>
+    <w:p>
+      <w:pPr>
+        <w:pStyle w:val="6"/>
+        <w:keepNext w:val="0"/>
+        <w:keepLines w:val="0"/>
+        <w:widowControl/>
+        <w:suppressLineNumbers w:val="0"/>
+        <w:rPr>
+          <w:rFonts w:hint="default"/>
+          <w:lang w:val="en-US" w:eastAsia="zh-CN"/>
+        </w:rPr>
+      </w:pPr>
+      <w:r>
+        <w:rPr>
+          <w:rFonts w:hint="default"/>
+          <w:lang w:val="en-US" w:eastAsia="zh-CN"/>
+        </w:rPr>
+        <w:t xml:space="preserve">        ↓</w:t>
+      </w:r>
+    </w:p>
+    <w:p>
+      <w:pPr>
+        <w:pStyle w:val="6"/>
+        <w:keepNext w:val="0"/>
+        <w:keepLines w:val="0"/>
+        <w:widowControl/>
+        <w:suppressLineNumbers w:val="0"/>
+        <w:rPr>
+          <w:rFonts w:hint="default"/>
+          <w:lang w:val="en-US" w:eastAsia="zh-CN"/>
+        </w:rPr>
+      </w:pPr>
+      <w:r>
+        <w:rPr>
+          <w:rFonts w:hint="default"/>
+          <w:lang w:val="en-US" w:eastAsia="zh-CN"/>
+        </w:rPr>
+        <w:t xml:space="preserve">  阶段2（核心新系统）：</w:t>
+      </w:r>
+    </w:p>
+    <w:p>
+      <w:pPr>
+        <w:pStyle w:val="6"/>
+        <w:keepNext w:val="0"/>
+        <w:keepLines w:val="0"/>
+        <w:widowControl/>
+        <w:suppressLineNumbers w:val="0"/>
+        <w:rPr>
+          <w:rFonts w:hint="default"/>
+          <w:lang w:val="en-US" w:eastAsia="zh-CN"/>
+        </w:rPr>
+      </w:pPr>
+      <w:r>
+        <w:rPr>
+          <w:rFonts w:hint="default"/>
+          <w:lang w:val="en-US" w:eastAsia="zh-CN"/>
+        </w:rPr>
+        <w:t xml:space="preserve">     2A. 岩浆斑系统（最高技术复杂度）</w:t>
+      </w:r>
+    </w:p>
+    <w:p>
+      <w:pPr>
+        <w:pStyle w:val="6"/>
+        <w:keepNext w:val="0"/>
+        <w:keepLines w:val="0"/>
+        <w:widowControl/>
+        <w:suppressLineNumbers w:val="0"/>
+        <w:rPr>
+          <w:rFonts w:hint="default"/>
+          <w:lang w:val="en-US" w:eastAsia="zh-CN"/>
+        </w:rPr>
+      </w:pPr>
+      <w:r>
+        <w:rPr>
+          <w:rFonts w:hint="default"/>
+          <w:lang w:val="en-US" w:eastAsia="zh-CN"/>
+        </w:rPr>
+        <w:t xml:space="preserve">         - LavalPuddle物体 + 激光碰撞检测修改</w:t>
+      </w:r>
+    </w:p>
+    <w:p>
+      <w:pPr>
+        <w:pStyle w:val="6"/>
+        <w:keepNext w:val="0"/>
+        <w:keepLines w:val="0"/>
+        <w:widowControl/>
+        <w:suppressLineNumbers w:val="0"/>
+        <w:rPr>
+          <w:rFonts w:hint="default"/>
+          <w:lang w:val="en-US" w:eastAsia="zh-CN"/>
+        </w:rPr>
+      </w:pPr>
+      <w:r>
+        <w:rPr>
+          <w:rFonts w:hint="default"/>
+          <w:lang w:val="en-US" w:eastAsia="zh-CN"/>
+        </w:rPr>
+        <w:t xml:space="preserve">     2B. 远程怪行为（熔岩炮手）</w:t>
+      </w:r>
+    </w:p>
+    <w:p>
+      <w:pPr>
+        <w:pStyle w:val="6"/>
+        <w:keepNext w:val="0"/>
+        <w:keepLines w:val="0"/>
+        <w:widowControl/>
+        <w:suppressLineNumbers w:val="0"/>
+        <w:rPr>
+          <w:rFonts w:hint="default"/>
+          <w:lang w:val="en-US" w:eastAsia="zh-CN"/>
+        </w:rPr>
+      </w:pPr>
+      <w:r>
+        <w:rPr>
+          <w:rFonts w:hint="default"/>
+          <w:lang w:val="en-US" w:eastAsia="zh-CN"/>
+        </w:rPr>
+        <w:t xml:space="preserve">         - 新Enemy AI状态：移动→停止→远程攻击</w:t>
+      </w:r>
+    </w:p>
+    <w:p>
+      <w:pPr>
+        <w:pStyle w:val="6"/>
+        <w:keepNext w:val="0"/>
+        <w:keepLines w:val="0"/>
+        <w:widowControl/>
+        <w:suppressLineNumbers w:val="0"/>
+        <w:rPr>
+          <w:rFonts w:hint="default"/>
+          <w:lang w:val="en-US" w:eastAsia="zh-CN"/>
+        </w:rPr>
+      </w:pPr>
+      <w:r>
+        <w:rPr>
+          <w:rFonts w:hint="default"/>
+          <w:lang w:val="en-US" w:eastAsia="zh-CN"/>
+        </w:rPr>
+        <w:t xml:space="preserve">     2C. 分裂行为（在EnemyBlob死亡时触发）</w:t>
+      </w:r>
+    </w:p>
+    <w:p>
+      <w:pPr>
+        <w:pStyle w:val="6"/>
+        <w:keepNext w:val="0"/>
+        <w:keepLines w:val="0"/>
+        <w:widowControl/>
+        <w:suppressLineNumbers w:val="0"/>
+        <w:rPr>
+          <w:rFonts w:hint="default"/>
+          <w:lang w:val="en-US" w:eastAsia="zh-CN"/>
+        </w:rPr>
+      </w:pPr>
+      <w:r>
+        <w:rPr>
+          <w:rFonts w:hint="default"/>
+          <w:lang w:val="en-US" w:eastAsia="zh-CN"/>
+        </w:rPr>
+        <w:t xml:space="preserve">        ↓</w:t>
+      </w:r>
+    </w:p>
+    <w:p>
+      <w:pPr>
+        <w:pStyle w:val="6"/>
+        <w:keepNext w:val="0"/>
+        <w:keepLines w:val="0"/>
+        <w:widowControl/>
+        <w:suppressLineNumbers w:val="0"/>
+        <w:rPr>
+          <w:rFonts w:hint="default"/>
+          <w:lang w:val="en-US" w:eastAsia="zh-CN"/>
+        </w:rPr>
+      </w:pPr>
+      <w:r>
+        <w:rPr>
+          <w:rFonts w:hint="default"/>
+          <w:lang w:val="en-US" w:eastAsia="zh-CN"/>
+        </w:rPr>
+        <w:t xml:space="preserve">  阶段3（Boss）：熔岩火山Boss实现</w:t>
+      </w:r>
+    </w:p>
+    <w:p>
+      <w:pPr>
+        <w:pStyle w:val="6"/>
+        <w:keepNext w:val="0"/>
+        <w:keepLines w:val="0"/>
+        <w:widowControl/>
+        <w:suppressLineNumbers w:val="0"/>
+        <w:rPr>
+          <w:rFonts w:hint="default"/>
+          <w:lang w:val="en-US" w:eastAsia="zh-CN"/>
+        </w:rPr>
+      </w:pPr>
+      <w:r>
+        <w:rPr>
+          <w:rFonts w:hint="default"/>
+          <w:lang w:val="en-US" w:eastAsia="zh-CN"/>
+        </w:rPr>
+        <w:t xml:space="preserve">     - 4个技能逐一实现</w:t>
+      </w:r>
+    </w:p>
+    <w:p>
+      <w:pPr>
+        <w:pStyle w:val="6"/>
+        <w:keepNext w:val="0"/>
+        <w:keepLines w:val="0"/>
+        <w:widowControl/>
+        <w:suppressLineNumbers w:val="0"/>
+        <w:rPr>
+          <w:rFonts w:hint="default"/>
+          <w:lang w:val="en-US" w:eastAsia="zh-CN"/>
+        </w:rPr>
+      </w:pPr>
+      <w:r>
+        <w:rPr>
+          <w:rFonts w:hint="default"/>
+          <w:lang w:val="en-US" w:eastAsia="zh-CN"/>
+        </w:rPr>
+        <w:t xml:space="preserve">     - 汲取融合（最复杂，需要召唤+追踪+吸收）</w:t>
+      </w:r>
+    </w:p>
+    <w:p>
+      <w:pPr>
+        <w:pStyle w:val="6"/>
+        <w:keepNext w:val="0"/>
+        <w:keepLines w:val="0"/>
+        <w:widowControl/>
+        <w:suppressLineNumbers w:val="0"/>
+        <w:rPr>
+          <w:rFonts w:hint="default"/>
+          <w:lang w:val="en-US" w:eastAsia="zh-CN"/>
+        </w:rPr>
+      </w:pPr>
+      <w:r>
+        <w:rPr>
+          <w:rFonts w:hint="default"/>
+          <w:lang w:val="en-US" w:eastAsia="zh-CN"/>
+        </w:rPr>
+        <w:t xml:space="preserve">        ↓</w:t>
+      </w:r>
+    </w:p>
+    <w:p>
+      <w:pPr>
+        <w:pStyle w:val="6"/>
+        <w:keepNext w:val="0"/>
+        <w:keepLines w:val="0"/>
+        <w:widowControl/>
+        <w:suppressLineNumbers w:val="0"/>
+        <w:rPr>
+          <w:rFonts w:hint="default"/>
+          <w:lang w:val="en-US" w:eastAsia="zh-CN"/>
+        </w:rPr>
+      </w:pPr>
+      <w:r>
+        <w:rPr>
+          <w:rFonts w:hint="default"/>
+          <w:lang w:val="en-US" w:eastAsia="zh-CN"/>
+        </w:rPr>
+        <w:t xml:space="preserve">  阶段4（波次配置）：创建Chapter02波次配置资源</w:t>
+      </w:r>
+    </w:p>
+    <w:p>
+      <w:pPr>
+        <w:pStyle w:val="6"/>
+        <w:keepNext w:val="0"/>
+        <w:keepLines w:val="0"/>
+        <w:widowControl/>
+        <w:suppressLineNumbers w:val="0"/>
+        <w:rPr>
+          <w:rFonts w:hint="default"/>
+          <w:lang w:val="en-US" w:eastAsia="zh-CN"/>
+        </w:rPr>
+      </w:pPr>
+      <w:r>
+        <w:rPr>
+          <w:rFonts w:hint="default"/>
+          <w:lang w:val="en-US" w:eastAsia="zh-CN"/>
+        </w:rPr>
+        <w:t xml:space="preserve">        ↓</w:t>
+      </w:r>
+    </w:p>
+    <w:p>
+      <w:pPr>
+        <w:pStyle w:val="6"/>
+        <w:keepNext w:val="0"/>
+        <w:keepLines w:val="0"/>
+        <w:widowControl/>
+        <w:suppressLineNumbers w:val="0"/>
+        <w:rPr>
+          <w:rFonts w:hint="default"/>
+          <w:lang w:val="en-US" w:eastAsia="zh-CN"/>
+        </w:rPr>
+      </w:pPr>
+      <w:r>
+        <w:rPr>
+          <w:rFonts w:hint="default"/>
+          <w:lang w:val="en-US" w:eastAsia="zh-CN"/>
+        </w:rPr>
+        <w:t xml:space="preserve">  阶段5（测试与平衡）：跑10局数据，验证HP锚点是否正确</w:t>
+      </w:r>
+    </w:p>
+    <w:p>
+      <w:pPr>
+        <w:pStyle w:val="6"/>
+        <w:keepNext w:val="0"/>
+        <w:keepLines w:val="0"/>
+        <w:widowControl/>
+        <w:suppressLineNumbers w:val="0"/>
+        <w:rPr>
+          <w:rFonts w:hint="default"/>
+          <w:lang w:val="en-US" w:eastAsia="zh-CN"/>
+        </w:rPr>
+      </w:pPr>
+      <w:r>
+        <w:rPr>
+          <w:rFonts w:hint="default"/>
+          <w:lang w:val="en-US" w:eastAsia="zh-CN"/>
+        </w:rPr>
+        <w:t xml:space="preserve">        ↓</w:t>
+      </w:r>
+    </w:p>
+    <w:p>
+      <w:pPr>
+        <w:pStyle w:val="6"/>
+        <w:keepNext w:val="0"/>
+        <w:keepLines w:val="0"/>
+        <w:widowControl/>
+        <w:suppressLineNumbers w:val="0"/>
+        <w:rPr>
+          <w:rFonts w:hint="default"/>
+          <w:lang w:val="en-US" w:eastAsia="zh-CN"/>
+        </w:rPr>
+      </w:pPr>
+      <w:r>
+        <w:rPr>
+          <w:rFonts w:hint="default"/>
+          <w:lang w:val="en-US" w:eastAsia="zh-CN"/>
+        </w:rPr>
+        <w:t xml:space="preserve">  阶段6（文档）：生成最终策划案</w:t>
+      </w:r>
+    </w:p>
+    <w:p>
+      <w:pPr>
+        <w:pStyle w:val="6"/>
+        <w:keepNext w:val="0"/>
+        <w:keepLines w:val="0"/>
+        <w:widowControl/>
+        <w:suppressLineNumbers w:val="0"/>
+        <w:rPr>
+          <w:rFonts w:hint="default"/>
+          <w:lang w:val="en-US" w:eastAsia="zh-CN"/>
+        </w:rPr>
+      </w:pPr>
+    </w:p>
+    <w:p>
+      <w:pPr>
+        <w:pStyle w:val="6"/>
+        <w:keepNext w:val="0"/>
+        <w:keepLines w:val="0"/>
+        <w:widowControl/>
+        <w:suppressLineNumbers w:val="0"/>
+        <w:rPr>
+          <w:rFonts w:hint="default"/>
+          <w:lang w:val="en-US" w:eastAsia="zh-CN"/>
+        </w:rPr>
+      </w:pPr>
+      <w:r>
+        <w:rPr>
+          <w:rFonts w:hint="default"/>
+          <w:lang w:val="en-US" w:eastAsia="zh-CN"/>
+        </w:rPr>
+        <w:t xml:space="preserve">  先把第三章描述和以上问题的答案告诉我，我们就可以开始阶段0。</w:t>
+      </w:r>
+    </w:p>
+    <w:p>
+      <w:pPr>
+        <w:pStyle w:val="6"/>
+        <w:keepNext w:val="0"/>
+        <w:keepLines w:val="0"/>
+        <w:widowControl/>
+        <w:suppressLineNumbers w:val="0"/>
+        <w:rPr>
+          <w:rFonts w:hint="default"/>
+          <w:lang w:val="en-US" w:eastAsia="zh-CN"/>
+        </w:rPr>
+      </w:pPr>
+    </w:p>
+    <w:p>
+      <w:pPr>
+        <w:pStyle w:val="6"/>
+        <w:keepNext w:val="0"/>
+        <w:keepLines w:val="0"/>
+        <w:widowControl/>
+        <w:suppressLineNumbers w:val="0"/>
+        <w:rPr>
+          <w:rFonts w:hint="default"/>
+          <w:lang w:val="en-US" w:eastAsia="zh-CN"/>
+        </w:rPr>
+      </w:pPr>
+    </w:p>
+    <w:p>
+      <w:pPr>
+        <w:pStyle w:val="6"/>
+        <w:keepNext w:val="0"/>
+        <w:keepLines w:val="0"/>
+        <w:widowControl/>
+        <w:suppressLineNumbers w:val="0"/>
+        <w:rPr>
+          <w:rFonts w:hint="default"/>
+          <w:lang w:val="en-US" w:eastAsia="zh-CN"/>
+        </w:rPr>
+      </w:pPr>
+      <w:r>
+        <w:rPr>
+          <w:rFonts w:hint="default"/>
+          <w:lang w:val="en-US" w:eastAsia="zh-CN"/>
+        </w:rPr>
+        <w:t>第三章极寒虚空的怪物有 冰霜粘液怪（类似第一章粘液怪），极寒坦克（血量高），极寒催化者（当它死亡时（被击杀或者自爆），会</w:t>
+      </w:r>
+    </w:p>
+    <w:p>
+      <w:pPr>
+        <w:pStyle w:val="6"/>
+        <w:keepNext w:val="0"/>
+        <w:keepLines w:val="0"/>
+        <w:widowControl/>
+        <w:suppressLineNumbers w:val="0"/>
+        <w:rPr>
+          <w:rFonts w:hint="default"/>
+          <w:lang w:val="en-US" w:eastAsia="zh-CN"/>
+        </w:rPr>
+      </w:pPr>
+      <w:r>
+        <w:rPr>
+          <w:rFonts w:hint="default"/>
+          <w:lang w:val="en-US" w:eastAsia="zh-CN"/>
+        </w:rPr>
+        <w:t xml:space="preserve">  播放一个冷气烟雾特效，周围范围的怪物会受到影响，进入狂暴状态，身体显示一圈冰刺图片，怪物会缩小一些，移速瞬间提升100%，但</w:t>
+      </w:r>
+    </w:p>
+    <w:p>
+      <w:pPr>
+        <w:pStyle w:val="6"/>
+        <w:keepNext w:val="0"/>
+        <w:keepLines w:val="0"/>
+        <w:widowControl/>
+        <w:suppressLineNumbers w:val="0"/>
+        <w:rPr>
+          <w:rFonts w:hint="default"/>
+          <w:lang w:val="en-US" w:eastAsia="zh-CN"/>
+        </w:rPr>
+      </w:pPr>
+      <w:r>
+        <w:rPr>
+          <w:rFonts w:hint="default"/>
+          <w:lang w:val="en-US" w:eastAsia="zh-CN"/>
+        </w:rPr>
+        <w:t xml:space="preserve">  是它们受到的伤害也会增加50%）， 霜冻施法者（远程怪，站在远处施法，会随机在场景中出现一个小的冰墙，阻挡激光，持续5秒）。</w:t>
+      </w:r>
+    </w:p>
+    <w:p>
+      <w:pPr>
+        <w:pStyle w:val="6"/>
+        <w:keepNext w:val="0"/>
+        <w:keepLines w:val="0"/>
+        <w:widowControl/>
+        <w:suppressLineNumbers w:val="0"/>
+        <w:rPr>
+          <w:rFonts w:hint="default"/>
+          <w:lang w:val="en-US" w:eastAsia="zh-CN"/>
+        </w:rPr>
+      </w:pPr>
+      <w:r>
+        <w:rPr>
+          <w:rFonts w:hint="default"/>
+          <w:lang w:val="en-US" w:eastAsia="zh-CN"/>
+        </w:rPr>
+        <w:t xml:space="preserve">  精英冰甲卫士怪（怪物身体前有一个冰盾，玩家需要先击碎冰盾，才能射击到怪物本体，需要考虑冰盾是否可以阻挡激光穿透技能？冰盾</w:t>
+      </w:r>
+    </w:p>
+    <w:p>
+      <w:pPr>
+        <w:pStyle w:val="6"/>
+        <w:keepNext w:val="0"/>
+        <w:keepLines w:val="0"/>
+        <w:widowControl/>
+        <w:suppressLineNumbers w:val="0"/>
+        <w:rPr>
+          <w:rFonts w:hint="default"/>
+          <w:lang w:val="en-US" w:eastAsia="zh-CN"/>
+        </w:rPr>
+      </w:pPr>
+      <w:r>
+        <w:rPr>
+          <w:rFonts w:hint="default"/>
+          <w:lang w:val="en-US" w:eastAsia="zh-CN"/>
+        </w:rPr>
+        <w:t xml:space="preserve">  存在期间，受到的伤害减少50%，冰盾存在期间，物理推力衰减80%，冰盾破碎后恢复正常），</w:t>
+      </w:r>
+    </w:p>
+    <w:p>
+      <w:pPr>
+        <w:pStyle w:val="6"/>
+        <w:keepNext w:val="0"/>
+        <w:keepLines w:val="0"/>
+        <w:widowControl/>
+        <w:suppressLineNumbers w:val="0"/>
+        <w:rPr>
+          <w:rFonts w:hint="default"/>
+          <w:lang w:val="en-US" w:eastAsia="zh-CN"/>
+        </w:rPr>
+      </w:pPr>
+      <w:r>
+        <w:rPr>
+          <w:rFonts w:hint="default"/>
+          <w:lang w:val="en-US" w:eastAsia="zh-CN"/>
+        </w:rPr>
+        <w:t xml:space="preserve">  精英霜冻施法者（释放技能可以在场景中随机召唤3-5个冰墙）。第三章BOSS极寒之核（技能1：冰墙构建，冰刺发光 → 场地中拉起 2~3</w:t>
+      </w:r>
+    </w:p>
+    <w:p>
+      <w:pPr>
+        <w:pStyle w:val="6"/>
+        <w:keepNext w:val="0"/>
+        <w:keepLines w:val="0"/>
+        <w:widowControl/>
+        <w:suppressLineNumbers w:val="0"/>
+        <w:rPr>
+          <w:rFonts w:hint="default"/>
+          <w:lang w:val="en-US" w:eastAsia="zh-CN"/>
+        </w:rPr>
+      </w:pPr>
+      <w:r>
+        <w:rPr>
+          <w:rFonts w:hint="default"/>
+          <w:lang w:val="en-US" w:eastAsia="zh-CN"/>
+        </w:rPr>
+        <w:t xml:space="preserve">  堵流体冰墙（每堵 HP=2,000），完全阻断激光。冷却 20 秒。技能2：冰封射线，菱形顶端聚能 → 持续 3</w:t>
+      </w:r>
+    </w:p>
+    <w:p>
+      <w:pPr>
+        <w:pStyle w:val="6"/>
+        <w:keepNext w:val="0"/>
+        <w:keepLines w:val="0"/>
+        <w:widowControl/>
+        <w:suppressLineNumbers w:val="0"/>
+        <w:rPr>
+          <w:rFonts w:hint="default"/>
+          <w:lang w:val="en-US" w:eastAsia="zh-CN"/>
+        </w:rPr>
+      </w:pPr>
+      <w:r>
+        <w:rPr>
+          <w:rFonts w:hint="default"/>
+          <w:lang w:val="en-US" w:eastAsia="zh-CN"/>
+        </w:rPr>
+        <w:t xml:space="preserve">  秒冰蓝射线横扫场地（60度/秒），命中塔冻结 1.5 秒。可用推力改变 Boss 朝向。冷却 15 秒。技能3：极寒冲撞，菱形竖直旋转 →</w:t>
+      </w:r>
+    </w:p>
+    <w:p>
+      <w:pPr>
+        <w:pStyle w:val="6"/>
+        <w:keepNext w:val="0"/>
+        <w:keepLines w:val="0"/>
+        <w:widowControl/>
+        <w:suppressLineNumbers w:val="0"/>
+        <w:rPr>
+          <w:rFonts w:hint="default"/>
+          <w:lang w:val="en-US" w:eastAsia="zh-CN"/>
+        </w:rPr>
+      </w:pPr>
+      <w:r>
+        <w:rPr>
+          <w:rFonts w:hint="default"/>
+          <w:lang w:val="en-US" w:eastAsia="zh-CN"/>
+        </w:rPr>
+        <w:t xml:space="preserve">  尖端朝下如同冰锥坠落冲向塔。前摇 0.3 秒，霸体。伤害 80 + 1.5 秒冻结。冷却 18 秒。技能4：绝对零度，所有冰刺同时指向塔，3</w:t>
+      </w:r>
+    </w:p>
+    <w:p>
+      <w:pPr>
+        <w:pStyle w:val="6"/>
+        <w:keepNext w:val="0"/>
+        <w:keepLines w:val="0"/>
+        <w:widowControl/>
+        <w:suppressLineNumbers w:val="0"/>
+        <w:rPr>
+          <w:rFonts w:hint="default"/>
+          <w:lang w:val="en-US" w:eastAsia="zh-CN"/>
+        </w:rPr>
+      </w:pPr>
+      <w:r>
+        <w:rPr>
+          <w:rFonts w:hint="default"/>
+          <w:lang w:val="en-US" w:eastAsia="zh-CN"/>
+        </w:rPr>
+        <w:t xml:space="preserve">  秒蓄力（全屏警告+急促音效）。需在蓄力期间造成 5,000 伤害打断。未打断：当前血量 30% 真伤 + 冻结塔 3 秒 +</w:t>
+      </w:r>
+    </w:p>
+    <w:p>
+      <w:pPr>
+        <w:pStyle w:val="6"/>
+        <w:keepNext w:val="0"/>
+        <w:keepLines w:val="0"/>
+        <w:widowControl/>
+        <w:suppressLineNumbers w:val="0"/>
+        <w:rPr>
+          <w:rFonts w:hint="default"/>
+          <w:lang w:val="en-US" w:eastAsia="zh-CN"/>
+        </w:rPr>
+      </w:pPr>
+      <w:r>
+        <w:rPr>
+          <w:rFonts w:hint="default"/>
+          <w:lang w:val="en-US" w:eastAsia="zh-CN"/>
+        </w:rPr>
+        <w:t xml:space="preserve">  大量小怪涌入。冷却 30 秒）。重构第一章的boss控制器脚本，制作一个 BaseBossController。因为 第二章和第三章的boss，都可以继</w:t>
+      </w:r>
+    </w:p>
+    <w:p>
+      <w:pPr>
+        <w:pStyle w:val="6"/>
+        <w:keepNext w:val="0"/>
+        <w:keepLines w:val="0"/>
+        <w:widowControl/>
+        <w:suppressLineNumbers w:val="0"/>
+        <w:rPr>
+          <w:rFonts w:hint="default"/>
+          <w:lang w:val="en-US" w:eastAsia="zh-CN"/>
+        </w:rPr>
+      </w:pPr>
+      <w:r>
+        <w:rPr>
+          <w:rFonts w:hint="default"/>
+          <w:lang w:val="en-US" w:eastAsia="zh-CN"/>
+        </w:rPr>
+        <w:t xml:space="preserve">  承第一章boss的某些技能和架构，就是有些技能不一样，需要单独做，但是入场动画，狂暴状态，甲壳等都有。</w:t>
+      </w:r>
+    </w:p>
+    <w:p>
+      <w:pPr>
+        <w:pStyle w:val="6"/>
+        <w:keepNext w:val="0"/>
+        <w:keepLines w:val="0"/>
+        <w:widowControl/>
+        <w:suppressLineNumbers w:val="0"/>
+        <w:rPr>
+          <w:rFonts w:hint="default"/>
+          <w:lang w:val="en-US" w:eastAsia="zh-CN"/>
+        </w:rPr>
+      </w:pPr>
+      <w:r>
+        <w:rPr>
+          <w:rFonts w:hint="default"/>
+          <w:lang w:val="en-US" w:eastAsia="zh-CN"/>
+        </w:rPr>
+        <w:t xml:space="preserve">  现在回复问题，问题1，其实不用考虑是新系统，把岩浆斑当做一个血量很高的怪物即可，这样就简单一些，过了几秒，这个岩浆斑就自</w:t>
+      </w:r>
+    </w:p>
+    <w:p>
+      <w:pPr>
+        <w:pStyle w:val="6"/>
+        <w:keepNext w:val="0"/>
+        <w:keepLines w:val="0"/>
+        <w:widowControl/>
+        <w:suppressLineNumbers w:val="0"/>
+        <w:rPr>
+          <w:rFonts w:hint="default"/>
+          <w:lang w:val="en-US" w:eastAsia="zh-CN"/>
+        </w:rPr>
+      </w:pPr>
+      <w:r>
+        <w:rPr>
+          <w:rFonts w:hint="default"/>
+          <w:lang w:val="en-US" w:eastAsia="zh-CN"/>
+        </w:rPr>
+        <w:t xml:space="preserve">  毁了。包括第三章的冰墙也可以这么设计思路。只不过考虑是否让激光穿过然后减伤，我觉得阻挡激光会好一些，这样玩家视觉上可以感</w:t>
+      </w:r>
+    </w:p>
+    <w:p>
+      <w:pPr>
+        <w:pStyle w:val="6"/>
+        <w:keepNext w:val="0"/>
+        <w:keepLines w:val="0"/>
+        <w:widowControl/>
+        <w:suppressLineNumbers w:val="0"/>
+        <w:rPr>
+          <w:rFonts w:hint="default"/>
+          <w:lang w:val="en-US" w:eastAsia="zh-CN"/>
+        </w:rPr>
+      </w:pPr>
+      <w:r>
+        <w:rPr>
+          <w:rFonts w:hint="default"/>
+          <w:lang w:val="en-US" w:eastAsia="zh-CN"/>
+        </w:rPr>
+        <w:t xml:space="preserve">  受到，减伤对玩家视觉上没有太大的改观。所以激光射击到岩浆斑就跟设计到怪物一样，无法穿透射击到后面的怪物。只能射击到岩浆斑</w:t>
+      </w:r>
+    </w:p>
+    <w:p>
+      <w:pPr>
+        <w:pStyle w:val="6"/>
+        <w:keepNext w:val="0"/>
+        <w:keepLines w:val="0"/>
+        <w:widowControl/>
+        <w:suppressLineNumbers w:val="0"/>
+        <w:rPr>
+          <w:rFonts w:hint="default"/>
+          <w:lang w:val="en-US" w:eastAsia="zh-CN"/>
+        </w:rPr>
+      </w:pPr>
+      <w:r>
+        <w:rPr>
+          <w:rFonts w:hint="default"/>
+          <w:lang w:val="en-US" w:eastAsia="zh-CN"/>
+        </w:rPr>
+        <w:t xml:space="preserve">  上，但是它血量太多，没有变化（不要像怪物一样闪白和抖动）。逼迫玩家去射击其它怪物。岩浆斑是有固定面积的（暂定圆形半径为1</w:t>
+      </w:r>
+    </w:p>
+    <w:p>
+      <w:pPr>
+        <w:pStyle w:val="6"/>
+        <w:keepNext w:val="0"/>
+        <w:keepLines w:val="0"/>
+        <w:widowControl/>
+        <w:suppressLineNumbers w:val="0"/>
+        <w:rPr>
+          <w:rFonts w:hint="default"/>
+          <w:lang w:val="en-US" w:eastAsia="zh-CN"/>
+        </w:rPr>
+      </w:pPr>
+      <w:r>
+        <w:rPr>
+          <w:rFonts w:hint="default"/>
+          <w:lang w:val="en-US" w:eastAsia="zh-CN"/>
+        </w:rPr>
+        <w:t xml:space="preserve">  ），玩家可以旋转激光射击其它地方，或者选择反射技能，通过墙面反射去射击岩浆斑或冰墙后面的怪物，怪物都是自由穿过岩浆斑，但</w:t>
+      </w:r>
+    </w:p>
+    <w:p>
+      <w:pPr>
+        <w:pStyle w:val="6"/>
+        <w:keepNext w:val="0"/>
+        <w:keepLines w:val="0"/>
+        <w:widowControl/>
+        <w:suppressLineNumbers w:val="0"/>
+        <w:rPr>
+          <w:rFonts w:hint="default"/>
+          <w:lang w:val="en-US" w:eastAsia="zh-CN"/>
+        </w:rPr>
+      </w:pPr>
+      <w:r>
+        <w:rPr>
+          <w:rFonts w:hint="default"/>
+          <w:lang w:val="en-US" w:eastAsia="zh-CN"/>
+        </w:rPr>
+        <w:t xml:space="preserve">  是不能穿过冰墙，但是怪物可以绕过冰墙。问题2，需要你写熔岩炮手怪的熔岩球飞行速度和伤害值，熔岩炮手因为是远程怪只能熔岩球</w:t>
+      </w:r>
+    </w:p>
+    <w:p>
+      <w:pPr>
+        <w:pStyle w:val="6"/>
+        <w:keepNext w:val="0"/>
+        <w:keepLines w:val="0"/>
+        <w:widowControl/>
+        <w:suppressLineNumbers w:val="0"/>
+        <w:rPr>
+          <w:rFonts w:hint="default"/>
+          <w:lang w:val="en-US" w:eastAsia="zh-CN"/>
+        </w:rPr>
+      </w:pPr>
+      <w:r>
+        <w:rPr>
+          <w:rFonts w:hint="default"/>
+          <w:lang w:val="en-US" w:eastAsia="zh-CN"/>
+        </w:rPr>
+        <w:t xml:space="preserve">  攻击，所以没有技能，熔岩球就是普通攻击。熔岩球可以被激光打爆。你作为顶级游戏策划觉的熔岩炮手怪是永久静止好，还是定时移动</w:t>
+      </w:r>
+    </w:p>
+    <w:p>
+      <w:pPr>
+        <w:pStyle w:val="6"/>
+        <w:keepNext w:val="0"/>
+        <w:keepLines w:val="0"/>
+        <w:widowControl/>
+        <w:suppressLineNumbers w:val="0"/>
+        <w:rPr>
+          <w:rFonts w:hint="default"/>
+          <w:lang w:val="en-US" w:eastAsia="zh-CN"/>
+        </w:rPr>
+      </w:pPr>
+      <w:r>
+        <w:rPr>
+          <w:rFonts w:hint="default"/>
+          <w:lang w:val="en-US" w:eastAsia="zh-CN"/>
+        </w:rPr>
+        <w:t xml:space="preserve">  好？关于问题3，分裂出的粘液怪你觉得同第一章粘液怪的血量好，还是弱化好？</w:t>
+      </w:r>
+    </w:p>
+    <w:p>
+      <w:pPr>
+        <w:pStyle w:val="6"/>
+        <w:keepNext w:val="0"/>
+        <w:keepLines w:val="0"/>
+        <w:widowControl/>
+        <w:suppressLineNumbers w:val="0"/>
+        <w:rPr>
+          <w:rFonts w:hint="default"/>
+          <w:lang w:val="en-US" w:eastAsia="zh-CN"/>
+        </w:rPr>
+      </w:pPr>
+      <w:r>
+        <w:rPr>
+          <w:rFonts w:hint="default"/>
+          <w:lang w:val="en-US" w:eastAsia="zh-CN"/>
+        </w:rPr>
+        <w:t xml:space="preserve">  精英分裂者分裂的7只粘液怪不能是弱化版，可以同第一样粘液怪的血量一样，也可以加强一点血量。问题4，绝境碾压同第一章BOSS的重</w:t>
+      </w:r>
+    </w:p>
+    <w:p>
+      <w:pPr>
+        <w:pStyle w:val="6"/>
+        <w:keepNext w:val="0"/>
+        <w:keepLines w:val="0"/>
+        <w:widowControl/>
+        <w:suppressLineNumbers w:val="0"/>
+        <w:rPr>
+          <w:rFonts w:hint="default"/>
+          <w:lang w:val="en-US" w:eastAsia="zh-CN"/>
+        </w:rPr>
+      </w:pPr>
+      <w:r>
+        <w:rPr>
+          <w:rFonts w:hint="default"/>
+          <w:lang w:val="en-US" w:eastAsia="zh-CN"/>
+        </w:rPr>
+        <w:t xml:space="preserve">  力碾压技能一样触发，只不过换了一个名字，而且在碾压的时候，还可以发射2个陨石。BOSS本地可以被激光正常攻击和推退。问题5，关</w:t>
+      </w:r>
+    </w:p>
+    <w:p>
+      <w:pPr>
+        <w:pStyle w:val="6"/>
+        <w:keepNext w:val="0"/>
+        <w:keepLines w:val="0"/>
+        <w:widowControl/>
+        <w:suppressLineNumbers w:val="0"/>
+        <w:rPr>
+          <w:rFonts w:hint="default"/>
+          <w:lang w:val="en-US" w:eastAsia="zh-CN"/>
+        </w:rPr>
+      </w:pPr>
+      <w:r>
+        <w:rPr>
+          <w:rFonts w:hint="default"/>
+          <w:lang w:val="en-US" w:eastAsia="zh-CN"/>
+        </w:rPr>
+        <w:t xml:space="preserve">  于汲取融合BOSS的回血和攻击力增加，需要你给出精确的数值和建议，可能还是需要打几局测试一下，如果这个技能太强则削弱。那就不</w:t>
+      </w:r>
+    </w:p>
+    <w:p>
+      <w:pPr>
+        <w:pStyle w:val="6"/>
+        <w:keepNext w:val="0"/>
+        <w:keepLines w:val="0"/>
+        <w:widowControl/>
+        <w:suppressLineNumbers w:val="0"/>
+        <w:rPr>
+          <w:rFonts w:hint="default"/>
+          <w:lang w:val="en-US" w:eastAsia="zh-CN"/>
+        </w:rPr>
+      </w:pPr>
+      <w:r>
+        <w:rPr>
+          <w:rFonts w:hint="default"/>
+          <w:lang w:val="en-US" w:eastAsia="zh-CN"/>
+        </w:rPr>
+        <w:t xml:space="preserve">  召唤自爆怪，改为召唤岩浆粘液怪6-8只。这样不违和也没有岩浆斑。问题6，第二章的目标胜率我希望是50%，肯定是要比第一章难一些</w:t>
+      </w:r>
+    </w:p>
+    <w:p>
+      <w:pPr>
+        <w:pStyle w:val="6"/>
+        <w:keepNext w:val="0"/>
+        <w:keepLines w:val="0"/>
+        <w:widowControl/>
+        <w:suppressLineNumbers w:val="0"/>
+        <w:rPr>
+          <w:rFonts w:hint="default"/>
+          <w:lang w:val="en-US" w:eastAsia="zh-CN"/>
+        </w:rPr>
+      </w:pPr>
+      <w:r>
+        <w:rPr>
+          <w:rFonts w:hint="default"/>
+          <w:lang w:val="en-US" w:eastAsia="zh-CN"/>
+        </w:rPr>
+        <w:t xml:space="preserve">  的。其实我们现在修改完第一章boss的血量后，现在是100%胜率，而不是80%（因为有一些数据是之前没修改boss血量之前的数据）。所</w:t>
+      </w:r>
+    </w:p>
+    <w:p>
+      <w:pPr>
+        <w:pStyle w:val="6"/>
+        <w:keepNext w:val="0"/>
+        <w:keepLines w:val="0"/>
+        <w:widowControl/>
+        <w:suppressLineNumbers w:val="0"/>
+        <w:rPr>
+          <w:rFonts w:hint="default"/>
+          <w:lang w:val="en-US" w:eastAsia="zh-CN"/>
+        </w:rPr>
+      </w:pPr>
+      <w:r>
+        <w:rPr>
+          <w:rFonts w:hint="default"/>
+          <w:lang w:val="en-US" w:eastAsia="zh-CN"/>
+        </w:rPr>
+        <w:t xml:space="preserve">  以是否需要提升一些第一章boss的血量？问题7，第二章也是10波，BOSS在第10波。问题8，第二章怪物的接触伤害需要整体提升。</w:t>
+      </w:r>
+    </w:p>
+    <w:p>
+      <w:pPr>
+        <w:pStyle w:val="6"/>
+        <w:keepNext w:val="0"/>
+        <w:keepLines w:val="0"/>
+        <w:widowControl/>
+        <w:suppressLineNumbers w:val="0"/>
+        <w:rPr>
+          <w:rFonts w:hint="default"/>
+          <w:lang w:val="en-US" w:eastAsia="zh-CN"/>
+        </w:rPr>
+      </w:pPr>
+    </w:p>
+    <w:p>
+      <w:pPr>
+        <w:pStyle w:val="6"/>
+        <w:keepNext w:val="0"/>
+        <w:keepLines w:val="0"/>
+        <w:widowControl/>
+        <w:suppressLineNumbers w:val="0"/>
+        <w:rPr>
+          <w:rFonts w:hint="default"/>
+          <w:lang w:val="en-US" w:eastAsia="zh-CN"/>
+        </w:rPr>
+      </w:pPr>
+      <w:r>
+        <w:rPr>
+          <w:rFonts w:hint="default"/>
+          <w:lang w:val="en-US" w:eastAsia="zh-CN"/>
+        </w:rPr>
+        <w:t xml:space="preserve"> 先回答：一起规划，分章实现</w:t>
+      </w:r>
+    </w:p>
+    <w:p>
+      <w:pPr>
+        <w:pStyle w:val="6"/>
+        <w:keepNext w:val="0"/>
+        <w:keepLines w:val="0"/>
+        <w:widowControl/>
+        <w:suppressLineNumbers w:val="0"/>
+        <w:rPr>
+          <w:rFonts w:hint="default"/>
+          <w:lang w:val="en-US" w:eastAsia="zh-CN"/>
+        </w:rPr>
+      </w:pPr>
+    </w:p>
+    <w:p>
+      <w:pPr>
+        <w:pStyle w:val="6"/>
+        <w:keepNext w:val="0"/>
+        <w:keepLines w:val="0"/>
+        <w:widowControl/>
+        <w:suppressLineNumbers w:val="0"/>
+        <w:rPr>
+          <w:rFonts w:hint="default"/>
+          <w:lang w:val="en-US" w:eastAsia="zh-CN"/>
+        </w:rPr>
+      </w:pPr>
+      <w:r>
+        <w:rPr>
+          <w:rFonts w:hint="default"/>
+          <w:lang w:val="en-US" w:eastAsia="zh-CN"/>
+        </w:rPr>
+        <w:t xml:space="preserve">  获取第三章描述用于设计，但代码分章节实现。</w:t>
+      </w:r>
+    </w:p>
+    <w:p>
+      <w:pPr>
+        <w:pStyle w:val="6"/>
+        <w:keepNext w:val="0"/>
+        <w:keepLines w:val="0"/>
+        <w:widowControl/>
+        <w:suppressLineNumbers w:val="0"/>
+        <w:rPr>
+          <w:rFonts w:hint="default"/>
+          <w:lang w:val="en-US" w:eastAsia="zh-CN"/>
+        </w:rPr>
+      </w:pPr>
+      <w:r>
+        <w:rPr>
+          <w:rFonts w:hint="default"/>
+          <w:lang w:val="en-US" w:eastAsia="zh-CN"/>
+        </w:rPr>
+        <w:t xml:space="preserve">  理由：HP锚点必须看全三章的难度曲线，否则第二章定高了第三章就没有提升空间。你已经给出了第三章描述，足够用了。</w:t>
+      </w:r>
+    </w:p>
+    <w:p>
+      <w:pPr>
+        <w:pStyle w:val="6"/>
+        <w:keepNext w:val="0"/>
+        <w:keepLines w:val="0"/>
+        <w:widowControl/>
+        <w:suppressLineNumbers w:val="0"/>
+        <w:rPr>
+          <w:rFonts w:hint="default"/>
+          <w:lang w:val="en-US" w:eastAsia="zh-CN"/>
+        </w:rPr>
+      </w:pPr>
+    </w:p>
+    <w:p>
+      <w:pPr>
+        <w:pStyle w:val="6"/>
+        <w:keepNext w:val="0"/>
+        <w:keepLines w:val="0"/>
+        <w:widowControl/>
+        <w:suppressLineNumbers w:val="0"/>
+        <w:rPr>
+          <w:rFonts w:hint="default"/>
+          <w:lang w:val="en-US" w:eastAsia="zh-CN"/>
+        </w:rPr>
+      </w:pPr>
+      <w:r>
+        <w:rPr>
+          <w:rFonts w:hint="default"/>
+          <w:lang w:val="en-US" w:eastAsia="zh-CN"/>
+        </w:rPr>
+        <w:t xml:space="preserve">  ---</w:t>
+      </w:r>
+    </w:p>
+    <w:p>
+      <w:pPr>
+        <w:pStyle w:val="6"/>
+        <w:keepNext w:val="0"/>
+        <w:keepLines w:val="0"/>
+        <w:widowControl/>
+        <w:suppressLineNumbers w:val="0"/>
+        <w:rPr>
+          <w:rFonts w:hint="default"/>
+          <w:lang w:val="en-US" w:eastAsia="zh-CN"/>
+        </w:rPr>
+      </w:pPr>
+      <w:r>
+        <w:rPr>
+          <w:rFonts w:hint="default"/>
+          <w:lang w:val="en-US" w:eastAsia="zh-CN"/>
+        </w:rPr>
+        <w:t xml:space="preserve">  回答所有问题 + 我的设计建议</w:t>
+      </w:r>
+    </w:p>
+    <w:p>
+      <w:pPr>
+        <w:pStyle w:val="6"/>
+        <w:keepNext w:val="0"/>
+        <w:keepLines w:val="0"/>
+        <w:widowControl/>
+        <w:suppressLineNumbers w:val="0"/>
+        <w:rPr>
+          <w:rFonts w:hint="default"/>
+          <w:lang w:val="en-US" w:eastAsia="zh-CN"/>
+        </w:rPr>
+      </w:pPr>
+    </w:p>
+    <w:p>
+      <w:pPr>
+        <w:pStyle w:val="6"/>
+        <w:keepNext w:val="0"/>
+        <w:keepLines w:val="0"/>
+        <w:widowControl/>
+        <w:suppressLineNumbers w:val="0"/>
+        <w:rPr>
+          <w:rFonts w:hint="default"/>
+          <w:lang w:val="en-US" w:eastAsia="zh-CN"/>
+        </w:rPr>
+      </w:pPr>
+      <w:r>
+        <w:rPr>
+          <w:rFonts w:hint="default"/>
+          <w:lang w:val="en-US" w:eastAsia="zh-CN"/>
+        </w:rPr>
+        <w:t xml:space="preserve">  Q2 — 熔岩炮手数值（我来定）：</w:t>
+      </w:r>
+    </w:p>
+    <w:p>
+      <w:pPr>
+        <w:pStyle w:val="6"/>
+        <w:keepNext w:val="0"/>
+        <w:keepLines w:val="0"/>
+        <w:widowControl/>
+        <w:suppressLineNumbers w:val="0"/>
+        <w:rPr>
+          <w:rFonts w:hint="default"/>
+          <w:lang w:val="en-US" w:eastAsia="zh-CN"/>
+        </w:rPr>
+      </w:pPr>
+    </w:p>
+    <w:p>
+      <w:pPr>
+        <w:pStyle w:val="6"/>
+        <w:keepNext w:val="0"/>
+        <w:keepLines w:val="0"/>
+        <w:widowControl/>
+        <w:suppressLineNumbers w:val="0"/>
+        <w:rPr>
+          <w:rFonts w:hint="default"/>
+          <w:lang w:val="en-US" w:eastAsia="zh-CN"/>
+        </w:rPr>
+      </w:pPr>
+      <w:r>
+        <w:rPr>
+          <w:rFonts w:hint="default"/>
+          <w:lang w:val="en-US" w:eastAsia="zh-CN"/>
+        </w:rPr>
+        <w:t xml:space="preserve">  ┌────────────┬────────────┬────────────────────────────────────┐</w:t>
+      </w:r>
+    </w:p>
+    <w:p>
+      <w:pPr>
+        <w:pStyle w:val="6"/>
+        <w:keepNext w:val="0"/>
+        <w:keepLines w:val="0"/>
+        <w:widowControl/>
+        <w:suppressLineNumbers w:val="0"/>
+        <w:rPr>
+          <w:rFonts w:hint="default"/>
+          <w:lang w:val="en-US" w:eastAsia="zh-CN"/>
+        </w:rPr>
+      </w:pPr>
+      <w:r>
+        <w:rPr>
+          <w:rFonts w:hint="default"/>
+          <w:lang w:val="en-US" w:eastAsia="zh-CN"/>
+        </w:rPr>
+        <w:t xml:space="preserve">  │    属性    │    数值    │                依据                │</w:t>
+      </w:r>
+    </w:p>
+    <w:p>
+      <w:pPr>
+        <w:pStyle w:val="6"/>
+        <w:keepNext w:val="0"/>
+        <w:keepLines w:val="0"/>
+        <w:widowControl/>
+        <w:suppressLineNumbers w:val="0"/>
+        <w:rPr>
+          <w:rFonts w:hint="default"/>
+          <w:lang w:val="en-US" w:eastAsia="zh-CN"/>
+        </w:rPr>
+      </w:pPr>
+      <w:r>
+        <w:rPr>
+          <w:rFonts w:hint="default"/>
+          <w:lang w:val="en-US" w:eastAsia="zh-CN"/>
+        </w:rPr>
+        <w:t xml:space="preserve">  ├────────────┼────────────┼────────────────────────────────────┤</w:t>
+      </w:r>
+    </w:p>
+    <w:p>
+      <w:pPr>
+        <w:pStyle w:val="6"/>
+        <w:keepNext w:val="0"/>
+        <w:keepLines w:val="0"/>
+        <w:widowControl/>
+        <w:suppressLineNumbers w:val="0"/>
+        <w:rPr>
+          <w:rFonts w:hint="default"/>
+          <w:lang w:val="en-US" w:eastAsia="zh-CN"/>
+        </w:rPr>
+      </w:pPr>
+      <w:r>
+        <w:rPr>
+          <w:rFonts w:hint="default"/>
+          <w:lang w:val="en-US" w:eastAsia="zh-CN"/>
+        </w:rPr>
+        <w:t xml:space="preserve">  │ 熔岩球伤害 │ 40         │ 第一章Boss陨石60，普通怪低一档     │</w:t>
+      </w:r>
+    </w:p>
+    <w:p>
+      <w:pPr>
+        <w:pStyle w:val="6"/>
+        <w:keepNext w:val="0"/>
+        <w:keepLines w:val="0"/>
+        <w:widowControl/>
+        <w:suppressLineNumbers w:val="0"/>
+        <w:rPr>
+          <w:rFonts w:hint="default"/>
+          <w:lang w:val="en-US" w:eastAsia="zh-CN"/>
+        </w:rPr>
+      </w:pPr>
+      <w:r>
+        <w:rPr>
+          <w:rFonts w:hint="default"/>
+          <w:lang w:val="en-US" w:eastAsia="zh-CN"/>
+        </w:rPr>
+        <w:t xml:space="preserve">  ├────────────┼────────────┼────────────────────────────────────┤</w:t>
+      </w:r>
+    </w:p>
+    <w:p>
+      <w:pPr>
+        <w:pStyle w:val="6"/>
+        <w:keepNext w:val="0"/>
+        <w:keepLines w:val="0"/>
+        <w:widowControl/>
+        <w:suppressLineNumbers w:val="0"/>
+        <w:rPr>
+          <w:rFonts w:hint="default"/>
+          <w:lang w:val="en-US" w:eastAsia="zh-CN"/>
+        </w:rPr>
+      </w:pPr>
+      <w:r>
+        <w:rPr>
+          <w:rFonts w:hint="default"/>
+          <w:lang w:val="en-US" w:eastAsia="zh-CN"/>
+        </w:rPr>
+        <w:t xml:space="preserve">  │ 熔岩球HP   │ 20         │ 比Boss陨石15略高，需要激光专注击落 │</w:t>
+      </w:r>
+    </w:p>
+    <w:p>
+      <w:pPr>
+        <w:pStyle w:val="6"/>
+        <w:keepNext w:val="0"/>
+        <w:keepLines w:val="0"/>
+        <w:widowControl/>
+        <w:suppressLineNumbers w:val="0"/>
+        <w:rPr>
+          <w:rFonts w:hint="default"/>
+          <w:lang w:val="en-US" w:eastAsia="zh-CN"/>
+        </w:rPr>
+      </w:pPr>
+      <w:r>
+        <w:rPr>
+          <w:rFonts w:hint="default"/>
+          <w:lang w:val="en-US" w:eastAsia="zh-CN"/>
+        </w:rPr>
+        <w:t xml:space="preserve">  ├────────────┼────────────┼────────────────────────────────────┤</w:t>
+      </w:r>
+    </w:p>
+    <w:p>
+      <w:pPr>
+        <w:pStyle w:val="6"/>
+        <w:keepNext w:val="0"/>
+        <w:keepLines w:val="0"/>
+        <w:widowControl/>
+        <w:suppressLineNumbers w:val="0"/>
+        <w:rPr>
+          <w:rFonts w:hint="default"/>
+          <w:lang w:val="en-US" w:eastAsia="zh-CN"/>
+        </w:rPr>
+      </w:pPr>
+      <w:r>
+        <w:rPr>
+          <w:rFonts w:hint="default"/>
+          <w:lang w:val="en-US" w:eastAsia="zh-CN"/>
+        </w:rPr>
+        <w:t xml:space="preserve">  │ 熔岩球速度 │ 4 units/s  │ 慢速，玩家有反应窗口               │</w:t>
+      </w:r>
+    </w:p>
+    <w:p>
+      <w:pPr>
+        <w:pStyle w:val="6"/>
+        <w:keepNext w:val="0"/>
+        <w:keepLines w:val="0"/>
+        <w:widowControl/>
+        <w:suppressLineNumbers w:val="0"/>
+        <w:rPr>
+          <w:rFonts w:hint="default"/>
+          <w:lang w:val="en-US" w:eastAsia="zh-CN"/>
+        </w:rPr>
+      </w:pPr>
+      <w:r>
+        <w:rPr>
+          <w:rFonts w:hint="default"/>
+          <w:lang w:val="en-US" w:eastAsia="zh-CN"/>
+        </w:rPr>
+        <w:t xml:space="preserve">  ├────────────┼────────────┼────────────────────────────────────┤</w:t>
+      </w:r>
+    </w:p>
+    <w:p>
+      <w:pPr>
+        <w:pStyle w:val="6"/>
+        <w:keepNext w:val="0"/>
+        <w:keepLines w:val="0"/>
+        <w:widowControl/>
+        <w:suppressLineNumbers w:val="0"/>
+        <w:rPr>
+          <w:rFonts w:hint="default"/>
+          <w:lang w:val="en-US" w:eastAsia="zh-CN"/>
+        </w:rPr>
+      </w:pPr>
+      <w:r>
+        <w:rPr>
+          <w:rFonts w:hint="default"/>
+          <w:lang w:val="en-US" w:eastAsia="zh-CN"/>
+        </w:rPr>
+        <w:t xml:space="preserve">  │ 开火频率   │ 每3.5秒1颗 │                                    │</w:t>
+      </w:r>
+    </w:p>
+    <w:p>
+      <w:pPr>
+        <w:pStyle w:val="6"/>
+        <w:keepNext w:val="0"/>
+        <w:keepLines w:val="0"/>
+        <w:widowControl/>
+        <w:suppressLineNumbers w:val="0"/>
+        <w:rPr>
+          <w:rFonts w:hint="default"/>
+          <w:lang w:val="en-US" w:eastAsia="zh-CN"/>
+        </w:rPr>
+      </w:pPr>
+      <w:r>
+        <w:rPr>
+          <w:rFonts w:hint="default"/>
+          <w:lang w:val="en-US" w:eastAsia="zh-CN"/>
+        </w:rPr>
+        <w:t xml:space="preserve">  ├────────────┼────────────┼────────────────────────────────────┤</w:t>
+      </w:r>
+    </w:p>
+    <w:p>
+      <w:pPr>
+        <w:pStyle w:val="6"/>
+        <w:keepNext w:val="0"/>
+        <w:keepLines w:val="0"/>
+        <w:widowControl/>
+        <w:suppressLineNumbers w:val="0"/>
+        <w:rPr>
+          <w:rFonts w:hint="default"/>
+          <w:lang w:val="en-US" w:eastAsia="zh-CN"/>
+        </w:rPr>
+      </w:pPr>
+      <w:r>
+        <w:rPr>
+          <w:rFonts w:hint="default"/>
+          <w:lang w:val="en-US" w:eastAsia="zh-CN"/>
+        </w:rPr>
+        <w:t xml:space="preserve">  │ 接触伤害   │ 0          │ 纯远程，无碰撞伤害                 │</w:t>
+      </w:r>
+    </w:p>
+    <w:p>
+      <w:pPr>
+        <w:pStyle w:val="6"/>
+        <w:keepNext w:val="0"/>
+        <w:keepLines w:val="0"/>
+        <w:widowControl/>
+        <w:suppressLineNumbers w:val="0"/>
+        <w:rPr>
+          <w:rFonts w:hint="default"/>
+          <w:lang w:val="en-US" w:eastAsia="zh-CN"/>
+        </w:rPr>
+      </w:pPr>
+      <w:r>
+        <w:rPr>
+          <w:rFonts w:hint="default"/>
+          <w:lang w:val="en-US" w:eastAsia="zh-CN"/>
+        </w:rPr>
+        <w:t xml:space="preserve">  └────────────┴────────────┴────────────────────────────────────┘</w:t>
+      </w:r>
+    </w:p>
+    <w:p>
+      <w:pPr>
+        <w:pStyle w:val="6"/>
+        <w:keepNext w:val="0"/>
+        <w:keepLines w:val="0"/>
+        <w:widowControl/>
+        <w:suppressLineNumbers w:val="0"/>
+        <w:rPr>
+          <w:rFonts w:hint="default"/>
+          <w:lang w:val="en-US" w:eastAsia="zh-CN"/>
+        </w:rPr>
+      </w:pPr>
+    </w:p>
+    <w:p>
+      <w:pPr>
+        <w:pStyle w:val="6"/>
+        <w:keepNext w:val="0"/>
+        <w:keepLines w:val="0"/>
+        <w:widowControl/>
+        <w:suppressLineNumbers w:val="0"/>
+        <w:rPr>
+          <w:rFonts w:hint="default"/>
+          <w:lang w:val="en-US" w:eastAsia="zh-CN"/>
+        </w:rPr>
+      </w:pPr>
+      <w:r>
+        <w:rPr>
+          <w:rFonts w:hint="default"/>
+          <w:lang w:val="en-US" w:eastAsia="zh-CN"/>
+        </w:rPr>
+        <w:t xml:space="preserve">  移动建议：定时移动。 永久静止的问题是玩家适应后完全无视它，把激光射其他地方，炮手变成无威胁的背景。定时移动（静止8秒射2颗</w:t>
+      </w:r>
+    </w:p>
+    <w:p>
+      <w:pPr>
+        <w:pStyle w:val="6"/>
+        <w:keepNext w:val="0"/>
+        <w:keepLines w:val="0"/>
+        <w:widowControl/>
+        <w:suppressLineNumbers w:val="0"/>
+        <w:rPr>
+          <w:rFonts w:hint="default"/>
+          <w:lang w:val="en-US" w:eastAsia="zh-CN"/>
+        </w:rPr>
+      </w:pPr>
+      <w:r>
+        <w:rPr>
+          <w:rFonts w:hint="default"/>
+          <w:lang w:val="en-US" w:eastAsia="zh-CN"/>
+        </w:rPr>
+        <w:t xml:space="preserve">  ，移动到新位置，再静止）迫使玩家持续重新评估威胁来源，远程威胁才有意义。</w:t>
+      </w:r>
+    </w:p>
+    <w:p>
+      <w:pPr>
+        <w:pStyle w:val="6"/>
+        <w:keepNext w:val="0"/>
+        <w:keepLines w:val="0"/>
+        <w:widowControl/>
+        <w:suppressLineNumbers w:val="0"/>
+        <w:rPr>
+          <w:rFonts w:hint="default"/>
+          <w:lang w:val="en-US" w:eastAsia="zh-CN"/>
+        </w:rPr>
+      </w:pPr>
+    </w:p>
+    <w:p>
+      <w:pPr>
+        <w:pStyle w:val="6"/>
+        <w:keepNext w:val="0"/>
+        <w:keepLines w:val="0"/>
+        <w:widowControl/>
+        <w:suppressLineNumbers w:val="0"/>
+        <w:rPr>
+          <w:rFonts w:hint="default"/>
+          <w:lang w:val="en-US" w:eastAsia="zh-CN"/>
+        </w:rPr>
+      </w:pPr>
+      <w:r>
+        <w:rPr>
+          <w:rFonts w:hint="default"/>
+          <w:lang w:val="en-US" w:eastAsia="zh-CN"/>
+        </w:rPr>
+        <w:t xml:space="preserve">  ---</w:t>
+      </w:r>
+    </w:p>
+    <w:p>
+      <w:pPr>
+        <w:pStyle w:val="6"/>
+        <w:keepNext w:val="0"/>
+        <w:keepLines w:val="0"/>
+        <w:widowControl/>
+        <w:suppressLineNumbers w:val="0"/>
+        <w:rPr>
+          <w:rFonts w:hint="default"/>
+          <w:lang w:val="en-US" w:eastAsia="zh-CN"/>
+        </w:rPr>
+      </w:pPr>
+      <w:r>
+        <w:rPr>
+          <w:rFonts w:hint="default"/>
+          <w:lang w:val="en-US" w:eastAsia="zh-CN"/>
+        </w:rPr>
+        <w:t xml:space="preserve">  Q3 — 分裂粘液血量：</w:t>
+      </w:r>
+    </w:p>
+    <w:p>
+      <w:pPr>
+        <w:pStyle w:val="6"/>
+        <w:keepNext w:val="0"/>
+        <w:keepLines w:val="0"/>
+        <w:widowControl/>
+        <w:suppressLineNumbers w:val="0"/>
+        <w:rPr>
+          <w:rFonts w:hint="default"/>
+          <w:lang w:val="en-US" w:eastAsia="zh-CN"/>
+        </w:rPr>
+      </w:pPr>
+    </w:p>
+    <w:p>
+      <w:pPr>
+        <w:pStyle w:val="6"/>
+        <w:keepNext w:val="0"/>
+        <w:keepLines w:val="0"/>
+        <w:widowControl/>
+        <w:suppressLineNumbers w:val="0"/>
+        <w:rPr>
+          <w:rFonts w:hint="default"/>
+          <w:lang w:val="en-US" w:eastAsia="zh-CN"/>
+        </w:rPr>
+      </w:pPr>
+      <w:r>
+        <w:rPr>
+          <w:rFonts w:hint="default"/>
+          <w:lang w:val="en-US" w:eastAsia="zh-CN"/>
+        </w:rPr>
+        <w:t xml:space="preserve">  - 普通分裂岩浆怪分裂出的3只：同第一章粘液怪血量。弱化版会让"被迫处理分裂"这件事变成奖励（打完直接没了），失去威胁感。</w:t>
+      </w:r>
+    </w:p>
+    <w:p>
+      <w:pPr>
+        <w:pStyle w:val="6"/>
+        <w:keepNext w:val="0"/>
+        <w:keepLines w:val="0"/>
+        <w:widowControl/>
+        <w:suppressLineNumbers w:val="0"/>
+        <w:rPr>
+          <w:rFonts w:hint="default"/>
+          <w:lang w:val="en-US" w:eastAsia="zh-CN"/>
+        </w:rPr>
+      </w:pPr>
+      <w:r>
+        <w:rPr>
+          <w:rFonts w:hint="default"/>
+          <w:lang w:val="en-US" w:eastAsia="zh-CN"/>
+        </w:rPr>
+        <w:t xml:space="preserve">  - 精英熔岩分裂者分裂出的7只：第一章粘液怪血量×1.3倍。精英释放出来的东西必须比普通的有压迫感。</w:t>
+      </w:r>
+    </w:p>
+    <w:p>
+      <w:pPr>
+        <w:pStyle w:val="6"/>
+        <w:keepNext w:val="0"/>
+        <w:keepLines w:val="0"/>
+        <w:widowControl/>
+        <w:suppressLineNumbers w:val="0"/>
+        <w:rPr>
+          <w:rFonts w:hint="default"/>
+          <w:lang w:val="en-US" w:eastAsia="zh-CN"/>
+        </w:rPr>
+      </w:pPr>
+    </w:p>
+    <w:p>
+      <w:pPr>
+        <w:pStyle w:val="6"/>
+        <w:keepNext w:val="0"/>
+        <w:keepLines w:val="0"/>
+        <w:widowControl/>
+        <w:suppressLineNumbers w:val="0"/>
+        <w:rPr>
+          <w:rFonts w:hint="default"/>
+          <w:lang w:val="en-US" w:eastAsia="zh-CN"/>
+        </w:rPr>
+      </w:pPr>
+      <w:r>
+        <w:rPr>
+          <w:rFonts w:hint="default"/>
+          <w:lang w:val="en-US" w:eastAsia="zh-CN"/>
+        </w:rPr>
+        <w:t xml:space="preserve">  ---</w:t>
+      </w:r>
+    </w:p>
+    <w:p>
+      <w:pPr>
+        <w:pStyle w:val="6"/>
+        <w:keepNext w:val="0"/>
+        <w:keepLines w:val="0"/>
+        <w:widowControl/>
+        <w:suppressLineNumbers w:val="0"/>
+        <w:rPr>
+          <w:rFonts w:hint="default"/>
+          <w:lang w:val="en-US" w:eastAsia="zh-CN"/>
+        </w:rPr>
+      </w:pPr>
+      <w:r>
+        <w:rPr>
+          <w:rFonts w:hint="default"/>
+          <w:lang w:val="en-US" w:eastAsia="zh-CN"/>
+        </w:rPr>
+        <w:t xml:space="preserve">  Q5 — 汲取融合（改为召唤熔岩粘液怪）：</w:t>
+      </w:r>
+    </w:p>
+    <w:p>
+      <w:pPr>
+        <w:pStyle w:val="6"/>
+        <w:keepNext w:val="0"/>
+        <w:keepLines w:val="0"/>
+        <w:widowControl/>
+        <w:suppressLineNumbers w:val="0"/>
+        <w:rPr>
+          <w:rFonts w:hint="default"/>
+          <w:lang w:val="en-US" w:eastAsia="zh-CN"/>
+        </w:rPr>
+      </w:pPr>
+    </w:p>
+    <w:p>
+      <w:pPr>
+        <w:pStyle w:val="6"/>
+        <w:keepNext w:val="0"/>
+        <w:keepLines w:val="0"/>
+        <w:widowControl/>
+        <w:suppressLineNumbers w:val="0"/>
+        <w:rPr>
+          <w:rFonts w:hint="default"/>
+          <w:lang w:val="en-US" w:eastAsia="zh-CN"/>
+        </w:rPr>
+      </w:pPr>
+      <w:r>
+        <w:rPr>
+          <w:rFonts w:hint="default"/>
+          <w:lang w:val="en-US" w:eastAsia="zh-CN"/>
+        </w:rPr>
+        <w:t xml:space="preserve">  ┌────────────────┬───────────────┬─────────────────────────────────┐</w:t>
+      </w:r>
+    </w:p>
+    <w:p>
+      <w:pPr>
+        <w:pStyle w:val="6"/>
+        <w:keepNext w:val="0"/>
+        <w:keepLines w:val="0"/>
+        <w:widowControl/>
+        <w:suppressLineNumbers w:val="0"/>
+        <w:rPr>
+          <w:rFonts w:hint="default"/>
+          <w:lang w:val="en-US" w:eastAsia="zh-CN"/>
+        </w:rPr>
+      </w:pPr>
+      <w:r>
+        <w:rPr>
+          <w:rFonts w:hint="default"/>
+          <w:lang w:val="en-US" w:eastAsia="zh-CN"/>
+        </w:rPr>
+        <w:t xml:space="preserve">  │      参数      │     数值      │              说明               │</w:t>
+      </w:r>
+    </w:p>
+    <w:p>
+      <w:pPr>
+        <w:pStyle w:val="6"/>
+        <w:keepNext w:val="0"/>
+        <w:keepLines w:val="0"/>
+        <w:widowControl/>
+        <w:suppressLineNumbers w:val="0"/>
+        <w:rPr>
+          <w:rFonts w:hint="default"/>
+          <w:lang w:val="en-US" w:eastAsia="zh-CN"/>
+        </w:rPr>
+      </w:pPr>
+      <w:r>
+        <w:rPr>
+          <w:rFonts w:hint="default"/>
+          <w:lang w:val="en-US" w:eastAsia="zh-CN"/>
+        </w:rPr>
+        <w:t xml:space="preserve">  ├────────────────┼───────────────┼─────────────────────────────────┤</w:t>
+      </w:r>
+    </w:p>
+    <w:p>
+      <w:pPr>
+        <w:pStyle w:val="6"/>
+        <w:keepNext w:val="0"/>
+        <w:keepLines w:val="0"/>
+        <w:widowControl/>
+        <w:suppressLineNumbers w:val="0"/>
+        <w:rPr>
+          <w:rFonts w:hint="default"/>
+          <w:lang w:val="en-US" w:eastAsia="zh-CN"/>
+        </w:rPr>
+      </w:pPr>
+      <w:r>
+        <w:rPr>
+          <w:rFonts w:hint="default"/>
+          <w:lang w:val="en-US" w:eastAsia="zh-CN"/>
+        </w:rPr>
+        <w:t xml:space="preserve">  │ 召唤数量       │ 6只熔岩粘液怪 │                                 │</w:t>
+      </w:r>
+    </w:p>
+    <w:p>
+      <w:pPr>
+        <w:pStyle w:val="6"/>
+        <w:keepNext w:val="0"/>
+        <w:keepLines w:val="0"/>
+        <w:widowControl/>
+        <w:suppressLineNumbers w:val="0"/>
+        <w:rPr>
+          <w:rFonts w:hint="default"/>
+          <w:lang w:val="en-US" w:eastAsia="zh-CN"/>
+        </w:rPr>
+      </w:pPr>
+      <w:r>
+        <w:rPr>
+          <w:rFonts w:hint="default"/>
+          <w:lang w:val="en-US" w:eastAsia="zh-CN"/>
+        </w:rPr>
+        <w:t xml:space="preserve">  ├────────────────┼───────────────┼─────────────────────────────────┤</w:t>
+      </w:r>
+    </w:p>
+    <w:p>
+      <w:pPr>
+        <w:pStyle w:val="6"/>
+        <w:keepNext w:val="0"/>
+        <w:keepLines w:val="0"/>
+        <w:widowControl/>
+        <w:suppressLineNumbers w:val="0"/>
+        <w:rPr>
+          <w:rFonts w:hint="default"/>
+          <w:lang w:val="en-US" w:eastAsia="zh-CN"/>
+        </w:rPr>
+      </w:pPr>
+      <w:r>
+        <w:rPr>
+          <w:rFonts w:hint="default"/>
+          <w:lang w:val="en-US" w:eastAsia="zh-CN"/>
+        </w:rPr>
+        <w:t xml:space="preserve">  │ 每只吸收回血   │ +1500 HP      │ 比你最初的2000低，避免太强      │</w:t>
+      </w:r>
+    </w:p>
+    <w:p>
+      <w:pPr>
+        <w:pStyle w:val="6"/>
+        <w:keepNext w:val="0"/>
+        <w:keepLines w:val="0"/>
+        <w:widowControl/>
+        <w:suppressLineNumbers w:val="0"/>
+        <w:rPr>
+          <w:rFonts w:hint="default"/>
+          <w:lang w:val="en-US" w:eastAsia="zh-CN"/>
+        </w:rPr>
+      </w:pPr>
+      <w:r>
+        <w:rPr>
+          <w:rFonts w:hint="default"/>
+          <w:lang w:val="en-US" w:eastAsia="zh-CN"/>
+        </w:rPr>
+        <w:t xml:space="preserve">  ├────────────────┼───────────────┼─────────────────────────────────┤</w:t>
+      </w:r>
+    </w:p>
+    <w:p>
+      <w:pPr>
+        <w:pStyle w:val="6"/>
+        <w:keepNext w:val="0"/>
+        <w:keepLines w:val="0"/>
+        <w:widowControl/>
+        <w:suppressLineNumbers w:val="0"/>
+        <w:rPr>
+          <w:rFonts w:hint="default"/>
+          <w:lang w:val="en-US" w:eastAsia="zh-CN"/>
+        </w:rPr>
+      </w:pPr>
+      <w:r>
+        <w:rPr>
+          <w:rFonts w:hint="default"/>
+          <w:lang w:val="en-US" w:eastAsia="zh-CN"/>
+        </w:rPr>
+        <w:t xml:space="preserve">  │ 每只吸收攻击力 │ +8%（永久）   │ 不设上限，最多+48%（6只全吸收） │</w:t>
+      </w:r>
+    </w:p>
+    <w:p>
+      <w:pPr>
+        <w:pStyle w:val="6"/>
+        <w:keepNext w:val="0"/>
+        <w:keepLines w:val="0"/>
+        <w:widowControl/>
+        <w:suppressLineNumbers w:val="0"/>
+        <w:rPr>
+          <w:rFonts w:hint="default"/>
+          <w:lang w:val="en-US" w:eastAsia="zh-CN"/>
+        </w:rPr>
+      </w:pPr>
+      <w:r>
+        <w:rPr>
+          <w:rFonts w:hint="default"/>
+          <w:lang w:val="en-US" w:eastAsia="zh-CN"/>
+        </w:rPr>
+        <w:t xml:space="preserve">  ├────────────────┼───────────────┼─────────────────────────────────┤</w:t>
+      </w:r>
+    </w:p>
+    <w:p>
+      <w:pPr>
+        <w:pStyle w:val="6"/>
+        <w:keepNext w:val="0"/>
+        <w:keepLines w:val="0"/>
+        <w:widowControl/>
+        <w:suppressLineNumbers w:val="0"/>
+        <w:rPr>
+          <w:rFonts w:hint="default"/>
+          <w:lang w:val="en-US" w:eastAsia="zh-CN"/>
+        </w:rPr>
+      </w:pPr>
+      <w:r>
+        <w:rPr>
+          <w:rFonts w:hint="default"/>
+          <w:lang w:val="en-US" w:eastAsia="zh-CN"/>
+        </w:rPr>
+        <w:t xml:space="preserve">  │ 冷却           │ 15s           │                                 │</w:t>
+      </w:r>
+    </w:p>
+    <w:p>
+      <w:pPr>
+        <w:pStyle w:val="6"/>
+        <w:keepNext w:val="0"/>
+        <w:keepLines w:val="0"/>
+        <w:widowControl/>
+        <w:suppressLineNumbers w:val="0"/>
+        <w:rPr>
+          <w:rFonts w:hint="default"/>
+          <w:lang w:val="en-US" w:eastAsia="zh-CN"/>
+        </w:rPr>
+      </w:pPr>
+      <w:r>
+        <w:rPr>
+          <w:rFonts w:hint="default"/>
+          <w:lang w:val="en-US" w:eastAsia="zh-CN"/>
+        </w:rPr>
+        <w:t xml:space="preserve">  ├────────────────┼───────────────┼─────────────────────────────────┤</w:t>
+      </w:r>
+    </w:p>
+    <w:p>
+      <w:pPr>
+        <w:pStyle w:val="6"/>
+        <w:keepNext w:val="0"/>
+        <w:keepLines w:val="0"/>
+        <w:widowControl/>
+        <w:suppressLineNumbers w:val="0"/>
+        <w:rPr>
+          <w:rFonts w:hint="default"/>
+          <w:lang w:val="en-US" w:eastAsia="zh-CN"/>
+        </w:rPr>
+      </w:pPr>
+      <w:r>
+        <w:rPr>
+          <w:rFonts w:hint="default"/>
+          <w:lang w:val="en-US" w:eastAsia="zh-CN"/>
+        </w:rPr>
+        <w:t xml:space="preserve">  │ 召唤后移动AI   │ 向Boss聚拢    │ 玩家有时间击杀阻止吸收          │</w:t>
+      </w:r>
+    </w:p>
+    <w:p>
+      <w:pPr>
+        <w:pStyle w:val="6"/>
+        <w:keepNext w:val="0"/>
+        <w:keepLines w:val="0"/>
+        <w:widowControl/>
+        <w:suppressLineNumbers w:val="0"/>
+        <w:rPr>
+          <w:rFonts w:hint="default"/>
+          <w:lang w:val="en-US" w:eastAsia="zh-CN"/>
+        </w:rPr>
+      </w:pPr>
+      <w:r>
+        <w:rPr>
+          <w:rFonts w:hint="default"/>
+          <w:lang w:val="en-US" w:eastAsia="zh-CN"/>
+        </w:rPr>
+        <w:t xml:space="preserve">  └────────────────┴───────────────┴─────────────────────────────────┘</w:t>
+      </w:r>
+    </w:p>
+    <w:p>
+      <w:pPr>
+        <w:pStyle w:val="6"/>
+        <w:keepNext w:val="0"/>
+        <w:keepLines w:val="0"/>
+        <w:widowControl/>
+        <w:suppressLineNumbers w:val="0"/>
+        <w:rPr>
+          <w:rFonts w:hint="default"/>
+          <w:lang w:val="en-US" w:eastAsia="zh-CN"/>
+        </w:rPr>
+      </w:pPr>
+    </w:p>
+    <w:p>
+      <w:pPr>
+        <w:pStyle w:val="6"/>
+        <w:keepNext w:val="0"/>
+        <w:keepLines w:val="0"/>
+        <w:widowControl/>
+        <w:suppressLineNumbers w:val="0"/>
+        <w:rPr>
+          <w:rFonts w:hint="default"/>
+          <w:lang w:val="en-US" w:eastAsia="zh-CN"/>
+        </w:rPr>
+      </w:pPr>
+      <w:r>
+        <w:rPr>
+          <w:rFonts w:hint="default"/>
+          <w:lang w:val="en-US" w:eastAsia="zh-CN"/>
+        </w:rPr>
+        <w:t xml:space="preserve">  设计逻辑：这是高技术表达技能。高手可以阻止全部6只被吸收，让Boss技能完全失效；新手让全6只进入，Boss变成+48%攻击的怪物。不设</w:t>
+      </w:r>
+    </w:p>
+    <w:p>
+      <w:pPr>
+        <w:pStyle w:val="6"/>
+        <w:keepNext w:val="0"/>
+        <w:keepLines w:val="0"/>
+        <w:widowControl/>
+        <w:suppressLineNumbers w:val="0"/>
+        <w:rPr>
+          <w:rFonts w:hint="default"/>
+          <w:lang w:val="en-US" w:eastAsia="zh-CN"/>
+        </w:rPr>
+      </w:pPr>
+      <w:r>
+        <w:rPr>
+          <w:rFonts w:hint="default"/>
+          <w:lang w:val="en-US" w:eastAsia="zh-CN"/>
+        </w:rPr>
+        <w:t xml:space="preserve">  吸收上限，就是为了奖励"阻止吸收"的行为有真实意义。</w:t>
+      </w:r>
+    </w:p>
+    <w:p>
+      <w:pPr>
+        <w:pStyle w:val="6"/>
+        <w:keepNext w:val="0"/>
+        <w:keepLines w:val="0"/>
+        <w:widowControl/>
+        <w:suppressLineNumbers w:val="0"/>
+        <w:rPr>
+          <w:rFonts w:hint="default"/>
+          <w:lang w:val="en-US" w:eastAsia="zh-CN"/>
+        </w:rPr>
+      </w:pPr>
+    </w:p>
+    <w:p>
+      <w:pPr>
+        <w:pStyle w:val="6"/>
+        <w:keepNext w:val="0"/>
+        <w:keepLines w:val="0"/>
+        <w:widowControl/>
+        <w:suppressLineNumbers w:val="0"/>
+        <w:rPr>
+          <w:rFonts w:hint="default"/>
+          <w:lang w:val="en-US" w:eastAsia="zh-CN"/>
+        </w:rPr>
+      </w:pPr>
+      <w:r>
+        <w:rPr>
+          <w:rFonts w:hint="default"/>
+          <w:lang w:val="en-US" w:eastAsia="zh-CN"/>
+        </w:rPr>
+        <w:t xml:space="preserve">  ---</w:t>
+      </w:r>
+    </w:p>
+    <w:p>
+      <w:pPr>
+        <w:pStyle w:val="6"/>
+        <w:keepNext w:val="0"/>
+        <w:keepLines w:val="0"/>
+        <w:widowControl/>
+        <w:suppressLineNumbers w:val="0"/>
+        <w:rPr>
+          <w:rFonts w:hint="default"/>
+          <w:lang w:val="en-US" w:eastAsia="zh-CN"/>
+        </w:rPr>
+      </w:pPr>
+      <w:r>
+        <w:rPr>
+          <w:rFonts w:hint="default"/>
+          <w:lang w:val="en-US" w:eastAsia="zh-CN"/>
+        </w:rPr>
+        <w:t xml:space="preserve">  Q6 — 第一章Boss血量 + 第二章难度：</w:t>
+      </w:r>
+    </w:p>
+    <w:p>
+      <w:pPr>
+        <w:pStyle w:val="6"/>
+        <w:keepNext w:val="0"/>
+        <w:keepLines w:val="0"/>
+        <w:widowControl/>
+        <w:suppressLineNumbers w:val="0"/>
+        <w:rPr>
+          <w:rFonts w:hint="default"/>
+          <w:lang w:val="en-US" w:eastAsia="zh-CN"/>
+        </w:rPr>
+      </w:pPr>
+    </w:p>
+    <w:p>
+      <w:pPr>
+        <w:pStyle w:val="6"/>
+        <w:keepNext w:val="0"/>
+        <w:keepLines w:val="0"/>
+        <w:widowControl/>
+        <w:suppressLineNumbers w:val="0"/>
+        <w:rPr>
+          <w:rFonts w:hint="default"/>
+          <w:lang w:val="en-US" w:eastAsia="zh-CN"/>
+        </w:rPr>
+      </w:pPr>
+      <w:r>
+        <w:rPr>
+          <w:rFonts w:hint="default"/>
+          <w:lang w:val="en-US" w:eastAsia="zh-CN"/>
+        </w:rPr>
+        <w:t xml:space="preserve">  你是对的，当前第一章胜率是100%。 翻看数据：</w:t>
+      </w:r>
+    </w:p>
+    <w:p>
+      <w:pPr>
+        <w:pStyle w:val="6"/>
+        <w:keepNext w:val="0"/>
+        <w:keepLines w:val="0"/>
+        <w:widowControl/>
+        <w:suppressLineNumbers w:val="0"/>
+        <w:rPr>
+          <w:rFonts w:hint="default"/>
+          <w:lang w:val="en-US" w:eastAsia="zh-CN"/>
+        </w:rPr>
+      </w:pPr>
+      <w:r>
+        <w:rPr>
+          <w:rFonts w:hint="default"/>
+          <w:lang w:val="en-US" w:eastAsia="zh-CN"/>
+        </w:rPr>
+        <w:t xml:space="preserve">  - 5局失败是120k调整前的旧数据（500k Boss时代）</w:t>
+      </w:r>
+    </w:p>
+    <w:p>
+      <w:pPr>
+        <w:pStyle w:val="6"/>
+        <w:keepNext w:val="0"/>
+        <w:keepLines w:val="0"/>
+        <w:widowControl/>
+        <w:suppressLineNumbers w:val="0"/>
+        <w:rPr>
+          <w:rFonts w:hint="default"/>
+          <w:lang w:val="en-US" w:eastAsia="zh-CN"/>
+        </w:rPr>
+      </w:pPr>
+      <w:r>
+        <w:rPr>
+          <w:rFonts w:hint="default"/>
+          <w:lang w:val="en-US" w:eastAsia="zh-CN"/>
+        </w:rPr>
+        <w:t xml:space="preserve">  - 调整后14局全部胜利 → 实际胜率100%</w:t>
+      </w:r>
+    </w:p>
+    <w:p>
+      <w:pPr>
+        <w:pStyle w:val="6"/>
+        <w:keepNext w:val="0"/>
+        <w:keepLines w:val="0"/>
+        <w:widowControl/>
+        <w:suppressLineNumbers w:val="0"/>
+        <w:rPr>
+          <w:rFonts w:hint="default"/>
+          <w:lang w:val="en-US" w:eastAsia="zh-CN"/>
+        </w:rPr>
+      </w:pPr>
+    </w:p>
+    <w:p>
+      <w:pPr>
+        <w:pStyle w:val="6"/>
+        <w:keepNext w:val="0"/>
+        <w:keepLines w:val="0"/>
+        <w:widowControl/>
+        <w:suppressLineNumbers w:val="0"/>
+        <w:rPr>
+          <w:rFonts w:hint="default"/>
+          <w:lang w:val="en-US" w:eastAsia="zh-CN"/>
+        </w:rPr>
+      </w:pPr>
+      <w:r>
+        <w:rPr>
+          <w:rFonts w:hint="default"/>
+          <w:lang w:val="en-US" w:eastAsia="zh-CN"/>
+        </w:rPr>
+        <w:t xml:space="preserve">  第一章Boss血量需要提升，目标80%胜率。</w:t>
+      </w:r>
+    </w:p>
+    <w:p>
+      <w:pPr>
+        <w:pStyle w:val="6"/>
+        <w:keepNext w:val="0"/>
+        <w:keepLines w:val="0"/>
+        <w:widowControl/>
+        <w:suppressLineNumbers w:val="0"/>
+        <w:rPr>
+          <w:rFonts w:hint="default"/>
+          <w:lang w:val="en-US" w:eastAsia="zh-CN"/>
+        </w:rPr>
+      </w:pPr>
+    </w:p>
+    <w:p>
+      <w:pPr>
+        <w:pStyle w:val="6"/>
+        <w:keepNext w:val="0"/>
+        <w:keepLines w:val="0"/>
+        <w:widowControl/>
+        <w:suppressLineNumbers w:val="0"/>
+        <w:rPr>
+          <w:rFonts w:hint="default"/>
+          <w:lang w:val="en-US" w:eastAsia="zh-CN"/>
+        </w:rPr>
+      </w:pPr>
+      <w:r>
+        <w:rPr>
+          <w:rFonts w:hint="default"/>
+          <w:lang w:val="en-US" w:eastAsia="zh-CN"/>
+        </w:rPr>
+        <w:t xml:space="preserve">  推导：</w:t>
+      </w:r>
+    </w:p>
+    <w:p>
+      <w:pPr>
+        <w:pStyle w:val="6"/>
+        <w:keepNext w:val="0"/>
+        <w:keepLines w:val="0"/>
+        <w:widowControl/>
+        <w:suppressLineNumbers w:val="0"/>
+        <w:rPr>
+          <w:rFonts w:hint="default"/>
+          <w:lang w:val="en-US" w:eastAsia="zh-CN"/>
+        </w:rPr>
+      </w:pPr>
+      <w:r>
+        <w:rPr>
+          <w:rFonts w:hint="default"/>
+          <w:lang w:val="en-US" w:eastAsia="zh-CN"/>
+        </w:rPr>
+        <w:t xml:space="preserve">  - 当前Boss击杀中位时间40s（120k HP），DPS中位值约3000</w:t>
+      </w:r>
+    </w:p>
+    <w:p>
+      <w:pPr>
+        <w:pStyle w:val="6"/>
+        <w:keepNext w:val="0"/>
+        <w:keepLines w:val="0"/>
+        <w:widowControl/>
+        <w:suppressLineNumbers w:val="0"/>
+        <w:rPr>
+          <w:rFonts w:hint="default"/>
+          <w:lang w:val="en-US" w:eastAsia="zh-CN"/>
+        </w:rPr>
+      </w:pPr>
+      <w:r>
+        <w:rPr>
+          <w:rFonts w:hint="default"/>
+          <w:lang w:val="en-US" w:eastAsia="zh-CN"/>
+        </w:rPr>
+        <w:t xml:space="preserve">  - 目标：让约20%玩家在Boss战死亡</w:t>
+      </w:r>
+    </w:p>
+    <w:p>
+      <w:pPr>
+        <w:pStyle w:val="6"/>
+        <w:keepNext w:val="0"/>
+        <w:keepLines w:val="0"/>
+        <w:widowControl/>
+        <w:suppressLineNumbers w:val="0"/>
+        <w:rPr>
+          <w:rFonts w:hint="default"/>
+          <w:lang w:val="en-US" w:eastAsia="zh-CN"/>
+        </w:rPr>
+      </w:pPr>
+      <w:r>
+        <w:rPr>
+          <w:rFonts w:hint="default"/>
+          <w:lang w:val="en-US" w:eastAsia="zh-CN"/>
+        </w:rPr>
+        <w:t xml:space="preserve">  - 失败条件：进Boss时EHP不足，被2-3次技能击杀（每次250伤害，60s内约3次 = 750伤害）</w:t>
+      </w:r>
+    </w:p>
+    <w:p>
+      <w:pPr>
+        <w:pStyle w:val="6"/>
+        <w:keepNext w:val="0"/>
+        <w:keepLines w:val="0"/>
+        <w:widowControl/>
+        <w:suppressLineNumbers w:val="0"/>
+        <w:rPr>
+          <w:rFonts w:hint="default"/>
+          <w:lang w:val="en-US" w:eastAsia="zh-CN"/>
+        </w:rPr>
+      </w:pPr>
+      <w:r>
+        <w:rPr>
+          <w:rFonts w:hint="default"/>
+          <w:lang w:val="en-US" w:eastAsia="zh-CN"/>
+        </w:rPr>
+        <w:t xml:space="preserve">  - 需要约20-25%的玩家进Boss时EHP ≤ 750（数据显示25分位约1040）</w:t>
+      </w:r>
+    </w:p>
+    <w:p>
+      <w:pPr>
+        <w:pStyle w:val="6"/>
+        <w:keepNext w:val="0"/>
+        <w:keepLines w:val="0"/>
+        <w:widowControl/>
+        <w:suppressLineNumbers w:val="0"/>
+        <w:rPr>
+          <w:rFonts w:hint="default"/>
+          <w:lang w:val="en-US" w:eastAsia="zh-CN"/>
+        </w:rPr>
+      </w:pPr>
+      <w:r>
+        <w:rPr>
+          <w:rFonts w:hint="default"/>
+          <w:lang w:val="en-US" w:eastAsia="zh-CN"/>
+        </w:rPr>
+        <w:t xml:space="preserve">  - 要让Boss战时间拉长到60-70s，则HP = 3000 DPS × 65s ≈ 195,000</w:t>
+      </w:r>
+    </w:p>
+    <w:p>
+      <w:pPr>
+        <w:pStyle w:val="6"/>
+        <w:keepNext w:val="0"/>
+        <w:keepLines w:val="0"/>
+        <w:widowControl/>
+        <w:suppressLineNumbers w:val="0"/>
+        <w:rPr>
+          <w:rFonts w:hint="default"/>
+          <w:lang w:val="en-US" w:eastAsia="zh-CN"/>
+        </w:rPr>
+      </w:pPr>
+    </w:p>
+    <w:p>
+      <w:pPr>
+        <w:pStyle w:val="6"/>
+        <w:keepNext w:val="0"/>
+        <w:keepLines w:val="0"/>
+        <w:widowControl/>
+        <w:suppressLineNumbers w:val="0"/>
+        <w:rPr>
+          <w:rFonts w:hint="default"/>
+          <w:lang w:val="en-US" w:eastAsia="zh-CN"/>
+        </w:rPr>
+      </w:pPr>
+      <w:r>
+        <w:rPr>
+          <w:rFonts w:hint="default"/>
+          <w:lang w:val="en-US" w:eastAsia="zh-CN"/>
+        </w:rPr>
+        <w:t xml:space="preserve">  建议：第一章Boss HP调整为 180,000（保守起步，避免过难，可测试后微调）</w:t>
+      </w:r>
+    </w:p>
+    <w:p>
+      <w:pPr>
+        <w:pStyle w:val="6"/>
+        <w:keepNext w:val="0"/>
+        <w:keepLines w:val="0"/>
+        <w:widowControl/>
+        <w:suppressLineNumbers w:val="0"/>
+        <w:rPr>
+          <w:rFonts w:hint="default"/>
+          <w:lang w:val="en-US" w:eastAsia="zh-CN"/>
+        </w:rPr>
+      </w:pPr>
+    </w:p>
+    <w:p>
+      <w:pPr>
+        <w:pStyle w:val="6"/>
+        <w:keepNext w:val="0"/>
+        <w:keepLines w:val="0"/>
+        <w:widowControl/>
+        <w:suppressLineNumbers w:val="0"/>
+        <w:rPr>
+          <w:rFonts w:hint="default"/>
+          <w:lang w:val="en-US" w:eastAsia="zh-CN"/>
+        </w:rPr>
+      </w:pPr>
+      <w:r>
+        <w:rPr>
+          <w:rFonts w:hint="default"/>
+          <w:lang w:val="en-US" w:eastAsia="zh-CN"/>
+        </w:rPr>
+        <w:t xml:space="preserve">  ---</w:t>
+      </w:r>
+    </w:p>
+    <w:p>
+      <w:pPr>
+        <w:pStyle w:val="6"/>
+        <w:keepNext w:val="0"/>
+        <w:keepLines w:val="0"/>
+        <w:widowControl/>
+        <w:suppressLineNumbers w:val="0"/>
+        <w:rPr>
+          <w:rFonts w:hint="default"/>
+          <w:lang w:val="en-US" w:eastAsia="zh-CN"/>
+        </w:rPr>
+      </w:pPr>
+      <w:r>
+        <w:rPr>
+          <w:rFonts w:hint="default"/>
+          <w:lang w:val="en-US" w:eastAsia="zh-CN"/>
+        </w:rPr>
+        <w:t xml:space="preserve">  关于第三章冰甲卫士冰盾是否阻挡激光穿透技能：</w:t>
+      </w:r>
+    </w:p>
+    <w:p>
+      <w:pPr>
+        <w:pStyle w:val="6"/>
+        <w:keepNext w:val="0"/>
+        <w:keepLines w:val="0"/>
+        <w:widowControl/>
+        <w:suppressLineNumbers w:val="0"/>
+        <w:rPr>
+          <w:rFonts w:hint="default"/>
+          <w:lang w:val="en-US" w:eastAsia="zh-CN"/>
+        </w:rPr>
+      </w:pPr>
+    </w:p>
+    <w:p>
+      <w:pPr>
+        <w:pStyle w:val="6"/>
+        <w:keepNext w:val="0"/>
+        <w:keepLines w:val="0"/>
+        <w:widowControl/>
+        <w:suppressLineNumbers w:val="0"/>
+        <w:rPr>
+          <w:rFonts w:hint="default"/>
+          <w:lang w:val="en-US" w:eastAsia="zh-CN"/>
+        </w:rPr>
+      </w:pPr>
+      <w:r>
+        <w:rPr>
+          <w:rFonts w:hint="default"/>
+          <w:lang w:val="en-US" w:eastAsia="zh-CN"/>
+        </w:rPr>
+        <w:t xml:space="preserve">  建议：阻挡所有激光穿透，包括折射和连锁。 理由：</w:t>
+      </w:r>
+    </w:p>
+    <w:p>
+      <w:pPr>
+        <w:pStyle w:val="6"/>
+        <w:keepNext w:val="0"/>
+        <w:keepLines w:val="0"/>
+        <w:widowControl/>
+        <w:suppressLineNumbers w:val="0"/>
+        <w:rPr>
+          <w:rFonts w:hint="default"/>
+          <w:lang w:val="en-US" w:eastAsia="zh-CN"/>
+        </w:rPr>
+      </w:pPr>
+      <w:r>
+        <w:rPr>
+          <w:rFonts w:hint="default"/>
+          <w:lang w:val="en-US" w:eastAsia="zh-CN"/>
+        </w:rPr>
+        <w:t xml:space="preserve">  - 冰盾如果不阻挡折射/连锁，折射流和Chain流可以完全绕过它，精英怪瞬间失去威胁</w:t>
+      </w:r>
+    </w:p>
+    <w:p>
+      <w:pPr>
+        <w:pStyle w:val="6"/>
+        <w:keepNext w:val="0"/>
+        <w:keepLines w:val="0"/>
+        <w:widowControl/>
+        <w:suppressLineNumbers w:val="0"/>
+        <w:rPr>
+          <w:rFonts w:hint="default"/>
+          <w:lang w:val="en-US" w:eastAsia="zh-CN"/>
+        </w:rPr>
+      </w:pPr>
+      <w:r>
+        <w:rPr>
+          <w:rFonts w:hint="default"/>
+          <w:lang w:val="en-US" w:eastAsia="zh-CN"/>
+        </w:rPr>
+        <w:t xml:space="preserve">  - 阻挡所有形式的激光 → 强迫玩家移到侧面/正面直射、或用爆炸技能（Shatter爆炸不是激光，可以穿透冰盾）→ 产生真实的策略分层</w:t>
+      </w:r>
+    </w:p>
+    <w:p>
+      <w:pPr>
+        <w:pStyle w:val="6"/>
+        <w:keepNext w:val="0"/>
+        <w:keepLines w:val="0"/>
+        <w:widowControl/>
+        <w:suppressLineNumbers w:val="0"/>
+        <w:rPr>
+          <w:rFonts w:hint="default"/>
+          <w:lang w:val="en-US" w:eastAsia="zh-CN"/>
+        </w:rPr>
+      </w:pPr>
+    </w:p>
+    <w:p>
+      <w:pPr>
+        <w:pStyle w:val="6"/>
+        <w:keepNext w:val="0"/>
+        <w:keepLines w:val="0"/>
+        <w:widowControl/>
+        <w:suppressLineNumbers w:val="0"/>
+        <w:rPr>
+          <w:rFonts w:hint="default"/>
+          <w:lang w:val="en-US" w:eastAsia="zh-CN"/>
+        </w:rPr>
+      </w:pPr>
+      <w:r>
+        <w:rPr>
+          <w:rFonts w:hint="default"/>
+          <w:lang w:val="en-US" w:eastAsia="zh-CN"/>
+        </w:rPr>
+        <w:t xml:space="preserve">  ---</w:t>
+      </w:r>
+    </w:p>
+    <w:p>
+      <w:pPr>
+        <w:pStyle w:val="6"/>
+        <w:keepNext w:val="0"/>
+        <w:keepLines w:val="0"/>
+        <w:widowControl/>
+        <w:suppressLineNumbers w:val="0"/>
+        <w:rPr>
+          <w:rFonts w:hint="default"/>
+          <w:lang w:val="en-US" w:eastAsia="zh-CN"/>
+        </w:rPr>
+      </w:pPr>
+      <w:r>
+        <w:rPr>
+          <w:rFonts w:hint="default"/>
+          <w:lang w:val="en-US" w:eastAsia="zh-CN"/>
+        </w:rPr>
+        <w:t xml:space="preserve">  三章HP锚点方案（基于TTK模型）</w:t>
+      </w:r>
+    </w:p>
+    <w:p>
+      <w:pPr>
+        <w:pStyle w:val="6"/>
+        <w:keepNext w:val="0"/>
+        <w:keepLines w:val="0"/>
+        <w:widowControl/>
+        <w:suppressLineNumbers w:val="0"/>
+        <w:rPr>
+          <w:rFonts w:hint="default"/>
+          <w:lang w:val="en-US" w:eastAsia="zh-CN"/>
+        </w:rPr>
+      </w:pPr>
+    </w:p>
+    <w:p>
+      <w:pPr>
+        <w:pStyle w:val="6"/>
+        <w:keepNext w:val="0"/>
+        <w:keepLines w:val="0"/>
+        <w:widowControl/>
+        <w:suppressLineNumbers w:val="0"/>
+        <w:rPr>
+          <w:rFonts w:hint="default"/>
+          <w:lang w:val="en-US" w:eastAsia="zh-CN"/>
+        </w:rPr>
+      </w:pPr>
+      <w:r>
+        <w:rPr>
+          <w:rFonts w:hint="default"/>
+          <w:lang w:val="en-US" w:eastAsia="zh-CN"/>
+        </w:rPr>
+        <w:t xml:space="preserve">  第一章修正</w:t>
+      </w:r>
+    </w:p>
+    <w:p>
+      <w:pPr>
+        <w:pStyle w:val="6"/>
+        <w:keepNext w:val="0"/>
+        <w:keepLines w:val="0"/>
+        <w:widowControl/>
+        <w:suppressLineNumbers w:val="0"/>
+        <w:rPr>
+          <w:rFonts w:hint="default"/>
+          <w:lang w:val="en-US" w:eastAsia="zh-CN"/>
+        </w:rPr>
+      </w:pPr>
+    </w:p>
+    <w:p>
+      <w:pPr>
+        <w:pStyle w:val="6"/>
+        <w:keepNext w:val="0"/>
+        <w:keepLines w:val="0"/>
+        <w:widowControl/>
+        <w:suppressLineNumbers w:val="0"/>
+        <w:rPr>
+          <w:rFonts w:hint="default"/>
+          <w:lang w:val="en-US" w:eastAsia="zh-CN"/>
+        </w:rPr>
+      </w:pPr>
+      <w:r>
+        <w:rPr>
+          <w:rFonts w:hint="default"/>
+          <w:lang w:val="en-US" w:eastAsia="zh-CN"/>
+        </w:rPr>
+        <w:t xml:space="preserve">  ┌───────────┬─────────┬─────────┬──────┐</w:t>
+      </w:r>
+    </w:p>
+    <w:p>
+      <w:pPr>
+        <w:pStyle w:val="6"/>
+        <w:keepNext w:val="0"/>
+        <w:keepLines w:val="0"/>
+        <w:widowControl/>
+        <w:suppressLineNumbers w:val="0"/>
+        <w:rPr>
+          <w:rFonts w:hint="default"/>
+          <w:lang w:val="en-US" w:eastAsia="zh-CN"/>
+        </w:rPr>
+      </w:pPr>
+      <w:r>
+        <w:rPr>
+          <w:rFonts w:hint="default"/>
+          <w:lang w:val="en-US" w:eastAsia="zh-CN"/>
+        </w:rPr>
+        <w:t xml:space="preserve">  │   波次    │ 当前HP  │ 建议HP  │ 变化 │</w:t>
+      </w:r>
+    </w:p>
+    <w:p>
+      <w:pPr>
+        <w:pStyle w:val="6"/>
+        <w:keepNext w:val="0"/>
+        <w:keepLines w:val="0"/>
+        <w:widowControl/>
+        <w:suppressLineNumbers w:val="0"/>
+        <w:rPr>
+          <w:rFonts w:hint="default"/>
+          <w:lang w:val="en-US" w:eastAsia="zh-CN"/>
+        </w:rPr>
+      </w:pPr>
+      <w:r>
+        <w:rPr>
+          <w:rFonts w:hint="default"/>
+          <w:lang w:val="en-US" w:eastAsia="zh-CN"/>
+        </w:rPr>
+        <w:t xml:space="preserve">  ├───────────┼─────────┼─────────┼──────┤</w:t>
+      </w:r>
+    </w:p>
+    <w:p>
+      <w:pPr>
+        <w:pStyle w:val="6"/>
+        <w:keepNext w:val="0"/>
+        <w:keepLines w:val="0"/>
+        <w:widowControl/>
+        <w:suppressLineNumbers w:val="0"/>
+        <w:rPr>
+          <w:rFonts w:hint="default"/>
+          <w:lang w:val="en-US" w:eastAsia="zh-CN"/>
+        </w:rPr>
+      </w:pPr>
+      <w:r>
+        <w:rPr>
+          <w:rFonts w:hint="default"/>
+          <w:lang w:val="en-US" w:eastAsia="zh-CN"/>
+        </w:rPr>
+        <w:t xml:space="preserve">  │ W10(Boss) │ 120,000 │ 180,000 │ +50% │</w:t>
+      </w:r>
+    </w:p>
+    <w:p>
+      <w:pPr>
+        <w:pStyle w:val="6"/>
+        <w:keepNext w:val="0"/>
+        <w:keepLines w:val="0"/>
+        <w:widowControl/>
+        <w:suppressLineNumbers w:val="0"/>
+        <w:rPr>
+          <w:rFonts w:hint="default"/>
+          <w:lang w:val="en-US" w:eastAsia="zh-CN"/>
+        </w:rPr>
+      </w:pPr>
+      <w:r>
+        <w:rPr>
+          <w:rFonts w:hint="default"/>
+          <w:lang w:val="en-US" w:eastAsia="zh-CN"/>
+        </w:rPr>
+        <w:t xml:space="preserve">  └───────────┴─────────┴─────────┴──────┘</w:t>
+      </w:r>
+    </w:p>
+    <w:p>
+      <w:pPr>
+        <w:pStyle w:val="6"/>
+        <w:keepNext w:val="0"/>
+        <w:keepLines w:val="0"/>
+        <w:widowControl/>
+        <w:suppressLineNumbers w:val="0"/>
+        <w:rPr>
+          <w:rFonts w:hint="default"/>
+          <w:lang w:val="en-US" w:eastAsia="zh-CN"/>
+        </w:rPr>
+      </w:pPr>
+    </w:p>
+    <w:p>
+      <w:pPr>
+        <w:pStyle w:val="6"/>
+        <w:keepNext w:val="0"/>
+        <w:keepLines w:val="0"/>
+        <w:widowControl/>
+        <w:suppressLineNumbers w:val="0"/>
+        <w:rPr>
+          <w:rFonts w:hint="default"/>
+          <w:lang w:val="en-US" w:eastAsia="zh-CN"/>
+        </w:rPr>
+      </w:pPr>
+      <w:r>
+        <w:rPr>
+          <w:rFonts w:hint="default"/>
+          <w:lang w:val="en-US" w:eastAsia="zh-CN"/>
+        </w:rPr>
+        <w:t xml:space="preserve">  第二章设计原则</w:t>
+      </w:r>
+    </w:p>
+    <w:p>
+      <w:pPr>
+        <w:pStyle w:val="6"/>
+        <w:keepNext w:val="0"/>
+        <w:keepLines w:val="0"/>
+        <w:widowControl/>
+        <w:suppressLineNumbers w:val="0"/>
+        <w:rPr>
+          <w:rFonts w:hint="default"/>
+          <w:lang w:val="en-US" w:eastAsia="zh-CN"/>
+        </w:rPr>
+      </w:pPr>
+    </w:p>
+    <w:p>
+      <w:pPr>
+        <w:pStyle w:val="6"/>
+        <w:keepNext w:val="0"/>
+        <w:keepLines w:val="0"/>
+        <w:widowControl/>
+        <w:suppressLineNumbers w:val="0"/>
+        <w:rPr>
+          <w:rFonts w:hint="default"/>
+          <w:lang w:val="en-US" w:eastAsia="zh-CN"/>
+        </w:rPr>
+      </w:pPr>
+      <w:r>
+        <w:rPr>
+          <w:rFonts w:hint="default"/>
+          <w:lang w:val="en-US" w:eastAsia="zh-CN"/>
+        </w:rPr>
+        <w:t xml:space="preserve">  目标胜率50%。难度来源不靠单纯堆HP，而是三重叠加：</w:t>
+      </w:r>
+    </w:p>
+    <w:p>
+      <w:pPr>
+        <w:pStyle w:val="6"/>
+        <w:keepNext w:val="0"/>
+        <w:keepLines w:val="0"/>
+        <w:widowControl/>
+        <w:suppressLineNumbers w:val="0"/>
+        <w:rPr>
+          <w:rFonts w:hint="default"/>
+          <w:lang w:val="en-US" w:eastAsia="zh-CN"/>
+        </w:rPr>
+      </w:pPr>
+      <w:r>
+        <w:rPr>
+          <w:rFonts w:hint="default"/>
+          <w:lang w:val="en-US" w:eastAsia="zh-CN"/>
+        </w:rPr>
+        <w:t xml:space="preserve">  1. HP增加20-35%（时间压力）</w:t>
+      </w:r>
+    </w:p>
+    <w:p>
+      <w:pPr>
+        <w:pStyle w:val="6"/>
+        <w:keepNext w:val="0"/>
+        <w:keepLines w:val="0"/>
+        <w:widowControl/>
+        <w:suppressLineNumbers w:val="0"/>
+        <w:rPr>
+          <w:rFonts w:hint="default"/>
+          <w:lang w:val="en-US" w:eastAsia="zh-CN"/>
+        </w:rPr>
+      </w:pPr>
+      <w:r>
+        <w:rPr>
+          <w:rFonts w:hint="default"/>
+          <w:lang w:val="en-US" w:eastAsia="zh-CN"/>
+        </w:rPr>
+        <w:t xml:space="preserve">  2. 接触伤害提升到40-50（从第一章25提升）</w:t>
+      </w:r>
+    </w:p>
+    <w:p>
+      <w:pPr>
+        <w:pStyle w:val="6"/>
+        <w:keepNext w:val="0"/>
+        <w:keepLines w:val="0"/>
+        <w:widowControl/>
+        <w:suppressLineNumbers w:val="0"/>
+        <w:rPr>
+          <w:rFonts w:hint="default"/>
+          <w:lang w:val="en-US" w:eastAsia="zh-CN"/>
+        </w:rPr>
+      </w:pPr>
+      <w:r>
+        <w:rPr>
+          <w:rFonts w:hint="default"/>
+          <w:lang w:val="en-US" w:eastAsia="zh-CN"/>
+        </w:rPr>
+        <w:t xml:space="preserve">  3. 新机制减少有效DPS（岩浆斑阻挡激光约15-20%的利用率损失）</w:t>
+      </w:r>
+    </w:p>
+    <w:p>
+      <w:pPr>
+        <w:pStyle w:val="6"/>
+        <w:keepNext w:val="0"/>
+        <w:keepLines w:val="0"/>
+        <w:widowControl/>
+        <w:suppressLineNumbers w:val="0"/>
+        <w:rPr>
+          <w:rFonts w:hint="default"/>
+          <w:lang w:val="en-US" w:eastAsia="zh-CN"/>
+        </w:rPr>
+      </w:pPr>
+    </w:p>
+    <w:p>
+      <w:pPr>
+        <w:pStyle w:val="6"/>
+        <w:keepNext w:val="0"/>
+        <w:keepLines w:val="0"/>
+        <w:widowControl/>
+        <w:suppressLineNumbers w:val="0"/>
+        <w:rPr>
+          <w:rFonts w:hint="default"/>
+          <w:lang w:val="en-US" w:eastAsia="zh-CN"/>
+        </w:rPr>
+      </w:pPr>
+      <w:r>
+        <w:rPr>
+          <w:rFonts w:hint="default"/>
+          <w:lang w:val="en-US" w:eastAsia="zh-CN"/>
+        </w:rPr>
+        <w:t xml:space="preserve">  ┌───────────┬─────────────────────────┬─────────┬───────────────────────┐</w:t>
+      </w:r>
+    </w:p>
+    <w:p>
+      <w:pPr>
+        <w:pStyle w:val="6"/>
+        <w:keepNext w:val="0"/>
+        <w:keepLines w:val="0"/>
+        <w:widowControl/>
+        <w:suppressLineNumbers w:val="0"/>
+        <w:rPr>
+          <w:rFonts w:hint="default"/>
+          <w:lang w:val="en-US" w:eastAsia="zh-CN"/>
+        </w:rPr>
+      </w:pPr>
+      <w:r>
+        <w:rPr>
+          <w:rFonts w:hint="default"/>
+          <w:lang w:val="en-US" w:eastAsia="zh-CN"/>
+        </w:rPr>
+        <w:t xml:space="preserve">  │   波次    │        主要敌种         │ 有效HP  │      对比第一章       │</w:t>
+      </w:r>
+    </w:p>
+    <w:p>
+      <w:pPr>
+        <w:pStyle w:val="6"/>
+        <w:keepNext w:val="0"/>
+        <w:keepLines w:val="0"/>
+        <w:widowControl/>
+        <w:suppressLineNumbers w:val="0"/>
+        <w:rPr>
+          <w:rFonts w:hint="default"/>
+          <w:lang w:val="en-US" w:eastAsia="zh-CN"/>
+        </w:rPr>
+      </w:pPr>
+      <w:r>
+        <w:rPr>
+          <w:rFonts w:hint="default"/>
+          <w:lang w:val="en-US" w:eastAsia="zh-CN"/>
+        </w:rPr>
+        <w:t xml:space="preserve">  ├───────────┼─────────────────────────┼─────────┼───────────────────────┤</w:t>
+      </w:r>
+    </w:p>
+    <w:p>
+      <w:pPr>
+        <w:pStyle w:val="6"/>
+        <w:keepNext w:val="0"/>
+        <w:keepLines w:val="0"/>
+        <w:widowControl/>
+        <w:suppressLineNumbers w:val="0"/>
+        <w:rPr>
+          <w:rFonts w:hint="default"/>
+          <w:lang w:val="en-US" w:eastAsia="zh-CN"/>
+        </w:rPr>
+      </w:pPr>
+      <w:r>
+        <w:rPr>
+          <w:rFonts w:hint="default"/>
+          <w:lang w:val="en-US" w:eastAsia="zh-CN"/>
+        </w:rPr>
+        <w:t xml:space="preserve">  │ W1        │ 分裂岩浆怪×10（含分裂） │ 28,000  │ +40%                  │</w:t>
+      </w:r>
+    </w:p>
+    <w:p>
+      <w:pPr>
+        <w:pStyle w:val="6"/>
+        <w:keepNext w:val="0"/>
+        <w:keepLines w:val="0"/>
+        <w:widowControl/>
+        <w:suppressLineNumbers w:val="0"/>
+        <w:rPr>
+          <w:rFonts w:hint="default"/>
+          <w:lang w:val="en-US" w:eastAsia="zh-CN"/>
+        </w:rPr>
+      </w:pPr>
+      <w:r>
+        <w:rPr>
+          <w:rFonts w:hint="default"/>
+          <w:lang w:val="en-US" w:eastAsia="zh-CN"/>
+        </w:rPr>
+        <w:t xml:space="preserve">  ├───────────┼─────────────────────────┼─────────┼───────────────────────┤</w:t>
+      </w:r>
+    </w:p>
+    <w:p>
+      <w:pPr>
+        <w:pStyle w:val="6"/>
+        <w:keepNext w:val="0"/>
+        <w:keepLines w:val="0"/>
+        <w:widowControl/>
+        <w:suppressLineNumbers w:val="0"/>
+        <w:rPr>
+          <w:rFonts w:hint="default"/>
+          <w:lang w:val="en-US" w:eastAsia="zh-CN"/>
+        </w:rPr>
+      </w:pPr>
+      <w:r>
+        <w:rPr>
+          <w:rFonts w:hint="default"/>
+          <w:lang w:val="en-US" w:eastAsia="zh-CN"/>
+        </w:rPr>
+        <w:t xml:space="preserve">  │ W2        │ 分裂怪+坦克             │ 58,000  │ +35%                  │</w:t>
+      </w:r>
+    </w:p>
+    <w:p>
+      <w:pPr>
+        <w:pStyle w:val="6"/>
+        <w:keepNext w:val="0"/>
+        <w:keepLines w:val="0"/>
+        <w:widowControl/>
+        <w:suppressLineNumbers w:val="0"/>
+        <w:rPr>
+          <w:rFonts w:hint="default"/>
+          <w:lang w:val="en-US" w:eastAsia="zh-CN"/>
+        </w:rPr>
+      </w:pPr>
+      <w:r>
+        <w:rPr>
+          <w:rFonts w:hint="default"/>
+          <w:lang w:val="en-US" w:eastAsia="zh-CN"/>
+        </w:rPr>
+        <w:t xml:space="preserve">  ├───────────┼─────────────────────────┼─────────┼───────────────────────┤</w:t>
+      </w:r>
+    </w:p>
+    <w:p>
+      <w:pPr>
+        <w:pStyle w:val="6"/>
+        <w:keepNext w:val="0"/>
+        <w:keepLines w:val="0"/>
+        <w:widowControl/>
+        <w:suppressLineNumbers w:val="0"/>
+        <w:rPr>
+          <w:rFonts w:hint="default"/>
+          <w:lang w:val="en-US" w:eastAsia="zh-CN"/>
+        </w:rPr>
+      </w:pPr>
+      <w:r>
+        <w:rPr>
+          <w:rFonts w:hint="default"/>
+          <w:lang w:val="en-US" w:eastAsia="zh-CN"/>
+        </w:rPr>
+        <w:t xml:space="preserve">  │ W3        │ 混合+引入自爆怪         │ 62,000  │ +54% ← 岩浆斑开始出现 │</w:t>
+      </w:r>
+    </w:p>
+    <w:p>
+      <w:pPr>
+        <w:pStyle w:val="6"/>
+        <w:keepNext w:val="0"/>
+        <w:keepLines w:val="0"/>
+        <w:widowControl/>
+        <w:suppressLineNumbers w:val="0"/>
+        <w:rPr>
+          <w:rFonts w:hint="default"/>
+          <w:lang w:val="en-US" w:eastAsia="zh-CN"/>
+        </w:rPr>
+      </w:pPr>
+      <w:r>
+        <w:rPr>
+          <w:rFonts w:hint="default"/>
+          <w:lang w:val="en-US" w:eastAsia="zh-CN"/>
+        </w:rPr>
+        <w:t xml:space="preserve">  ├───────────┼─────────────────────────┼─────────┼───────────────────────┤</w:t>
+      </w:r>
+    </w:p>
+    <w:p>
+      <w:pPr>
+        <w:pStyle w:val="6"/>
+        <w:keepNext w:val="0"/>
+        <w:keepLines w:val="0"/>
+        <w:widowControl/>
+        <w:suppressLineNumbers w:val="0"/>
+        <w:rPr>
+          <w:rFonts w:hint="default"/>
+          <w:lang w:val="en-US" w:eastAsia="zh-CN"/>
+        </w:rPr>
+      </w:pPr>
+      <w:r>
+        <w:rPr>
+          <w:rFonts w:hint="default"/>
+          <w:lang w:val="en-US" w:eastAsia="zh-CN"/>
+        </w:rPr>
+        <w:t xml:space="preserve">  │ W4        │ 混合密度增加            │ 82,000  │ +52%                  │</w:t>
+      </w:r>
+    </w:p>
+    <w:p>
+      <w:pPr>
+        <w:pStyle w:val="6"/>
+        <w:keepNext w:val="0"/>
+        <w:keepLines w:val="0"/>
+        <w:widowControl/>
+        <w:suppressLineNumbers w:val="0"/>
+        <w:rPr>
+          <w:rFonts w:hint="default"/>
+          <w:lang w:val="en-US" w:eastAsia="zh-CN"/>
+        </w:rPr>
+      </w:pPr>
+      <w:r>
+        <w:rPr>
+          <w:rFonts w:hint="default"/>
+          <w:lang w:val="en-US" w:eastAsia="zh-CN"/>
+        </w:rPr>
+        <w:t xml:space="preserve">  ├───────────┼─────────────────────────┼─────────┼───────────────────────┤</w:t>
+      </w:r>
+    </w:p>
+    <w:p>
+      <w:pPr>
+        <w:pStyle w:val="6"/>
+        <w:keepNext w:val="0"/>
+        <w:keepLines w:val="0"/>
+        <w:widowControl/>
+        <w:suppressLineNumbers w:val="0"/>
+        <w:rPr>
+          <w:rFonts w:hint="default"/>
+          <w:lang w:val="en-US" w:eastAsia="zh-CN"/>
+        </w:rPr>
+      </w:pPr>
+      <w:r>
+        <w:rPr>
+          <w:rFonts w:hint="default"/>
+          <w:lang w:val="en-US" w:eastAsia="zh-CN"/>
+        </w:rPr>
+        <w:t xml:space="preserve">  │ W5        │ 大波次+引入炮手         │ 105,000 │ +55%                  │</w:t>
+      </w:r>
+    </w:p>
+    <w:p>
+      <w:pPr>
+        <w:pStyle w:val="6"/>
+        <w:keepNext w:val="0"/>
+        <w:keepLines w:val="0"/>
+        <w:widowControl/>
+        <w:suppressLineNumbers w:val="0"/>
+        <w:rPr>
+          <w:rFonts w:hint="default"/>
+          <w:lang w:val="en-US" w:eastAsia="zh-CN"/>
+        </w:rPr>
+      </w:pPr>
+      <w:r>
+        <w:rPr>
+          <w:rFonts w:hint="default"/>
+          <w:lang w:val="en-US" w:eastAsia="zh-CN"/>
+        </w:rPr>
+        <w:t xml:space="preserve">  ├───────────┼─────────────────────────┼─────────┼───────────────────────┤</w:t>
+      </w:r>
+    </w:p>
+    <w:p>
+      <w:pPr>
+        <w:pStyle w:val="6"/>
+        <w:keepNext w:val="0"/>
+        <w:keepLines w:val="0"/>
+        <w:widowControl/>
+        <w:suppressLineNumbers w:val="0"/>
+        <w:rPr>
+          <w:rFonts w:hint="default"/>
+          <w:lang w:val="en-US" w:eastAsia="zh-CN"/>
+        </w:rPr>
+      </w:pPr>
+      <w:r>
+        <w:rPr>
+          <w:rFonts w:hint="default"/>
+          <w:lang w:val="en-US" w:eastAsia="zh-CN"/>
+        </w:rPr>
+        <w:t xml:space="preserve">  │ W6        │ 精英首次出场            │ 200,000 │ +34%                  │</w:t>
+      </w:r>
+    </w:p>
+    <w:p>
+      <w:pPr>
+        <w:pStyle w:val="6"/>
+        <w:keepNext w:val="0"/>
+        <w:keepLines w:val="0"/>
+        <w:widowControl/>
+        <w:suppressLineNumbers w:val="0"/>
+        <w:rPr>
+          <w:rFonts w:hint="default"/>
+          <w:lang w:val="en-US" w:eastAsia="zh-CN"/>
+        </w:rPr>
+      </w:pPr>
+      <w:r>
+        <w:rPr>
+          <w:rFonts w:hint="default"/>
+          <w:lang w:val="en-US" w:eastAsia="zh-CN"/>
+        </w:rPr>
+        <w:t xml:space="preserve">  ├───────────┼─────────────────────────┼─────────┼───────────────────────┤</w:t>
+      </w:r>
+    </w:p>
+    <w:p>
+      <w:pPr>
+        <w:pStyle w:val="6"/>
+        <w:keepNext w:val="0"/>
+        <w:keepLines w:val="0"/>
+        <w:widowControl/>
+        <w:suppressLineNumbers w:val="0"/>
+        <w:rPr>
+          <w:rFonts w:hint="default"/>
+          <w:lang w:val="en-US" w:eastAsia="zh-CN"/>
+        </w:rPr>
+      </w:pPr>
+      <w:r>
+        <w:rPr>
+          <w:rFonts w:hint="default"/>
+          <w:lang w:val="en-US" w:eastAsia="zh-CN"/>
+        </w:rPr>
+        <w:t xml:space="preserve">  │ W7        │ 中等（休息波）          │ 78,000  │ +54%                  │</w:t>
+      </w:r>
+    </w:p>
+    <w:p>
+      <w:pPr>
+        <w:pStyle w:val="6"/>
+        <w:keepNext w:val="0"/>
+        <w:keepLines w:val="0"/>
+        <w:widowControl/>
+        <w:suppressLineNumbers w:val="0"/>
+        <w:rPr>
+          <w:rFonts w:hint="default"/>
+          <w:lang w:val="en-US" w:eastAsia="zh-CN"/>
+        </w:rPr>
+      </w:pPr>
+      <w:r>
+        <w:rPr>
+          <w:rFonts w:hint="default"/>
+          <w:lang w:val="en-US" w:eastAsia="zh-CN"/>
+        </w:rPr>
+        <w:t xml:space="preserve">  ├───────────┼─────────────────────────┼─────────┼───────────────────────┤</w:t>
+      </w:r>
+    </w:p>
+    <w:p>
+      <w:pPr>
+        <w:pStyle w:val="6"/>
+        <w:keepNext w:val="0"/>
+        <w:keepLines w:val="0"/>
+        <w:widowControl/>
+        <w:suppressLineNumbers w:val="0"/>
+        <w:rPr>
+          <w:rFonts w:hint="default"/>
+          <w:lang w:val="en-US" w:eastAsia="zh-CN"/>
+        </w:rPr>
+      </w:pPr>
+      <w:r>
+        <w:rPr>
+          <w:rFonts w:hint="default"/>
+          <w:lang w:val="en-US" w:eastAsia="zh-CN"/>
+        </w:rPr>
+        <w:t xml:space="preserve">  │ W8        │ 精英+高压               │ 215,000 │ +37%                  │</w:t>
+      </w:r>
+    </w:p>
+    <w:p>
+      <w:pPr>
+        <w:pStyle w:val="6"/>
+        <w:keepNext w:val="0"/>
+        <w:keepLines w:val="0"/>
+        <w:widowControl/>
+        <w:suppressLineNumbers w:val="0"/>
+        <w:rPr>
+          <w:rFonts w:hint="default"/>
+          <w:lang w:val="en-US" w:eastAsia="zh-CN"/>
+        </w:rPr>
+      </w:pPr>
+      <w:r>
+        <w:rPr>
+          <w:rFonts w:hint="default"/>
+          <w:lang w:val="en-US" w:eastAsia="zh-CN"/>
+        </w:rPr>
+        <w:t xml:space="preserve">  ├───────────┼─────────────────────────┼─────────┼───────────────────────┤</w:t>
+      </w:r>
+    </w:p>
+    <w:p>
+      <w:pPr>
+        <w:pStyle w:val="6"/>
+        <w:keepNext w:val="0"/>
+        <w:keepLines w:val="0"/>
+        <w:widowControl/>
+        <w:suppressLineNumbers w:val="0"/>
+        <w:rPr>
+          <w:rFonts w:hint="default"/>
+          <w:lang w:val="en-US" w:eastAsia="zh-CN"/>
+        </w:rPr>
+      </w:pPr>
+      <w:r>
+        <w:rPr>
+          <w:rFonts w:hint="default"/>
+          <w:lang w:val="en-US" w:eastAsia="zh-CN"/>
+        </w:rPr>
+        <w:t xml:space="preserve">  │ W9        │ 全类型混合              │ 232,000 │ +40%                  │</w:t>
+      </w:r>
+    </w:p>
+    <w:p>
+      <w:pPr>
+        <w:pStyle w:val="6"/>
+        <w:keepNext w:val="0"/>
+        <w:keepLines w:val="0"/>
+        <w:widowControl/>
+        <w:suppressLineNumbers w:val="0"/>
+        <w:rPr>
+          <w:rFonts w:hint="default"/>
+          <w:lang w:val="en-US" w:eastAsia="zh-CN"/>
+        </w:rPr>
+      </w:pPr>
+      <w:r>
+        <w:rPr>
+          <w:rFonts w:hint="default"/>
+          <w:lang w:val="en-US" w:eastAsia="zh-CN"/>
+        </w:rPr>
+        <w:t xml:space="preserve">  ├───────────┼─────────────────────────┼─────────┼───────────────────────┤</w:t>
+      </w:r>
+    </w:p>
+    <w:p>
+      <w:pPr>
+        <w:pStyle w:val="6"/>
+        <w:keepNext w:val="0"/>
+        <w:keepLines w:val="0"/>
+        <w:widowControl/>
+        <w:suppressLineNumbers w:val="0"/>
+        <w:rPr>
+          <w:rFonts w:hint="default"/>
+          <w:lang w:val="en-US" w:eastAsia="zh-CN"/>
+        </w:rPr>
+      </w:pPr>
+      <w:r>
+        <w:rPr>
+          <w:rFonts w:hint="default"/>
+          <w:lang w:val="en-US" w:eastAsia="zh-CN"/>
+        </w:rPr>
+        <w:t xml:space="preserve">  │ W10(Boss) │ 熔岩火山                │ 200,000 │ —                     │</w:t>
+      </w:r>
+    </w:p>
+    <w:p>
+      <w:pPr>
+        <w:pStyle w:val="6"/>
+        <w:keepNext w:val="0"/>
+        <w:keepLines w:val="0"/>
+        <w:widowControl/>
+        <w:suppressLineNumbers w:val="0"/>
+        <w:rPr>
+          <w:rFonts w:hint="default"/>
+          <w:lang w:val="en-US" w:eastAsia="zh-CN"/>
+        </w:rPr>
+      </w:pPr>
+      <w:r>
+        <w:rPr>
+          <w:rFonts w:hint="default"/>
+          <w:lang w:val="en-US" w:eastAsia="zh-CN"/>
+        </w:rPr>
+        <w:t xml:space="preserve">  └───────────┴─────────────────────────┴─────────┴───────────────────────┘</w:t>
+      </w:r>
+    </w:p>
+    <w:p>
+      <w:pPr>
+        <w:pStyle w:val="6"/>
+        <w:keepNext w:val="0"/>
+        <w:keepLines w:val="0"/>
+        <w:widowControl/>
+        <w:suppressLineNumbers w:val="0"/>
+        <w:rPr>
+          <w:rFonts w:hint="default"/>
+          <w:lang w:val="en-US" w:eastAsia="zh-CN"/>
+        </w:rPr>
+      </w:pPr>
+    </w:p>
+    <w:p>
+      <w:pPr>
+        <w:pStyle w:val="6"/>
+        <w:keepNext w:val="0"/>
+        <w:keepLines w:val="0"/>
+        <w:widowControl/>
+        <w:suppressLineNumbers w:val="0"/>
+        <w:rPr>
+          <w:rFonts w:hint="default"/>
+          <w:lang w:val="en-US" w:eastAsia="zh-CN"/>
+        </w:rPr>
+      </w:pPr>
+      <w:r>
+        <w:rPr>
+          <w:rFonts w:hint="default"/>
+          <w:lang w:val="en-US" w:eastAsia="zh-CN"/>
+        </w:rPr>
+        <w:t xml:space="preserve">  第三章HP锚点（初稿）</w:t>
+      </w:r>
+    </w:p>
+    <w:p>
+      <w:pPr>
+        <w:pStyle w:val="6"/>
+        <w:keepNext w:val="0"/>
+        <w:keepLines w:val="0"/>
+        <w:widowControl/>
+        <w:suppressLineNumbers w:val="0"/>
+        <w:rPr>
+          <w:rFonts w:hint="default"/>
+          <w:lang w:val="en-US" w:eastAsia="zh-CN"/>
+        </w:rPr>
+      </w:pPr>
+    </w:p>
+    <w:p>
+      <w:pPr>
+        <w:pStyle w:val="6"/>
+        <w:keepNext w:val="0"/>
+        <w:keepLines w:val="0"/>
+        <w:widowControl/>
+        <w:suppressLineNumbers w:val="0"/>
+        <w:rPr>
+          <w:rFonts w:hint="default"/>
+          <w:lang w:val="en-US" w:eastAsia="zh-CN"/>
+        </w:rPr>
+      </w:pPr>
+      <w:r>
+        <w:rPr>
+          <w:rFonts w:hint="default"/>
+          <w:lang w:val="en-US" w:eastAsia="zh-CN"/>
+        </w:rPr>
+        <w:t xml:space="preserve">  目标胜率：你需要确认一下 — 我假设30-40%。</w:t>
+      </w:r>
+    </w:p>
+    <w:p>
+      <w:pPr>
+        <w:pStyle w:val="6"/>
+        <w:keepNext w:val="0"/>
+        <w:keepLines w:val="0"/>
+        <w:widowControl/>
+        <w:suppressLineNumbers w:val="0"/>
+        <w:rPr>
+          <w:rFonts w:hint="default"/>
+          <w:lang w:val="en-US" w:eastAsia="zh-CN"/>
+        </w:rPr>
+      </w:pPr>
+    </w:p>
+    <w:p>
+      <w:pPr>
+        <w:pStyle w:val="6"/>
+        <w:keepNext w:val="0"/>
+        <w:keepLines w:val="0"/>
+        <w:widowControl/>
+        <w:suppressLineNumbers w:val="0"/>
+        <w:rPr>
+          <w:rFonts w:hint="default"/>
+          <w:lang w:val="en-US" w:eastAsia="zh-CN"/>
+        </w:rPr>
+      </w:pPr>
+      <w:r>
+        <w:rPr>
+          <w:rFonts w:hint="default"/>
+          <w:lang w:val="en-US" w:eastAsia="zh-CN"/>
+        </w:rPr>
+        <w:t xml:space="preserve">  ┌───────────┬───────────────────────┬─────────┬─────────────────────┐</w:t>
+      </w:r>
+    </w:p>
+    <w:p>
+      <w:pPr>
+        <w:pStyle w:val="6"/>
+        <w:keepNext w:val="0"/>
+        <w:keepLines w:val="0"/>
+        <w:widowControl/>
+        <w:suppressLineNumbers w:val="0"/>
+        <w:rPr>
+          <w:rFonts w:hint="default"/>
+          <w:lang w:val="en-US" w:eastAsia="zh-CN"/>
+        </w:rPr>
+      </w:pPr>
+      <w:r>
+        <w:rPr>
+          <w:rFonts w:hint="default"/>
+          <w:lang w:val="en-US" w:eastAsia="zh-CN"/>
+        </w:rPr>
+        <w:t xml:space="preserve">  │   波次    │       主要敌种        │ 有效HP  │     对比第二章      │</w:t>
+      </w:r>
+    </w:p>
+    <w:p>
+      <w:pPr>
+        <w:pStyle w:val="6"/>
+        <w:keepNext w:val="0"/>
+        <w:keepLines w:val="0"/>
+        <w:widowControl/>
+        <w:suppressLineNumbers w:val="0"/>
+        <w:rPr>
+          <w:rFonts w:hint="default"/>
+          <w:lang w:val="en-US" w:eastAsia="zh-CN"/>
+        </w:rPr>
+      </w:pPr>
+      <w:r>
+        <w:rPr>
+          <w:rFonts w:hint="default"/>
+          <w:lang w:val="en-US" w:eastAsia="zh-CN"/>
+        </w:rPr>
+        <w:t xml:space="preserve">  ├───────────┼───────────────────────┼─────────┼─────────────────────┤</w:t>
+      </w:r>
+    </w:p>
+    <w:p>
+      <w:pPr>
+        <w:pStyle w:val="6"/>
+        <w:keepNext w:val="0"/>
+        <w:keepLines w:val="0"/>
+        <w:widowControl/>
+        <w:suppressLineNumbers w:val="0"/>
+        <w:rPr>
+          <w:rFonts w:hint="default"/>
+          <w:lang w:val="en-US" w:eastAsia="zh-CN"/>
+        </w:rPr>
+      </w:pPr>
+      <w:r>
+        <w:rPr>
+          <w:rFonts w:hint="default"/>
+          <w:lang w:val="en-US" w:eastAsia="zh-CN"/>
+        </w:rPr>
+        <w:t xml:space="preserve">  │ W1        │ 冰霜粘液怪            │ 38,000  │ +36%                │</w:t>
+      </w:r>
+    </w:p>
+    <w:p>
+      <w:pPr>
+        <w:pStyle w:val="6"/>
+        <w:keepNext w:val="0"/>
+        <w:keepLines w:val="0"/>
+        <w:widowControl/>
+        <w:suppressLineNumbers w:val="0"/>
+        <w:rPr>
+          <w:rFonts w:hint="default"/>
+          <w:lang w:val="en-US" w:eastAsia="zh-CN"/>
+        </w:rPr>
+      </w:pPr>
+      <w:r>
+        <w:rPr>
+          <w:rFonts w:hint="default"/>
+          <w:lang w:val="en-US" w:eastAsia="zh-CN"/>
+        </w:rPr>
+        <w:t xml:space="preserve">  ├───────────┼───────────────────────┼─────────┼─────────────────────┤</w:t>
+      </w:r>
+    </w:p>
+    <w:p>
+      <w:pPr>
+        <w:pStyle w:val="6"/>
+        <w:keepNext w:val="0"/>
+        <w:keepLines w:val="0"/>
+        <w:widowControl/>
+        <w:suppressLineNumbers w:val="0"/>
+        <w:rPr>
+          <w:rFonts w:hint="default"/>
+          <w:lang w:val="en-US" w:eastAsia="zh-CN"/>
+        </w:rPr>
+      </w:pPr>
+      <w:r>
+        <w:rPr>
+          <w:rFonts w:hint="default"/>
+          <w:lang w:val="en-US" w:eastAsia="zh-CN"/>
+        </w:rPr>
+        <w:t xml:space="preserve">  │ W2        │ 粘液+极寒坦克         │ 78,000  │ +34%                │</w:t>
+      </w:r>
+    </w:p>
+    <w:p>
+      <w:pPr>
+        <w:pStyle w:val="6"/>
+        <w:keepNext w:val="0"/>
+        <w:keepLines w:val="0"/>
+        <w:widowControl/>
+        <w:suppressLineNumbers w:val="0"/>
+        <w:rPr>
+          <w:rFonts w:hint="default"/>
+          <w:lang w:val="en-US" w:eastAsia="zh-CN"/>
+        </w:rPr>
+      </w:pPr>
+      <w:r>
+        <w:rPr>
+          <w:rFonts w:hint="default"/>
+          <w:lang w:val="en-US" w:eastAsia="zh-CN"/>
+        </w:rPr>
+        <w:t xml:space="preserve">  ├───────────┼───────────────────────┼─────────┼─────────────────────┤</w:t>
+      </w:r>
+    </w:p>
+    <w:p>
+      <w:pPr>
+        <w:pStyle w:val="6"/>
+        <w:keepNext w:val="0"/>
+        <w:keepLines w:val="0"/>
+        <w:widowControl/>
+        <w:suppressLineNumbers w:val="0"/>
+        <w:rPr>
+          <w:rFonts w:hint="default"/>
+          <w:lang w:val="en-US" w:eastAsia="zh-CN"/>
+        </w:rPr>
+      </w:pPr>
+      <w:r>
+        <w:rPr>
+          <w:rFonts w:hint="default"/>
+          <w:lang w:val="en-US" w:eastAsia="zh-CN"/>
+        </w:rPr>
+        <w:t xml:space="preserve">  │ W3        │ 混合+引入催化者       │ 88,000  │ +42% ← 狂暴触发开始 │</w:t>
+      </w:r>
+    </w:p>
+    <w:p>
+      <w:pPr>
+        <w:pStyle w:val="6"/>
+        <w:keepNext w:val="0"/>
+        <w:keepLines w:val="0"/>
+        <w:widowControl/>
+        <w:suppressLineNumbers w:val="0"/>
+        <w:rPr>
+          <w:rFonts w:hint="default"/>
+          <w:lang w:val="en-US" w:eastAsia="zh-CN"/>
+        </w:rPr>
+      </w:pPr>
+      <w:r>
+        <w:rPr>
+          <w:rFonts w:hint="default"/>
+          <w:lang w:val="en-US" w:eastAsia="zh-CN"/>
+        </w:rPr>
+        <w:t xml:space="preserve">  ├───────────┼───────────────────────┼─────────┼─────────────────────┤</w:t>
+      </w:r>
+    </w:p>
+    <w:p>
+      <w:pPr>
+        <w:pStyle w:val="6"/>
+        <w:keepNext w:val="0"/>
+        <w:keepLines w:val="0"/>
+        <w:widowControl/>
+        <w:suppressLineNumbers w:val="0"/>
+        <w:rPr>
+          <w:rFonts w:hint="default"/>
+          <w:lang w:val="en-US" w:eastAsia="zh-CN"/>
+        </w:rPr>
+      </w:pPr>
+      <w:r>
+        <w:rPr>
+          <w:rFonts w:hint="default"/>
+          <w:lang w:val="en-US" w:eastAsia="zh-CN"/>
+        </w:rPr>
+        <w:t xml:space="preserve">  │ W4        │ 混合+催化者密度增加   │ 110,000 │ +34%                │</w:t>
+      </w:r>
+    </w:p>
+    <w:p>
+      <w:pPr>
+        <w:pStyle w:val="6"/>
+        <w:keepNext w:val="0"/>
+        <w:keepLines w:val="0"/>
+        <w:widowControl/>
+        <w:suppressLineNumbers w:val="0"/>
+        <w:rPr>
+          <w:rFonts w:hint="default"/>
+          <w:lang w:val="en-US" w:eastAsia="zh-CN"/>
+        </w:rPr>
+      </w:pPr>
+      <w:r>
+        <w:rPr>
+          <w:rFonts w:hint="default"/>
+          <w:lang w:val="en-US" w:eastAsia="zh-CN"/>
+        </w:rPr>
+        <w:t xml:space="preserve">  ├───────────┼───────────────────────┼─────────┼─────────────────────┤</w:t>
+      </w:r>
+    </w:p>
+    <w:p>
+      <w:pPr>
+        <w:pStyle w:val="6"/>
+        <w:keepNext w:val="0"/>
+        <w:keepLines w:val="0"/>
+        <w:widowControl/>
+        <w:suppressLineNumbers w:val="0"/>
+        <w:rPr>
+          <w:rFonts w:hint="default"/>
+          <w:lang w:val="en-US" w:eastAsia="zh-CN"/>
+        </w:rPr>
+      </w:pPr>
+      <w:r>
+        <w:rPr>
+          <w:rFonts w:hint="default"/>
+          <w:lang w:val="en-US" w:eastAsia="zh-CN"/>
+        </w:rPr>
+        <w:t xml:space="preserve">  │ W5        │ 大波次+引入霜冻施法者 │ 145,000 │ +38% ← 冰墙开始出现 │</w:t>
+      </w:r>
+    </w:p>
+    <w:p>
+      <w:pPr>
+        <w:pStyle w:val="6"/>
+        <w:keepNext w:val="0"/>
+        <w:keepLines w:val="0"/>
+        <w:widowControl/>
+        <w:suppressLineNumbers w:val="0"/>
+        <w:rPr>
+          <w:rFonts w:hint="default"/>
+          <w:lang w:val="en-US" w:eastAsia="zh-CN"/>
+        </w:rPr>
+      </w:pPr>
+      <w:r>
+        <w:rPr>
+          <w:rFonts w:hint="default"/>
+          <w:lang w:val="en-US" w:eastAsia="zh-CN"/>
+        </w:rPr>
+        <w:t xml:space="preserve">  ├───────────┼───────────────────────┼─────────┼─────────────────────┤</w:t>
+      </w:r>
+    </w:p>
+    <w:p>
+      <w:pPr>
+        <w:pStyle w:val="6"/>
+        <w:keepNext w:val="0"/>
+        <w:keepLines w:val="0"/>
+        <w:widowControl/>
+        <w:suppressLineNumbers w:val="0"/>
+        <w:rPr>
+          <w:rFonts w:hint="default"/>
+          <w:lang w:val="en-US" w:eastAsia="zh-CN"/>
+        </w:rPr>
+      </w:pPr>
+      <w:r>
+        <w:rPr>
+          <w:rFonts w:hint="default"/>
+          <w:lang w:val="en-US" w:eastAsia="zh-CN"/>
+        </w:rPr>
+        <w:t xml:space="preserve">  │ W6        │ 精英冰甲卫士首次      │ 275,000 │ +38%                │</w:t>
+      </w:r>
+    </w:p>
+    <w:p>
+      <w:pPr>
+        <w:pStyle w:val="6"/>
+        <w:keepNext w:val="0"/>
+        <w:keepLines w:val="0"/>
+        <w:widowControl/>
+        <w:suppressLineNumbers w:val="0"/>
+        <w:rPr>
+          <w:rFonts w:hint="default"/>
+          <w:lang w:val="en-US" w:eastAsia="zh-CN"/>
+        </w:rPr>
+      </w:pPr>
+      <w:r>
+        <w:rPr>
+          <w:rFonts w:hint="default"/>
+          <w:lang w:val="en-US" w:eastAsia="zh-CN"/>
+        </w:rPr>
+        <w:t xml:space="preserve">  ├───────────┼───────────────────────┼─────────┼─────────────────────┤</w:t>
+      </w:r>
+    </w:p>
+    <w:p>
+      <w:pPr>
+        <w:pStyle w:val="6"/>
+        <w:keepNext w:val="0"/>
+        <w:keepLines w:val="0"/>
+        <w:widowControl/>
+        <w:suppressLineNumbers w:val="0"/>
+        <w:rPr>
+          <w:rFonts w:hint="default"/>
+          <w:lang w:val="en-US" w:eastAsia="zh-CN"/>
+        </w:rPr>
+      </w:pPr>
+      <w:r>
+        <w:rPr>
+          <w:rFonts w:hint="default"/>
+          <w:lang w:val="en-US" w:eastAsia="zh-CN"/>
+        </w:rPr>
+        <w:t xml:space="preserve">  │ W7        │ 休息波                │ 105,000 │ +35%                │</w:t>
+      </w:r>
+    </w:p>
+    <w:p>
+      <w:pPr>
+        <w:pStyle w:val="6"/>
+        <w:keepNext w:val="0"/>
+        <w:keepLines w:val="0"/>
+        <w:widowControl/>
+        <w:suppressLineNumbers w:val="0"/>
+        <w:rPr>
+          <w:rFonts w:hint="default"/>
+          <w:lang w:val="en-US" w:eastAsia="zh-CN"/>
+        </w:rPr>
+      </w:pPr>
+      <w:r>
+        <w:rPr>
+          <w:rFonts w:hint="default"/>
+          <w:lang w:val="en-US" w:eastAsia="zh-CN"/>
+        </w:rPr>
+        <w:t xml:space="preserve">  ├───────────┼───────────────────────┼─────────┼─────────────────────┤</w:t>
+      </w:r>
+    </w:p>
+    <w:p>
+      <w:pPr>
+        <w:pStyle w:val="6"/>
+        <w:keepNext w:val="0"/>
+        <w:keepLines w:val="0"/>
+        <w:widowControl/>
+        <w:suppressLineNumbers w:val="0"/>
+        <w:rPr>
+          <w:rFonts w:hint="default"/>
+          <w:lang w:val="en-US" w:eastAsia="zh-CN"/>
+        </w:rPr>
+      </w:pPr>
+      <w:r>
+        <w:rPr>
+          <w:rFonts w:hint="default"/>
+          <w:lang w:val="en-US" w:eastAsia="zh-CN"/>
+        </w:rPr>
+        <w:t xml:space="preserve">  │ W8        │ 精英+精英施法者       │ 295,000 │ +37%                │</w:t>
+      </w:r>
+    </w:p>
+    <w:p>
+      <w:pPr>
+        <w:pStyle w:val="6"/>
+        <w:keepNext w:val="0"/>
+        <w:keepLines w:val="0"/>
+        <w:widowControl/>
+        <w:suppressLineNumbers w:val="0"/>
+        <w:rPr>
+          <w:rFonts w:hint="default"/>
+          <w:lang w:val="en-US" w:eastAsia="zh-CN"/>
+        </w:rPr>
+      </w:pPr>
+      <w:r>
+        <w:rPr>
+          <w:rFonts w:hint="default"/>
+          <w:lang w:val="en-US" w:eastAsia="zh-CN"/>
+        </w:rPr>
+        <w:t xml:space="preserve">  ├───────────┼───────────────────────┼─────────┼─────────────────────┤</w:t>
+      </w:r>
+    </w:p>
+    <w:p>
+      <w:pPr>
+        <w:pStyle w:val="6"/>
+        <w:keepNext w:val="0"/>
+        <w:keepLines w:val="0"/>
+        <w:widowControl/>
+        <w:suppressLineNumbers w:val="0"/>
+        <w:rPr>
+          <w:rFonts w:hint="default"/>
+          <w:lang w:val="en-US" w:eastAsia="zh-CN"/>
+        </w:rPr>
+      </w:pPr>
+      <w:r>
+        <w:rPr>
+          <w:rFonts w:hint="default"/>
+          <w:lang w:val="en-US" w:eastAsia="zh-CN"/>
+        </w:rPr>
+        <w:t xml:space="preserve">  │ W9        │ 全类型混合            │ 315,000 │ +36%                │</w:t>
+      </w:r>
+    </w:p>
+    <w:p>
+      <w:pPr>
+        <w:pStyle w:val="6"/>
+        <w:keepNext w:val="0"/>
+        <w:keepLines w:val="0"/>
+        <w:widowControl/>
+        <w:suppressLineNumbers w:val="0"/>
+        <w:rPr>
+          <w:rFonts w:hint="default"/>
+          <w:lang w:val="en-US" w:eastAsia="zh-CN"/>
+        </w:rPr>
+      </w:pPr>
+      <w:r>
+        <w:rPr>
+          <w:rFonts w:hint="default"/>
+          <w:lang w:val="en-US" w:eastAsia="zh-CN"/>
+        </w:rPr>
+        <w:t xml:space="preserve">  ├───────────┼───────────────────────┼─────────┼─────────────────────┤</w:t>
+      </w:r>
+    </w:p>
+    <w:p>
+      <w:pPr>
+        <w:pStyle w:val="6"/>
+        <w:keepNext w:val="0"/>
+        <w:keepLines w:val="0"/>
+        <w:widowControl/>
+        <w:suppressLineNumbers w:val="0"/>
+        <w:rPr>
+          <w:rFonts w:hint="default"/>
+          <w:lang w:val="en-US" w:eastAsia="zh-CN"/>
+        </w:rPr>
+      </w:pPr>
+      <w:r>
+        <w:rPr>
+          <w:rFonts w:hint="default"/>
+          <w:lang w:val="en-US" w:eastAsia="zh-CN"/>
+        </w:rPr>
+        <w:t xml:space="preserve">  │ W10(Boss) │ 极寒之核              │ 260,000 │ —                   │</w:t>
+      </w:r>
+    </w:p>
+    <w:p>
+      <w:pPr>
+        <w:pStyle w:val="6"/>
+        <w:keepNext w:val="0"/>
+        <w:keepLines w:val="0"/>
+        <w:widowControl/>
+        <w:suppressLineNumbers w:val="0"/>
+        <w:rPr>
+          <w:rFonts w:hint="default"/>
+          <w:lang w:val="en-US" w:eastAsia="zh-CN"/>
+        </w:rPr>
+      </w:pPr>
+      <w:r>
+        <w:rPr>
+          <w:rFonts w:hint="default"/>
+          <w:lang w:val="en-US" w:eastAsia="zh-CN"/>
+        </w:rPr>
+        <w:t xml:space="preserve">  └───────────┴───────────────────────┴─────────┴─────────────────────┘</w:t>
+      </w:r>
+    </w:p>
+    <w:p>
+      <w:pPr>
+        <w:pStyle w:val="6"/>
+        <w:keepNext w:val="0"/>
+        <w:keepLines w:val="0"/>
+        <w:widowControl/>
+        <w:suppressLineNumbers w:val="0"/>
+        <w:rPr>
+          <w:rFonts w:hint="default"/>
+          <w:lang w:val="en-US" w:eastAsia="zh-CN"/>
+        </w:rPr>
+      </w:pPr>
+    </w:p>
+    <w:p>
+      <w:pPr>
+        <w:pStyle w:val="6"/>
+        <w:keepNext w:val="0"/>
+        <w:keepLines w:val="0"/>
+        <w:widowControl/>
+        <w:suppressLineNumbers w:val="0"/>
+        <w:rPr>
+          <w:rFonts w:hint="default"/>
+          <w:lang w:val="en-US" w:eastAsia="zh-CN"/>
+        </w:rPr>
+      </w:pPr>
+      <w:r>
+        <w:rPr>
+          <w:rFonts w:hint="default"/>
+          <w:lang w:val="en-US" w:eastAsia="zh-CN"/>
+        </w:rPr>
+        <w:t xml:space="preserve">  ---</w:t>
+      </w:r>
+    </w:p>
+    <w:p>
+      <w:pPr>
+        <w:pStyle w:val="6"/>
+        <w:keepNext w:val="0"/>
+        <w:keepLines w:val="0"/>
+        <w:widowControl/>
+        <w:suppressLineNumbers w:val="0"/>
+        <w:rPr>
+          <w:rFonts w:hint="default"/>
+          <w:lang w:val="en-US" w:eastAsia="zh-CN"/>
+        </w:rPr>
+      </w:pPr>
+      <w:r>
+        <w:rPr>
+          <w:rFonts w:hint="default"/>
+          <w:lang w:val="en-US" w:eastAsia="zh-CN"/>
+        </w:rPr>
+        <w:t xml:space="preserve">  还有几个问题需要你确认后才能开始</w:t>
+      </w:r>
+    </w:p>
+    <w:p>
+      <w:pPr>
+        <w:pStyle w:val="6"/>
+        <w:keepNext w:val="0"/>
+        <w:keepLines w:val="0"/>
+        <w:widowControl/>
+        <w:suppressLineNumbers w:val="0"/>
+        <w:rPr>
+          <w:rFonts w:hint="default"/>
+          <w:lang w:val="en-US" w:eastAsia="zh-CN"/>
+        </w:rPr>
+      </w:pPr>
+    </w:p>
+    <w:p>
+      <w:pPr>
+        <w:pStyle w:val="6"/>
+        <w:keepNext w:val="0"/>
+        <w:keepLines w:val="0"/>
+        <w:widowControl/>
+        <w:suppressLineNumbers w:val="0"/>
+        <w:rPr>
+          <w:rFonts w:hint="default"/>
+          <w:lang w:val="en-US" w:eastAsia="zh-CN"/>
+        </w:rPr>
+      </w:pPr>
+      <w:r>
+        <w:rPr>
+          <w:rFonts w:hint="default"/>
+          <w:lang w:val="en-US" w:eastAsia="zh-CN"/>
+        </w:rPr>
+        <w:t xml:space="preserve">  【最重要，影响BaseBossController架构】</w:t>
+      </w:r>
+    </w:p>
+    <w:p>
+      <w:pPr>
+        <w:pStyle w:val="6"/>
+        <w:keepNext w:val="0"/>
+        <w:keepLines w:val="0"/>
+        <w:widowControl/>
+        <w:suppressLineNumbers w:val="0"/>
+        <w:rPr>
+          <w:rFonts w:hint="default"/>
+          <w:lang w:val="en-US" w:eastAsia="zh-CN"/>
+        </w:rPr>
+      </w:pPr>
+    </w:p>
+    <w:p>
+      <w:pPr>
+        <w:pStyle w:val="6"/>
+        <w:keepNext w:val="0"/>
+        <w:keepLines w:val="0"/>
+        <w:widowControl/>
+        <w:suppressLineNumbers w:val="0"/>
+        <w:rPr>
+          <w:rFonts w:hint="default"/>
+          <w:lang w:val="en-US" w:eastAsia="zh-CN"/>
+        </w:rPr>
+      </w:pPr>
+      <w:r>
+        <w:rPr>
+          <w:rFonts w:hint="default"/>
+          <w:lang w:val="en-US" w:eastAsia="zh-CN"/>
+        </w:rPr>
+        <w:t xml:space="preserve">  1. 三个Boss各自有哪些技能是"共用基础版"？ 我梳理一下我的理解，你确认是否正确：</w:t>
+      </w:r>
+    </w:p>
+    <w:p>
+      <w:pPr>
+        <w:pStyle w:val="6"/>
+        <w:keepNext w:val="0"/>
+        <w:keepLines w:val="0"/>
+        <w:widowControl/>
+        <w:suppressLineNumbers w:val="0"/>
+        <w:rPr>
+          <w:rFonts w:hint="default"/>
+          <w:lang w:val="en-US" w:eastAsia="zh-CN"/>
+        </w:rPr>
+      </w:pPr>
+    </w:p>
+    <w:p>
+      <w:pPr>
+        <w:pStyle w:val="6"/>
+        <w:keepNext w:val="0"/>
+        <w:keepLines w:val="0"/>
+        <w:widowControl/>
+        <w:suppressLineNumbers w:val="0"/>
+        <w:rPr>
+          <w:rFonts w:hint="default"/>
+          <w:lang w:val="en-US" w:eastAsia="zh-CN"/>
+        </w:rPr>
+      </w:pPr>
+      <w:r>
+        <w:rPr>
+          <w:rFonts w:hint="default"/>
+          <w:lang w:val="en-US" w:eastAsia="zh-CN"/>
+        </w:rPr>
+        <w:t xml:space="preserve">  ┌───────────┬──────────────────┬────────────────────────┬────────────────────────┐</w:t>
+      </w:r>
+    </w:p>
+    <w:p>
+      <w:pPr>
+        <w:pStyle w:val="6"/>
+        <w:keepNext w:val="0"/>
+        <w:keepLines w:val="0"/>
+        <w:widowControl/>
+        <w:suppressLineNumbers w:val="0"/>
+        <w:rPr>
+          <w:rFonts w:hint="default"/>
+          <w:lang w:val="en-US" w:eastAsia="zh-CN"/>
+        </w:rPr>
+      </w:pPr>
+      <w:r>
+        <w:rPr>
+          <w:rFonts w:hint="default"/>
+          <w:lang w:val="en-US" w:eastAsia="zh-CN"/>
+        </w:rPr>
+        <w:t xml:space="preserve">  │ 共用技能  │   Ch1具体实现    │        Ch2变体         │        Ch3变体         │</w:t>
+      </w:r>
+    </w:p>
+    <w:p>
+      <w:pPr>
+        <w:pStyle w:val="6"/>
+        <w:keepNext w:val="0"/>
+        <w:keepLines w:val="0"/>
+        <w:widowControl/>
+        <w:suppressLineNumbers w:val="0"/>
+        <w:rPr>
+          <w:rFonts w:hint="default"/>
+          <w:lang w:val="en-US" w:eastAsia="zh-CN"/>
+        </w:rPr>
+      </w:pPr>
+      <w:r>
+        <w:rPr>
+          <w:rFonts w:hint="default"/>
+          <w:lang w:val="en-US" w:eastAsia="zh-CN"/>
+        </w:rPr>
+        <w:t xml:space="preserve">  ├───────────┼──────────────────┼────────────────────────┼────────────────────────┤</w:t>
+      </w:r>
+    </w:p>
+    <w:p>
+      <w:pPr>
+        <w:pStyle w:val="6"/>
+        <w:keepNext w:val="0"/>
+        <w:keepLines w:val="0"/>
+        <w:widowControl/>
+        <w:suppressLineNumbers w:val="0"/>
+        <w:rPr>
+          <w:rFonts w:hint="default"/>
+          <w:lang w:val="en-US" w:eastAsia="zh-CN"/>
+        </w:rPr>
+      </w:pPr>
+      <w:r>
+        <w:rPr>
+          <w:rFonts w:hint="default"/>
+          <w:lang w:val="en-US" w:eastAsia="zh-CN"/>
+        </w:rPr>
+        <w:t xml:space="preserve">  │ 冲撞      │ 蓄力→冲向塔→退回 │ 同+留下岩浆隔离带      │ 同+竖直旋转冰锥        │</w:t>
+      </w:r>
+    </w:p>
+    <w:p>
+      <w:pPr>
+        <w:pStyle w:val="6"/>
+        <w:keepNext w:val="0"/>
+        <w:keepLines w:val="0"/>
+        <w:widowControl/>
+        <w:suppressLineNumbers w:val="0"/>
+        <w:rPr>
+          <w:rFonts w:hint="default"/>
+          <w:lang w:val="en-US" w:eastAsia="zh-CN"/>
+        </w:rPr>
+      </w:pPr>
+      <w:r>
+        <w:rPr>
+          <w:rFonts w:hint="default"/>
+          <w:lang w:val="en-US" w:eastAsia="zh-CN"/>
+        </w:rPr>
+        <w:t xml:space="preserve">  ├───────────┼──────────────────┼────────────────────────┼────────────────────────┤</w:t>
+      </w:r>
+    </w:p>
+    <w:p>
+      <w:pPr>
+        <w:pStyle w:val="6"/>
+        <w:keepNext w:val="0"/>
+        <w:keepLines w:val="0"/>
+        <w:widowControl/>
+        <w:suppressLineNumbers w:val="0"/>
+        <w:rPr>
+          <w:rFonts w:hint="default"/>
+          <w:lang w:val="en-US" w:eastAsia="zh-CN"/>
+        </w:rPr>
+      </w:pPr>
+      <w:r>
+        <w:rPr>
+          <w:rFonts w:hint="default"/>
+          <w:lang w:val="en-US" w:eastAsia="zh-CN"/>
+        </w:rPr>
+        <w:t xml:space="preserve">  │ 碾压/角力 │ 重力碾压         │ 绝境碾压（同+2颗陨石） │ 无（不共用）           │</w:t>
+      </w:r>
+    </w:p>
+    <w:p>
+      <w:pPr>
+        <w:pStyle w:val="6"/>
+        <w:keepNext w:val="0"/>
+        <w:keepLines w:val="0"/>
+        <w:widowControl/>
+        <w:suppressLineNumbers w:val="0"/>
+        <w:rPr>
+          <w:rFonts w:hint="default"/>
+          <w:lang w:val="en-US" w:eastAsia="zh-CN"/>
+        </w:rPr>
+      </w:pPr>
+      <w:r>
+        <w:rPr>
+          <w:rFonts w:hint="default"/>
+          <w:lang w:val="en-US" w:eastAsia="zh-CN"/>
+        </w:rPr>
+        <w:t xml:space="preserve">  ├───────────┼──────────────────┼────────────────────────┼────────────────────────┤</w:t>
+      </w:r>
+    </w:p>
+    <w:p>
+      <w:pPr>
+        <w:pStyle w:val="6"/>
+        <w:keepNext w:val="0"/>
+        <w:keepLines w:val="0"/>
+        <w:widowControl/>
+        <w:suppressLineNumbers w:val="0"/>
+        <w:rPr>
+          <w:rFonts w:hint="default"/>
+          <w:lang w:val="en-US" w:eastAsia="zh-CN"/>
+        </w:rPr>
+      </w:pPr>
+      <w:r>
+        <w:rPr>
+          <w:rFonts w:hint="default"/>
+          <w:lang w:val="en-US" w:eastAsia="zh-CN"/>
+        </w:rPr>
+        <w:t xml:space="preserve">  │ 召唤小怪  │ 召唤小怪         │ 汲取融合（召唤+吸收）  │ 绝对零度（失败时涌入） │</w:t>
+      </w:r>
+    </w:p>
+    <w:p>
+      <w:pPr>
+        <w:pStyle w:val="6"/>
+        <w:keepNext w:val="0"/>
+        <w:keepLines w:val="0"/>
+        <w:widowControl/>
+        <w:suppressLineNumbers w:val="0"/>
+        <w:rPr>
+          <w:rFonts w:hint="default"/>
+          <w:lang w:val="en-US" w:eastAsia="zh-CN"/>
+        </w:rPr>
+      </w:pPr>
+      <w:r>
+        <w:rPr>
+          <w:rFonts w:hint="default"/>
+          <w:lang w:val="en-US" w:eastAsia="zh-CN"/>
+        </w:rPr>
+        <w:t xml:space="preserve">  ├───────────┼──────────────────┼────────────────────────┼────────────────────────┤</w:t>
+      </w:r>
+    </w:p>
+    <w:p>
+      <w:pPr>
+        <w:pStyle w:val="6"/>
+        <w:keepNext w:val="0"/>
+        <w:keepLines w:val="0"/>
+        <w:widowControl/>
+        <w:suppressLineNumbers w:val="0"/>
+        <w:rPr>
+          <w:rFonts w:hint="default"/>
+          <w:lang w:val="en-US" w:eastAsia="zh-CN"/>
+        </w:rPr>
+      </w:pPr>
+      <w:r>
+        <w:rPr>
+          <w:rFonts w:hint="default"/>
+          <w:lang w:val="en-US" w:eastAsia="zh-CN"/>
+        </w:rPr>
+        <w:t xml:space="preserve">  │ 远程攻击  │ 污秽球×3         │ 陨石×3                 │ 冰封射线（完全不同）   │</w:t>
+      </w:r>
+    </w:p>
+    <w:p>
+      <w:pPr>
+        <w:pStyle w:val="6"/>
+        <w:keepNext w:val="0"/>
+        <w:keepLines w:val="0"/>
+        <w:widowControl/>
+        <w:suppressLineNumbers w:val="0"/>
+        <w:rPr>
+          <w:rFonts w:hint="default"/>
+          <w:lang w:val="en-US" w:eastAsia="zh-CN"/>
+        </w:rPr>
+      </w:pPr>
+      <w:r>
+        <w:rPr>
+          <w:rFonts w:hint="default"/>
+          <w:lang w:val="en-US" w:eastAsia="zh-CN"/>
+        </w:rPr>
+        <w:t xml:space="preserve">  └───────────┴──────────────────┴────────────────────────┴────────────────────────┘</w:t>
+      </w:r>
+    </w:p>
+    <w:p>
+      <w:pPr>
+        <w:pStyle w:val="6"/>
+        <w:keepNext w:val="0"/>
+        <w:keepLines w:val="0"/>
+        <w:widowControl/>
+        <w:suppressLineNumbers w:val="0"/>
+        <w:rPr>
+          <w:rFonts w:hint="default"/>
+          <w:lang w:val="en-US" w:eastAsia="zh-CN"/>
+        </w:rPr>
+      </w:pPr>
+    </w:p>
+    <w:p>
+      <w:pPr>
+        <w:pStyle w:val="6"/>
+        <w:keepNext w:val="0"/>
+        <w:keepLines w:val="0"/>
+        <w:widowControl/>
+        <w:suppressLineNumbers w:val="0"/>
+        <w:rPr>
+          <w:rFonts w:hint="default"/>
+          <w:lang w:val="en-US" w:eastAsia="zh-CN"/>
+        </w:rPr>
+      </w:pPr>
+      <w:r>
+        <w:rPr>
+          <w:rFonts w:hint="default"/>
+          <w:lang w:val="en-US" w:eastAsia="zh-CN"/>
+        </w:rPr>
+        <w:t xml:space="preserve">  2. 第三章Boss绝对零度被打断后会怎样？ 打断即技能失效+进入CD？还是Boss进入硬直？</w:t>
+      </w:r>
+    </w:p>
+    <w:p>
+      <w:pPr>
+        <w:pStyle w:val="6"/>
+        <w:keepNext w:val="0"/>
+        <w:keepLines w:val="0"/>
+        <w:widowControl/>
+        <w:suppressLineNumbers w:val="0"/>
+        <w:rPr>
+          <w:rFonts w:hint="default"/>
+          <w:lang w:val="en-US" w:eastAsia="zh-CN"/>
+        </w:rPr>
+      </w:pPr>
+      <w:r>
+        <w:rPr>
+          <w:rFonts w:hint="default"/>
+          <w:lang w:val="en-US" w:eastAsia="zh-CN"/>
+        </w:rPr>
+        <w:t xml:space="preserve">  3. 第三章目标胜率是多少？</w:t>
+      </w:r>
+    </w:p>
+    <w:p>
+      <w:pPr>
+        <w:pStyle w:val="6"/>
+        <w:keepNext w:val="0"/>
+        <w:keepLines w:val="0"/>
+        <w:widowControl/>
+        <w:suppressLineNumbers w:val="0"/>
+        <w:rPr>
+          <w:rFonts w:hint="default"/>
+          <w:lang w:val="en-US" w:eastAsia="zh-CN"/>
+        </w:rPr>
+      </w:pPr>
+      <w:r>
+        <w:rPr>
+          <w:rFonts w:hint="default"/>
+          <w:lang w:val="en-US" w:eastAsia="zh-CN"/>
+        </w:rPr>
+        <w:t xml:space="preserve">  4. 精英冰甲卫士冰盾的HP是多少？（需要确定冰盾独立HP才能设计出怪数值）</w:t>
+      </w:r>
+    </w:p>
+    <w:p>
+      <w:pPr>
+        <w:pStyle w:val="6"/>
+        <w:keepNext w:val="0"/>
+        <w:keepLines w:val="0"/>
+        <w:widowControl/>
+        <w:suppressLineNumbers w:val="0"/>
+        <w:rPr>
+          <w:rFonts w:hint="default"/>
+          <w:lang w:val="en-US" w:eastAsia="zh-CN"/>
+        </w:rPr>
+      </w:pPr>
+    </w:p>
+    <w:p>
+      <w:pPr>
+        <w:pStyle w:val="6"/>
+        <w:keepNext w:val="0"/>
+        <w:keepLines w:val="0"/>
+        <w:widowControl/>
+        <w:suppressLineNumbers w:val="0"/>
+        <w:rPr>
+          <w:rFonts w:hint="default"/>
+          <w:lang w:val="en-US" w:eastAsia="zh-CN"/>
+        </w:rPr>
+      </w:pPr>
+      <w:r>
+        <w:rPr>
+          <w:rFonts w:hint="default"/>
+          <w:lang w:val="en-US" w:eastAsia="zh-CN"/>
+        </w:rPr>
+        <w:t xml:space="preserve">  ---</w:t>
+      </w:r>
+    </w:p>
+    <w:p>
+      <w:pPr>
+        <w:pStyle w:val="6"/>
+        <w:keepNext w:val="0"/>
+        <w:keepLines w:val="0"/>
+        <w:widowControl/>
+        <w:suppressLineNumbers w:val="0"/>
+        <w:rPr>
+          <w:rFonts w:hint="default"/>
+          <w:lang w:val="en-US" w:eastAsia="zh-CN"/>
+        </w:rPr>
+      </w:pPr>
+      <w:r>
+        <w:rPr>
+          <w:rFonts w:hint="default"/>
+          <w:lang w:val="en-US" w:eastAsia="zh-CN"/>
+        </w:rPr>
+        <w:t xml:space="preserve">  明确制作步骤（共6阶段）</w:t>
+      </w:r>
+    </w:p>
+    <w:p>
+      <w:pPr>
+        <w:pStyle w:val="6"/>
+        <w:keepNext w:val="0"/>
+        <w:keepLines w:val="0"/>
+        <w:widowControl/>
+        <w:suppressLineNumbers w:val="0"/>
+        <w:rPr>
+          <w:rFonts w:hint="default"/>
+          <w:lang w:val="en-US" w:eastAsia="zh-CN"/>
+        </w:rPr>
+      </w:pPr>
+    </w:p>
+    <w:p>
+      <w:pPr>
+        <w:pStyle w:val="6"/>
+        <w:keepNext w:val="0"/>
+        <w:keepLines w:val="0"/>
+        <w:widowControl/>
+        <w:suppressLineNumbers w:val="0"/>
+        <w:rPr>
+          <w:rFonts w:hint="default"/>
+          <w:lang w:val="en-US" w:eastAsia="zh-CN"/>
+        </w:rPr>
+      </w:pPr>
+      <w:r>
+        <w:rPr>
+          <w:rFonts w:hint="default"/>
+          <w:lang w:val="en-US" w:eastAsia="zh-CN"/>
+        </w:rPr>
+        <w:t xml:space="preserve">  【阶段0】立即执行：第一章Boss HP 120k → 180k（修改asset，15分钟）</w:t>
+      </w:r>
+    </w:p>
+    <w:p>
+      <w:pPr>
+        <w:pStyle w:val="6"/>
+        <w:keepNext w:val="0"/>
+        <w:keepLines w:val="0"/>
+        <w:widowControl/>
+        <w:suppressLineNumbers w:val="0"/>
+        <w:rPr>
+          <w:rFonts w:hint="default"/>
+          <w:lang w:val="en-US" w:eastAsia="zh-CN"/>
+        </w:rPr>
+      </w:pPr>
+    </w:p>
+    <w:p>
+      <w:pPr>
+        <w:pStyle w:val="6"/>
+        <w:keepNext w:val="0"/>
+        <w:keepLines w:val="0"/>
+        <w:widowControl/>
+        <w:suppressLineNumbers w:val="0"/>
+        <w:rPr>
+          <w:rFonts w:hint="default"/>
+          <w:lang w:val="en-US" w:eastAsia="zh-CN"/>
+        </w:rPr>
+      </w:pPr>
+      <w:r>
+        <w:rPr>
+          <w:rFonts w:hint="default"/>
+          <w:lang w:val="en-US" w:eastAsia="zh-CN"/>
+        </w:rPr>
+        <w:t xml:space="preserve">  【阶段1】架构设计：BaseBossController重构方案（你确认问题后开始）</w:t>
+      </w:r>
+    </w:p>
+    <w:p>
+      <w:pPr>
+        <w:pStyle w:val="6"/>
+        <w:keepNext w:val="0"/>
+        <w:keepLines w:val="0"/>
+        <w:widowControl/>
+        <w:suppressLineNumbers w:val="0"/>
+        <w:rPr>
+          <w:rFonts w:hint="default"/>
+          <w:lang w:val="en-US" w:eastAsia="zh-CN"/>
+        </w:rPr>
+      </w:pPr>
+      <w:r>
+        <w:rPr>
+          <w:rFonts w:hint="default"/>
+          <w:lang w:val="en-US" w:eastAsia="zh-CN"/>
+        </w:rPr>
+        <w:t xml:space="preserve">    - 提取共用逻辑：入场动画、狂暴状态、甲壳相位、受击反馈</w:t>
+      </w:r>
+    </w:p>
+    <w:p>
+      <w:pPr>
+        <w:pStyle w:val="6"/>
+        <w:keepNext w:val="0"/>
+        <w:keepLines w:val="0"/>
+        <w:widowControl/>
+        <w:suppressLineNumbers w:val="0"/>
+        <w:rPr>
+          <w:rFonts w:hint="default"/>
+          <w:lang w:val="en-US" w:eastAsia="zh-CN"/>
+        </w:rPr>
+      </w:pPr>
+      <w:r>
+        <w:rPr>
+          <w:rFonts w:hint="default"/>
+          <w:lang w:val="en-US" w:eastAsia="zh-CN"/>
+        </w:rPr>
+        <w:t xml:space="preserve">    - 定义抽象接口：每个Boss实现自己的技能集合</w:t>
+      </w:r>
+    </w:p>
+    <w:p>
+      <w:pPr>
+        <w:pStyle w:val="6"/>
+        <w:keepNext w:val="0"/>
+        <w:keepLines w:val="0"/>
+        <w:widowControl/>
+        <w:suppressLineNumbers w:val="0"/>
+        <w:rPr>
+          <w:rFonts w:hint="default"/>
+          <w:lang w:val="en-US" w:eastAsia="zh-CN"/>
+        </w:rPr>
+      </w:pPr>
+    </w:p>
+    <w:p>
+      <w:pPr>
+        <w:pStyle w:val="6"/>
+        <w:keepNext w:val="0"/>
+        <w:keepLines w:val="0"/>
+        <w:widowControl/>
+        <w:suppressLineNumbers w:val="0"/>
+        <w:rPr>
+          <w:rFonts w:hint="default"/>
+          <w:lang w:val="en-US" w:eastAsia="zh-CN"/>
+        </w:rPr>
+      </w:pPr>
+      <w:r>
+        <w:rPr>
+          <w:rFonts w:hint="default"/>
+          <w:lang w:val="en-US" w:eastAsia="zh-CN"/>
+        </w:rPr>
+        <w:t xml:space="preserve">  【阶段2】第二章怪物数据层（ScriptableObject配置）</w:t>
+      </w:r>
+    </w:p>
+    <w:p>
+      <w:pPr>
+        <w:pStyle w:val="6"/>
+        <w:keepNext w:val="0"/>
+        <w:keepLines w:val="0"/>
+        <w:widowControl/>
+        <w:suppressLineNumbers w:val="0"/>
+        <w:rPr>
+          <w:rFonts w:hint="default"/>
+          <w:lang w:val="en-US" w:eastAsia="zh-CN"/>
+        </w:rPr>
+      </w:pPr>
+      <w:r>
+        <w:rPr>
+          <w:rFonts w:hint="default"/>
+          <w:lang w:val="en-US" w:eastAsia="zh-CN"/>
+        </w:rPr>
+        <w:t xml:space="preserve">    - 6种新怪物配置文件 + 完整数值</w:t>
+      </w:r>
+    </w:p>
+    <w:p>
+      <w:pPr>
+        <w:pStyle w:val="6"/>
+        <w:keepNext w:val="0"/>
+        <w:keepLines w:val="0"/>
+        <w:widowControl/>
+        <w:suppressLineNumbers w:val="0"/>
+        <w:rPr>
+          <w:rFonts w:hint="default"/>
+          <w:lang w:val="en-US" w:eastAsia="zh-CN"/>
+        </w:rPr>
+      </w:pPr>
+      <w:r>
+        <w:rPr>
+          <w:rFonts w:hint="default"/>
+          <w:lang w:val="en-US" w:eastAsia="zh-CN"/>
+        </w:rPr>
+        <w:t xml:space="preserve">    - 岩浆斑配置（按高HP怪物处理）</w:t>
+      </w:r>
+    </w:p>
+    <w:p>
+      <w:pPr>
+        <w:pStyle w:val="6"/>
+        <w:keepNext w:val="0"/>
+        <w:keepLines w:val="0"/>
+        <w:widowControl/>
+        <w:suppressLineNumbers w:val="0"/>
+        <w:rPr>
+          <w:rFonts w:hint="default"/>
+          <w:lang w:val="en-US" w:eastAsia="zh-CN"/>
+        </w:rPr>
+      </w:pPr>
+    </w:p>
+    <w:p>
+      <w:pPr>
+        <w:pStyle w:val="6"/>
+        <w:keepNext w:val="0"/>
+        <w:keepLines w:val="0"/>
+        <w:widowControl/>
+        <w:suppressLineNumbers w:val="0"/>
+        <w:rPr>
+          <w:rFonts w:hint="default"/>
+          <w:lang w:val="en-US" w:eastAsia="zh-CN"/>
+        </w:rPr>
+      </w:pPr>
+      <w:r>
+        <w:rPr>
+          <w:rFonts w:hint="default"/>
+          <w:lang w:val="en-US" w:eastAsia="zh-CN"/>
+        </w:rPr>
+        <w:t xml:space="preserve">  【阶段3】第二章新行为系统</w:t>
+      </w:r>
+    </w:p>
+    <w:p>
+      <w:pPr>
+        <w:pStyle w:val="6"/>
+        <w:keepNext w:val="0"/>
+        <w:keepLines w:val="0"/>
+        <w:widowControl/>
+        <w:suppressLineNumbers w:val="0"/>
+        <w:rPr>
+          <w:rFonts w:hint="default"/>
+          <w:lang w:val="en-US" w:eastAsia="zh-CN"/>
+        </w:rPr>
+      </w:pPr>
+      <w:r>
+        <w:rPr>
+          <w:rFonts w:hint="default"/>
+          <w:lang w:val="en-US" w:eastAsia="zh-CN"/>
+        </w:rPr>
+        <w:t xml:space="preserve">    - 3A：分裂行为（死亡触发，重用对象池）</w:t>
+      </w:r>
+    </w:p>
+    <w:p>
+      <w:pPr>
+        <w:pStyle w:val="6"/>
+        <w:keepNext w:val="0"/>
+        <w:keepLines w:val="0"/>
+        <w:widowControl/>
+        <w:suppressLineNumbers w:val="0"/>
+        <w:rPr>
+          <w:rFonts w:hint="default"/>
+          <w:lang w:val="en-US" w:eastAsia="zh-CN"/>
+        </w:rPr>
+      </w:pPr>
+      <w:r>
+        <w:rPr>
+          <w:rFonts w:hint="default"/>
+          <w:lang w:val="en-US" w:eastAsia="zh-CN"/>
+        </w:rPr>
+        <w:t xml:space="preserve">    - 3B：岩浆斑系统（高HP + 不闪白 + 阻挡激光）</w:t>
+      </w:r>
+    </w:p>
+    <w:p>
+      <w:pPr>
+        <w:pStyle w:val="6"/>
+        <w:keepNext w:val="0"/>
+        <w:keepLines w:val="0"/>
+        <w:widowControl/>
+        <w:suppressLineNumbers w:val="0"/>
+        <w:rPr>
+          <w:rFonts w:hint="default"/>
+          <w:lang w:val="en-US" w:eastAsia="zh-CN"/>
+        </w:rPr>
+      </w:pPr>
+      <w:r>
+        <w:rPr>
+          <w:rFonts w:hint="default"/>
+          <w:lang w:val="en-US" w:eastAsia="zh-CN"/>
+        </w:rPr>
+        <w:t xml:space="preserve">    - 3C：熔岩炮手AI（停止→射击→移动状态机）</w:t>
+      </w:r>
+    </w:p>
+    <w:p>
+      <w:pPr>
+        <w:pStyle w:val="6"/>
+        <w:keepNext w:val="0"/>
+        <w:keepLines w:val="0"/>
+        <w:widowControl/>
+        <w:suppressLineNumbers w:val="0"/>
+        <w:rPr>
+          <w:rFonts w:hint="default"/>
+          <w:lang w:val="en-US" w:eastAsia="zh-CN"/>
+        </w:rPr>
+      </w:pPr>
+    </w:p>
+    <w:p>
+      <w:pPr>
+        <w:pStyle w:val="6"/>
+        <w:keepNext w:val="0"/>
+        <w:keepLines w:val="0"/>
+        <w:widowControl/>
+        <w:suppressLineNumbers w:val="0"/>
+        <w:rPr>
+          <w:rFonts w:hint="default"/>
+          <w:lang w:val="en-US" w:eastAsia="zh-CN"/>
+        </w:rPr>
+      </w:pPr>
+      <w:r>
+        <w:rPr>
+          <w:rFonts w:hint="default"/>
+          <w:lang w:val="en-US" w:eastAsia="zh-CN"/>
+        </w:rPr>
+        <w:t xml:space="preserve">  【阶段4】第二章Boss：熔岩火山</w:t>
+      </w:r>
+    </w:p>
+    <w:p>
+      <w:pPr>
+        <w:pStyle w:val="6"/>
+        <w:keepNext w:val="0"/>
+        <w:keepLines w:val="0"/>
+        <w:widowControl/>
+        <w:suppressLineNumbers w:val="0"/>
+        <w:rPr>
+          <w:rFonts w:hint="default"/>
+          <w:lang w:val="en-US" w:eastAsia="zh-CN"/>
+        </w:rPr>
+      </w:pPr>
+      <w:r>
+        <w:rPr>
+          <w:rFonts w:hint="default"/>
+          <w:lang w:val="en-US" w:eastAsia="zh-CN"/>
+        </w:rPr>
+        <w:t xml:space="preserve">    - 基于BaseBossController实现</w:t>
+      </w:r>
+    </w:p>
+    <w:p>
+      <w:pPr>
+        <w:pStyle w:val="6"/>
+        <w:keepNext w:val="0"/>
+        <w:keepLines w:val="0"/>
+        <w:widowControl/>
+        <w:suppressLineNumbers w:val="0"/>
+        <w:rPr>
+          <w:rFonts w:hint="default"/>
+          <w:lang w:val="en-US" w:eastAsia="zh-CN"/>
+        </w:rPr>
+      </w:pPr>
+      <w:r>
+        <w:rPr>
+          <w:rFonts w:hint="default"/>
+          <w:lang w:val="en-US" w:eastAsia="zh-CN"/>
+        </w:rPr>
+        <w:t xml:space="preserve">    - 4个技能实现（汲取融合最复杂，优先讨论）</w:t>
+      </w:r>
+    </w:p>
+    <w:p>
+      <w:pPr>
+        <w:pStyle w:val="6"/>
+        <w:keepNext w:val="0"/>
+        <w:keepLines w:val="0"/>
+        <w:widowControl/>
+        <w:suppressLineNumbers w:val="0"/>
+        <w:rPr>
+          <w:rFonts w:hint="default"/>
+          <w:lang w:val="en-US" w:eastAsia="zh-CN"/>
+        </w:rPr>
+      </w:pPr>
       <w:bookmarkStart w:id="0" w:name="_GoBack"/>
       <w:bookmarkEnd w:id="0"/>
     </w:p>
@@ -8081,25 +13967,1144 @@
           <w:lang w:val="en-US" w:eastAsia="zh-CN"/>
         </w:rPr>
       </w:pPr>
-    </w:p>
-    <w:p>
-      <w:pPr>
-        <w:pStyle w:val="6"/>
-        <w:keepNext w:val="0"/>
-        <w:keepLines w:val="0"/>
-        <w:widowControl/>
-        <w:suppressLineNumbers w:val="0"/>
-        <w:rPr>
-          <w:rFonts w:hint="default"/>
-          <w:lang w:val="en-US" w:eastAsia="zh-CN"/>
-        </w:rPr>
-      </w:pPr>
-      <w:r>
-        <w:rPr>
-          <w:rFonts w:hint="default"/>
-          <w:lang w:val="en-US" w:eastAsia="zh-CN"/>
-        </w:rPr>
-        <w:t>你是我的肉鸽塔防游戏的数值专家，经过朋友试玩光与朽游戏后的反馈，数值反馈极差（基础伤害低，升级无感）。原因： “增加10%伤害”在前期基数只有10-20的时候，等于+1或+2，玩家肉眼完全看不出区别。Roguelike 的爽感来自于指数级或显著的成长。 所以我准备做数值膨胀，将基础伤害从10提升至100，让玩家能明显感受到数值成长。同步将所有怪物血量X10。 你觉得我这样的数值修改是正确的吗？如果不正确请指出并告诉我原因，如果正确，告诉我为什么这个修改是正确的。目前我的激光基础数值 DPS | 100 ，TickRate | 0.1s ，每跳伤害 | 10 。怪物血量 Slime（普通史莱姆） | 100 ，Rusher（突进怪） | 40 ，Tank（坦克怪） | 800 ，Drifter（漂流怪） | 250，EliteDrifter（精英史莱姆） | 1250 ，EliteTank（精英坦克） | 4000，Boss | 50000</w:t>
+      <w:r>
+        <w:rPr>
+          <w:rFonts w:hint="default"/>
+          <w:lang w:val="en-US" w:eastAsia="zh-CN"/>
+        </w:rPr>
+        <w:t xml:space="preserve">  【阶段5】第二章波次配置 + 测试 + 数值微调</w:t>
+      </w:r>
+    </w:p>
+    <w:p>
+      <w:pPr>
+        <w:pStyle w:val="6"/>
+        <w:keepNext w:val="0"/>
+        <w:keepLines w:val="0"/>
+        <w:widowControl/>
+        <w:suppressLineNumbers w:val="0"/>
+        <w:rPr>
+          <w:rFonts w:hint="default"/>
+          <w:lang w:val="en-US" w:eastAsia="zh-CN"/>
+        </w:rPr>
+      </w:pPr>
+    </w:p>
+    <w:p>
+      <w:pPr>
+        <w:pStyle w:val="6"/>
+        <w:keepNext w:val="0"/>
+        <w:keepLines w:val="0"/>
+        <w:widowControl/>
+        <w:suppressLineNumbers w:val="0"/>
+        <w:rPr>
+          <w:rFonts w:hint="default"/>
+          <w:lang w:val="en-US" w:eastAsia="zh-CN"/>
+        </w:rPr>
+      </w:pPr>
+      <w:r>
+        <w:rPr>
+          <w:rFonts w:hint="default"/>
+          <w:lang w:val="en-US" w:eastAsia="zh-CN"/>
+        </w:rPr>
+        <w:t xml:space="preserve">  【阶段6】第三章（重复阶段2-5流程）</w:t>
+      </w:r>
+    </w:p>
+    <w:p>
+      <w:pPr>
+        <w:pStyle w:val="6"/>
+        <w:keepNext w:val="0"/>
+        <w:keepLines w:val="0"/>
+        <w:widowControl/>
+        <w:suppressLineNumbers w:val="0"/>
+        <w:rPr>
+          <w:rFonts w:hint="default"/>
+          <w:lang w:val="en-US" w:eastAsia="zh-CN"/>
+        </w:rPr>
+      </w:pPr>
+    </w:p>
+    <w:p>
+      <w:pPr>
+        <w:pStyle w:val="6"/>
+        <w:keepNext w:val="0"/>
+        <w:keepLines w:val="0"/>
+        <w:widowControl/>
+        <w:suppressLineNumbers w:val="0"/>
+        <w:rPr>
+          <w:rFonts w:hint="default"/>
+          <w:lang w:val="en-US" w:eastAsia="zh-CN"/>
+        </w:rPr>
+      </w:pPr>
+      <w:r>
+        <w:rPr>
+          <w:rFonts w:hint="default"/>
+          <w:lang w:val="en-US" w:eastAsia="zh-CN"/>
+        </w:rPr>
+        <w:t xml:space="preserve">  等你确认上面4个问题，我们先快速改第一章Boss血量，然后开始BaseBossController的架构设计。</w:t>
+      </w:r>
+    </w:p>
+    <w:p>
+      <w:pPr>
+        <w:pStyle w:val="6"/>
+        <w:keepNext w:val="0"/>
+        <w:keepLines w:val="0"/>
+        <w:widowControl/>
+        <w:suppressLineNumbers w:val="0"/>
+        <w:rPr>
+          <w:rFonts w:hint="default"/>
+          <w:lang w:val="en-US" w:eastAsia="zh-CN"/>
+        </w:rPr>
+      </w:pPr>
+    </w:p>
+    <w:p>
+      <w:pPr>
+        <w:pStyle w:val="6"/>
+        <w:keepNext w:val="0"/>
+        <w:keepLines w:val="0"/>
+        <w:widowControl/>
+        <w:suppressLineNumbers w:val="0"/>
+        <w:rPr>
+          <w:rFonts w:hint="default"/>
+          <w:lang w:val="en-US" w:eastAsia="zh-CN"/>
+        </w:rPr>
+      </w:pPr>
+    </w:p>
+    <w:p>
+      <w:pPr>
+        <w:pStyle w:val="6"/>
+        <w:keepNext w:val="0"/>
+        <w:keepLines w:val="0"/>
+        <w:widowControl/>
+        <w:suppressLineNumbers w:val="0"/>
+        <w:rPr>
+          <w:rFonts w:hint="default"/>
+          <w:lang w:val="en-US" w:eastAsia="zh-CN"/>
+        </w:rPr>
+      </w:pPr>
+    </w:p>
+    <w:p>
+      <w:pPr>
+        <w:pStyle w:val="6"/>
+        <w:keepNext w:val="0"/>
+        <w:keepLines w:val="0"/>
+        <w:widowControl/>
+        <w:suppressLineNumbers w:val="0"/>
+        <w:rPr>
+          <w:rFonts w:hint="default"/>
+          <w:lang w:val="en-US" w:eastAsia="zh-CN"/>
+        </w:rPr>
+      </w:pPr>
+    </w:p>
+    <w:p>
+      <w:pPr>
+        <w:pStyle w:val="6"/>
+        <w:keepNext w:val="0"/>
+        <w:keepLines w:val="0"/>
+        <w:widowControl/>
+        <w:suppressLineNumbers w:val="0"/>
+        <w:rPr>
+          <w:rFonts w:hint="default"/>
+          <w:lang w:val="en-US" w:eastAsia="zh-CN"/>
+        </w:rPr>
+      </w:pPr>
+    </w:p>
+    <w:p>
+      <w:pPr>
+        <w:pStyle w:val="6"/>
+        <w:keepNext w:val="0"/>
+        <w:keepLines w:val="0"/>
+        <w:widowControl/>
+        <w:suppressLineNumbers w:val="0"/>
+        <w:rPr>
+          <w:rFonts w:hint="default"/>
+          <w:lang w:val="en-US" w:eastAsia="zh-CN"/>
+        </w:rPr>
+      </w:pPr>
+    </w:p>
+    <w:p>
+      <w:pPr>
+        <w:pStyle w:val="6"/>
+        <w:keepNext w:val="0"/>
+        <w:keepLines w:val="0"/>
+        <w:widowControl/>
+        <w:suppressLineNumbers w:val="0"/>
+        <w:rPr>
+          <w:rFonts w:hint="default"/>
+          <w:lang w:val="en-US" w:eastAsia="zh-CN"/>
+        </w:rPr>
+      </w:pPr>
+    </w:p>
+    <w:p>
+      <w:pPr>
+        <w:pStyle w:val="6"/>
+        <w:keepNext w:val="0"/>
+        <w:keepLines w:val="0"/>
+        <w:widowControl/>
+        <w:suppressLineNumbers w:val="0"/>
+        <w:rPr>
+          <w:rFonts w:hint="default"/>
+          <w:lang w:val="en-US" w:eastAsia="zh-CN"/>
+        </w:rPr>
+      </w:pPr>
+    </w:p>
+    <w:p>
+      <w:pPr>
+        <w:pStyle w:val="6"/>
+        <w:keepNext w:val="0"/>
+        <w:keepLines w:val="0"/>
+        <w:widowControl/>
+        <w:suppressLineNumbers w:val="0"/>
+        <w:rPr>
+          <w:rFonts w:hint="default"/>
+          <w:lang w:val="en-US" w:eastAsia="zh-CN"/>
+        </w:rPr>
+      </w:pPr>
+    </w:p>
+    <w:p>
+      <w:pPr>
+        <w:pStyle w:val="6"/>
+        <w:keepNext w:val="0"/>
+        <w:keepLines w:val="0"/>
+        <w:widowControl/>
+        <w:suppressLineNumbers w:val="0"/>
+        <w:rPr>
+          <w:rFonts w:hint="default"/>
+          <w:lang w:val="en-US" w:eastAsia="zh-CN"/>
+        </w:rPr>
+      </w:pPr>
+    </w:p>
+    <w:p>
+      <w:pPr>
+        <w:pStyle w:val="6"/>
+        <w:keepNext w:val="0"/>
+        <w:keepLines w:val="0"/>
+        <w:widowControl/>
+        <w:suppressLineNumbers w:val="0"/>
+        <w:rPr>
+          <w:rFonts w:hint="default"/>
+          <w:lang w:val="en-US" w:eastAsia="zh-CN"/>
+        </w:rPr>
+      </w:pPr>
+    </w:p>
+    <w:p>
+      <w:pPr>
+        <w:pStyle w:val="6"/>
+        <w:keepNext w:val="0"/>
+        <w:keepLines w:val="0"/>
+        <w:widowControl/>
+        <w:suppressLineNumbers w:val="0"/>
+        <w:rPr>
+          <w:rFonts w:hint="default"/>
+          <w:lang w:val="en-US" w:eastAsia="zh-CN"/>
+        </w:rPr>
+      </w:pPr>
+    </w:p>
+    <w:p>
+      <w:pPr>
+        <w:pStyle w:val="6"/>
+        <w:keepNext w:val="0"/>
+        <w:keepLines w:val="0"/>
+        <w:widowControl/>
+        <w:suppressLineNumbers w:val="0"/>
+        <w:rPr>
+          <w:rFonts w:hint="default"/>
+          <w:lang w:val="en-US" w:eastAsia="zh-CN"/>
+        </w:rPr>
+      </w:pPr>
+    </w:p>
+    <w:p>
+      <w:pPr>
+        <w:pStyle w:val="6"/>
+        <w:keepNext w:val="0"/>
+        <w:keepLines w:val="0"/>
+        <w:widowControl/>
+        <w:suppressLineNumbers w:val="0"/>
+        <w:rPr>
+          <w:rFonts w:hint="default"/>
+          <w:lang w:val="en-US" w:eastAsia="zh-CN"/>
+        </w:rPr>
+      </w:pPr>
+    </w:p>
+    <w:p>
+      <w:pPr>
+        <w:pStyle w:val="6"/>
+        <w:keepNext w:val="0"/>
+        <w:keepLines w:val="0"/>
+        <w:widowControl/>
+        <w:suppressLineNumbers w:val="0"/>
+        <w:rPr>
+          <w:rFonts w:hint="default"/>
+          <w:lang w:val="en-US" w:eastAsia="zh-CN"/>
+        </w:rPr>
+      </w:pPr>
+      <w:r>
+        <w:rPr>
+          <w:rFonts w:hint="default"/>
+          <w:lang w:val="en-US" w:eastAsia="zh-CN"/>
+        </w:rPr>
+        <w:t xml:space="preserve">  Unity 编辑器中还需要做的事（代码层面已完工）：</w:t>
+      </w:r>
+    </w:p>
+    <w:p>
+      <w:pPr>
+        <w:pStyle w:val="6"/>
+        <w:keepNext w:val="0"/>
+        <w:keepLines w:val="0"/>
+        <w:widowControl/>
+        <w:suppressLineNumbers w:val="0"/>
+        <w:rPr>
+          <w:rFonts w:hint="default"/>
+          <w:lang w:val="en-US" w:eastAsia="zh-CN"/>
+        </w:rPr>
+      </w:pPr>
+    </w:p>
+    <w:p>
+      <w:pPr>
+        <w:pStyle w:val="6"/>
+        <w:keepNext w:val="0"/>
+        <w:keepLines w:val="0"/>
+        <w:widowControl/>
+        <w:suppressLineNumbers w:val="0"/>
+        <w:rPr>
+          <w:rFonts w:hint="default"/>
+          <w:lang w:val="en-US" w:eastAsia="zh-CN"/>
+        </w:rPr>
+      </w:pPr>
+      <w:r>
+        <w:rPr>
+          <w:rFonts w:hint="default"/>
+          <w:lang w:val="en-US" w:eastAsia="zh-CN"/>
+        </w:rPr>
+        <w:t xml:space="preserve">  1. 创建 LavaGunner 预制体：挂 EnemyBlob + LavaGunnerAI + Rigidbody2D + CircleCollider2D</w:t>
+      </w:r>
+    </w:p>
+    <w:p>
+      <w:pPr>
+        <w:pStyle w:val="6"/>
+        <w:keepNext w:val="0"/>
+        <w:keepLines w:val="0"/>
+        <w:widowControl/>
+        <w:suppressLineNumbers w:val="0"/>
+        <w:rPr>
+          <w:rFonts w:hint="default"/>
+          <w:lang w:val="en-US" w:eastAsia="zh-CN"/>
+        </w:rPr>
+      </w:pPr>
+      <w:r>
+        <w:rPr>
+          <w:rFonts w:hint="default"/>
+          <w:lang w:val="en-US" w:eastAsia="zh-CN"/>
+        </w:rPr>
+        <w:t xml:space="preserve">  2. 创建 LavaProjectile 预制体：挂 LavaProjectile + Rigidbody2D + Collider2D，Layer 设为 BossPollutionBall</w:t>
+      </w:r>
+    </w:p>
+    <w:p>
+      <w:pPr>
+        <w:pStyle w:val="6"/>
+        <w:keepNext w:val="0"/>
+        <w:keepLines w:val="0"/>
+        <w:widowControl/>
+        <w:suppressLineNumbers w:val="0"/>
+        <w:rPr>
+          <w:rFonts w:hint="default"/>
+          <w:lang w:val="en-US" w:eastAsia="zh-CN"/>
+        </w:rPr>
+      </w:pPr>
+      <w:r>
+        <w:rPr>
+          <w:rFonts w:hint="default"/>
+          <w:lang w:val="en-US" w:eastAsia="zh-CN"/>
+        </w:rPr>
+        <w:t xml:space="preserve">  3. 在 LavaGunner 的 EnemyData 资产中填入炮手配置（包括弹道预制体引用）</w:t>
+      </w:r>
+    </w:p>
+    <w:p>
+      <w:pPr>
+        <w:pStyle w:val="6"/>
+        <w:keepNext w:val="0"/>
+        <w:keepLines w:val="0"/>
+        <w:widowControl/>
+        <w:suppressLineNumbers w:val="0"/>
+        <w:rPr>
+          <w:rFonts w:hint="default"/>
+          <w:lang w:val="en-US" w:eastAsia="zh-CN"/>
+        </w:rPr>
+      </w:pPr>
+    </w:p>
+    <w:p>
+      <w:pPr>
+        <w:pStyle w:val="6"/>
+        <w:keepNext w:val="0"/>
+        <w:keepLines w:val="0"/>
+        <w:widowControl/>
+        <w:suppressLineNumbers w:val="0"/>
+        <w:rPr>
+          <w:rFonts w:hint="default"/>
+          <w:lang w:val="en-US" w:eastAsia="zh-CN"/>
+        </w:rPr>
+      </w:pPr>
+      <w:r>
+        <w:rPr>
+          <w:rFonts w:hint="default"/>
+          <w:lang w:val="en-US" w:eastAsia="zh-CN"/>
+        </w:rPr>
+        <w:t xml:space="preserve">  Unity 编辑器你需要补充的操作：</w:t>
+      </w:r>
+    </w:p>
+    <w:p>
+      <w:pPr>
+        <w:pStyle w:val="6"/>
+        <w:keepNext w:val="0"/>
+        <w:keepLines w:val="0"/>
+        <w:widowControl/>
+        <w:suppressLineNumbers w:val="0"/>
+        <w:rPr>
+          <w:rFonts w:hint="default"/>
+          <w:lang w:val="en-US" w:eastAsia="zh-CN"/>
+        </w:rPr>
+      </w:pPr>
+      <w:r>
+        <w:rPr>
+          <w:rFonts w:hint="default"/>
+          <w:lang w:val="en-US" w:eastAsia="zh-CN"/>
+        </w:rPr>
+        <w:t xml:space="preserve">  - VolcanoBoss 预制体 Inspector → Press Fireball Prefab 字段拖入熔岩弹预制体（LavaProjectile 小型版）</w:t>
+      </w:r>
+    </w:p>
+    <w:p>
+      <w:pPr>
+        <w:pStyle w:val="6"/>
+        <w:keepNext w:val="0"/>
+        <w:keepLines w:val="0"/>
+        <w:widowControl/>
+        <w:suppressLineNumbers w:val="0"/>
+        <w:rPr>
+          <w:rFonts w:hint="default"/>
+          <w:lang w:val="en-US" w:eastAsia="zh-CN"/>
+        </w:rPr>
+      </w:pPr>
+      <w:r>
+        <w:rPr>
+          <w:rFonts w:hint="default"/>
+          <w:lang w:val="en-US" w:eastAsia="zh-CN"/>
+        </w:rPr>
+        <w:t xml:space="preserve">  - VolcanoMeteor 预制体 → Layer 设为 BossPollutionBall（激光才能检测到）</w:t>
+      </w:r>
+    </w:p>
+    <w:p>
+      <w:pPr>
+        <w:pStyle w:val="6"/>
+        <w:keepNext w:val="0"/>
+        <w:keepLines w:val="0"/>
+        <w:widowControl/>
+        <w:suppressLineNumbers w:val="0"/>
+        <w:rPr>
+          <w:rFonts w:hint="default"/>
+          <w:lang w:val="en-US" w:eastAsia="zh-CN"/>
+        </w:rPr>
+      </w:pPr>
+      <w:r>
+        <w:rPr>
+          <w:rFonts w:hint="default"/>
+          <w:lang w:val="en-US" w:eastAsia="zh-CN"/>
+        </w:rPr>
+        <w:t xml:space="preserve">  - Charge Trail Spacing 默认 1.5，可按感觉调整水坑密度</w:t>
+      </w:r>
+    </w:p>
+    <w:p>
+      <w:pPr>
+        <w:pStyle w:val="6"/>
+        <w:keepNext w:val="0"/>
+        <w:keepLines w:val="0"/>
+        <w:widowControl/>
+        <w:suppressLineNumbers w:val="0"/>
+        <w:rPr>
+          <w:rFonts w:hint="default"/>
+          <w:lang w:val="en-US" w:eastAsia="zh-CN"/>
+        </w:rPr>
+      </w:pPr>
+    </w:p>
+    <w:p>
+      <w:pPr>
+        <w:pStyle w:val="6"/>
+        <w:keepNext w:val="0"/>
+        <w:keepLines w:val="0"/>
+        <w:widowControl/>
+        <w:suppressLineNumbers w:val="0"/>
+        <w:rPr>
+          <w:rFonts w:hint="default"/>
+          <w:lang w:val="en-US" w:eastAsia="zh-CN"/>
+        </w:rPr>
+      </w:pPr>
+      <w:r>
+        <w:rPr>
+          <w:rFonts w:hint="default"/>
+          <w:lang w:val="en-US" w:eastAsia="zh-CN"/>
+        </w:rPr>
+        <w:t xml:space="preserve">   需在 Unity 中创建 7 个 EnemyData ScriptableObject 资产并配置数值，以及 EliteIceShieldGuard / Frostcaster 预制体。</w:t>
+      </w:r>
+    </w:p>
+    <w:p>
+      <w:pPr>
+        <w:pStyle w:val="6"/>
+        <w:keepNext w:val="0"/>
+        <w:keepLines w:val="0"/>
+        <w:widowControl/>
+        <w:suppressLineNumbers w:val="0"/>
+        <w:rPr>
+          <w:rFonts w:hint="default"/>
+          <w:lang w:val="en-US" w:eastAsia="zh-CN"/>
+        </w:rPr>
+      </w:pPr>
+      <w:r>
+        <w:rPr>
+          <w:rFonts w:hint="default"/>
+          <w:lang w:val="en-US" w:eastAsia="zh-CN"/>
+        </w:rPr>
+        <w:t xml:space="preserve"> 剩余需要在 Unity 编辑器内手动完成的事项（代码无法替代）：</w:t>
+      </w:r>
+    </w:p>
+    <w:p>
+      <w:pPr>
+        <w:pStyle w:val="6"/>
+        <w:keepNext w:val="0"/>
+        <w:keepLines w:val="0"/>
+        <w:widowControl/>
+        <w:suppressLineNumbers w:val="0"/>
+        <w:rPr>
+          <w:rFonts w:hint="default"/>
+          <w:lang w:val="en-US" w:eastAsia="zh-CN"/>
+        </w:rPr>
+      </w:pPr>
+      <w:r>
+        <w:rPr>
+          <w:rFonts w:hint="default"/>
+          <w:lang w:val="en-US" w:eastAsia="zh-CN"/>
+        </w:rPr>
+        <w:t xml:space="preserve">  - 创建 7 个 Ch3 怪物的 EnemyData ScriptableObject 资产</w:t>
+      </w:r>
+    </w:p>
+    <w:p>
+      <w:pPr>
+        <w:pStyle w:val="6"/>
+        <w:keepNext w:val="0"/>
+        <w:keepLines w:val="0"/>
+        <w:widowControl/>
+        <w:suppressLineNumbers w:val="0"/>
+        <w:rPr>
+          <w:rFonts w:hint="default"/>
+          <w:lang w:val="en-US" w:eastAsia="zh-CN"/>
+        </w:rPr>
+      </w:pPr>
+      <w:r>
+        <w:rPr>
+          <w:rFonts w:hint="default"/>
+          <w:lang w:val="en-US" w:eastAsia="zh-CN"/>
+        </w:rPr>
+        <w:t xml:space="preserve">  - 为 GlacialBoss 预制体配置 GlacialBossController Inspector 引用</w:t>
+      </w:r>
+    </w:p>
+    <w:p>
+      <w:pPr>
+        <w:pStyle w:val="6"/>
+        <w:keepNext w:val="0"/>
+        <w:keepLines w:val="0"/>
+        <w:widowControl/>
+        <w:suppressLineNumbers w:val="0"/>
+        <w:rPr>
+          <w:rFonts w:hint="default"/>
+          <w:lang w:val="en-US" w:eastAsia="zh-CN"/>
+        </w:rPr>
+      </w:pPr>
+      <w:r>
+        <w:rPr>
+          <w:rFonts w:hint="default"/>
+          <w:lang w:val="en-US" w:eastAsia="zh-CN"/>
+        </w:rPr>
+        <w:t xml:space="preserve">  - EliteIceShieldGuard 预制体（子物体挂 IceShieldController）</w:t>
+      </w:r>
+    </w:p>
+    <w:p>
+      <w:pPr>
+        <w:pStyle w:val="6"/>
+        <w:keepNext w:val="0"/>
+        <w:keepLines w:val="0"/>
+        <w:widowControl/>
+        <w:suppressLineNumbers w:val="0"/>
+        <w:rPr>
+          <w:rFonts w:hint="default"/>
+          <w:lang w:val="en-US" w:eastAsia="zh-CN"/>
+        </w:rPr>
+      </w:pPr>
+      <w:r>
+        <w:rPr>
+          <w:rFonts w:hint="default"/>
+          <w:lang w:val="en-US" w:eastAsia="zh-CN"/>
+        </w:rPr>
+        <w:t xml:space="preserve">  - Frostcaster 预制体（挂 FrostcasterAI 组件）</w:t>
+      </w:r>
+    </w:p>
+    <w:p>
+      <w:pPr>
+        <w:pStyle w:val="6"/>
+        <w:keepNext w:val="0"/>
+        <w:keepLines w:val="0"/>
+        <w:widowControl/>
+        <w:suppressLineNumbers w:val="0"/>
+        <w:rPr>
+          <w:rFonts w:hint="default"/>
+          <w:lang w:val="en-US" w:eastAsia="zh-CN"/>
+        </w:rPr>
+      </w:pPr>
+      <w:r>
+        <w:rPr>
+          <w:rFonts w:hint="default"/>
+          <w:lang w:val="en-US" w:eastAsia="zh-CN"/>
+        </w:rPr>
+        <w:t xml:space="preserve">  - EnemyPoolManager 的对象池 Inspector 注册 7 种 Ch3 怪物</w:t>
+      </w:r>
+    </w:p>
+    <w:p>
+      <w:pPr>
+        <w:pStyle w:val="6"/>
+        <w:keepNext w:val="0"/>
+        <w:keepLines w:val="0"/>
+        <w:widowControl/>
+        <w:suppressLineNumbers w:val="0"/>
+        <w:rPr>
+          <w:rFonts w:hint="default"/>
+          <w:lang w:val="en-US" w:eastAsia="zh-CN"/>
+        </w:rPr>
+      </w:pPr>
+    </w:p>
+    <w:p>
+      <w:pPr>
+        <w:pStyle w:val="6"/>
+        <w:keepNext w:val="0"/>
+        <w:keepLines w:val="0"/>
+        <w:widowControl/>
+        <w:suppressLineNumbers w:val="0"/>
+        <w:rPr>
+          <w:rFonts w:hint="default"/>
+          <w:lang w:val="en-US" w:eastAsia="zh-CN"/>
+        </w:rPr>
+      </w:pPr>
+    </w:p>
+    <w:p>
+      <w:pPr>
+        <w:pStyle w:val="6"/>
+        <w:keepNext w:val="0"/>
+        <w:keepLines w:val="0"/>
+        <w:widowControl/>
+        <w:suppressLineNumbers w:val="0"/>
+        <w:rPr>
+          <w:rFonts w:hint="default"/>
+          <w:lang w:val="en-US" w:eastAsia="zh-CN"/>
+        </w:rPr>
+      </w:pPr>
+    </w:p>
+    <w:p>
+      <w:pPr>
+        <w:pStyle w:val="6"/>
+        <w:keepNext w:val="0"/>
+        <w:keepLines w:val="0"/>
+        <w:widowControl/>
+        <w:suppressLineNumbers w:val="0"/>
+        <w:rPr>
+          <w:rFonts w:hint="default"/>
+          <w:lang w:val="en-US" w:eastAsia="zh-CN"/>
+        </w:rPr>
+      </w:pPr>
+    </w:p>
+    <w:p>
+      <w:pPr>
+        <w:pStyle w:val="6"/>
+        <w:keepNext w:val="0"/>
+        <w:keepLines w:val="0"/>
+        <w:widowControl/>
+        <w:suppressLineNumbers w:val="0"/>
+        <w:rPr>
+          <w:rFonts w:hint="default"/>
+          <w:lang w:val="en-US" w:eastAsia="zh-CN"/>
+        </w:rPr>
+      </w:pPr>
+      <w:r>
+        <w:rPr>
+          <w:rFonts w:hint="default"/>
+          <w:lang w:val="en-US" w:eastAsia="zh-CN"/>
+        </w:rPr>
+        <w:t>10波节奏简述：</w:t>
+      </w:r>
+    </w:p>
+    <w:p>
+      <w:pPr>
+        <w:pStyle w:val="6"/>
+        <w:keepNext w:val="0"/>
+        <w:keepLines w:val="0"/>
+        <w:widowControl/>
+        <w:suppressLineNumbers w:val="0"/>
+        <w:rPr>
+          <w:rFonts w:hint="default"/>
+          <w:lang w:val="en-US" w:eastAsia="zh-CN"/>
+        </w:rPr>
+      </w:pPr>
+    </w:p>
+    <w:p>
+      <w:pPr>
+        <w:pStyle w:val="6"/>
+        <w:keepNext w:val="0"/>
+        <w:keepLines w:val="0"/>
+        <w:widowControl/>
+        <w:suppressLineNumbers w:val="0"/>
+        <w:rPr>
+          <w:rFonts w:hint="default"/>
+          <w:lang w:val="en-US" w:eastAsia="zh-CN"/>
+        </w:rPr>
+      </w:pPr>
+      <w:r>
+        <w:rPr>
+          <w:rFonts w:hint="default"/>
+          <w:lang w:val="en-US" w:eastAsia="zh-CN"/>
+        </w:rPr>
+        <w:t xml:space="preserve">  ┌──────┬───────────────────────┐</w:t>
+      </w:r>
+    </w:p>
+    <w:p>
+      <w:pPr>
+        <w:pStyle w:val="6"/>
+        <w:keepNext w:val="0"/>
+        <w:keepLines w:val="0"/>
+        <w:widowControl/>
+        <w:suppressLineNumbers w:val="0"/>
+        <w:rPr>
+          <w:rFonts w:hint="default"/>
+          <w:lang w:val="en-US" w:eastAsia="zh-CN"/>
+        </w:rPr>
+      </w:pPr>
+      <w:r>
+        <w:rPr>
+          <w:rFonts w:hint="default"/>
+          <w:lang w:val="en-US" w:eastAsia="zh-CN"/>
+        </w:rPr>
+        <w:t xml:space="preserve">  │ 波次 │       核心设计        │</w:t>
+      </w:r>
+    </w:p>
+    <w:p>
+      <w:pPr>
+        <w:pStyle w:val="6"/>
+        <w:keepNext w:val="0"/>
+        <w:keepLines w:val="0"/>
+        <w:widowControl/>
+        <w:suppressLineNumbers w:val="0"/>
+        <w:rPr>
+          <w:rFonts w:hint="default"/>
+          <w:lang w:val="en-US" w:eastAsia="zh-CN"/>
+        </w:rPr>
+      </w:pPr>
+      <w:r>
+        <w:rPr>
+          <w:rFonts w:hint="default"/>
+          <w:lang w:val="en-US" w:eastAsia="zh-CN"/>
+        </w:rPr>
+        <w:t xml:space="preserve">  ├──────┼───────────────────────┤</w:t>
+      </w:r>
+    </w:p>
+    <w:p>
+      <w:pPr>
+        <w:pStyle w:val="6"/>
+        <w:keepNext w:val="0"/>
+        <w:keepLines w:val="0"/>
+        <w:widowControl/>
+        <w:suppressLineNumbers w:val="0"/>
+        <w:rPr>
+          <w:rFonts w:hint="default"/>
+          <w:lang w:val="en-US" w:eastAsia="zh-CN"/>
+        </w:rPr>
+      </w:pPr>
+      <w:r>
+        <w:rPr>
+          <w:rFonts w:hint="default"/>
+          <w:lang w:val="en-US" w:eastAsia="zh-CN"/>
+        </w:rPr>
+        <w:t xml:space="preserve">  │ W1   │ 分裂者纯教学，低压    │</w:t>
+      </w:r>
+    </w:p>
+    <w:p>
+      <w:pPr>
+        <w:pStyle w:val="6"/>
+        <w:keepNext w:val="0"/>
+        <w:keepLines w:val="0"/>
+        <w:widowControl/>
+        <w:suppressLineNumbers w:val="0"/>
+        <w:rPr>
+          <w:rFonts w:hint="default"/>
+          <w:lang w:val="en-US" w:eastAsia="zh-CN"/>
+        </w:rPr>
+      </w:pPr>
+      <w:r>
+        <w:rPr>
+          <w:rFonts w:hint="default"/>
+          <w:lang w:val="en-US" w:eastAsia="zh-CN"/>
+        </w:rPr>
+        <w:t xml:space="preserve">  ├──────┼───────────────────────┤</w:t>
+      </w:r>
+    </w:p>
+    <w:p>
+      <w:pPr>
+        <w:pStyle w:val="6"/>
+        <w:keepNext w:val="0"/>
+        <w:keepLines w:val="0"/>
+        <w:widowControl/>
+        <w:suppressLineNumbers w:val="0"/>
+        <w:rPr>
+          <w:rFonts w:hint="default"/>
+          <w:lang w:val="en-US" w:eastAsia="zh-CN"/>
+        </w:rPr>
+      </w:pPr>
+      <w:r>
+        <w:rPr>
+          <w:rFonts w:hint="default"/>
+          <w:lang w:val="en-US" w:eastAsia="zh-CN"/>
+        </w:rPr>
+        <w:t xml:space="preserve">  │ W2   │ 炮手首次单独登场      │</w:t>
+      </w:r>
+    </w:p>
+    <w:p>
+      <w:pPr>
+        <w:pStyle w:val="6"/>
+        <w:keepNext w:val="0"/>
+        <w:keepLines w:val="0"/>
+        <w:widowControl/>
+        <w:suppressLineNumbers w:val="0"/>
+        <w:rPr>
+          <w:rFonts w:hint="default"/>
+          <w:lang w:val="en-US" w:eastAsia="zh-CN"/>
+        </w:rPr>
+      </w:pPr>
+      <w:r>
+        <w:rPr>
+          <w:rFonts w:hint="default"/>
+          <w:lang w:val="en-US" w:eastAsia="zh-CN"/>
+        </w:rPr>
+        <w:t xml:space="preserve">  ├──────┼───────────────────────┤</w:t>
+      </w:r>
+    </w:p>
+    <w:p>
+      <w:pPr>
+        <w:pStyle w:val="6"/>
+        <w:keepNext w:val="0"/>
+        <w:keepLines w:val="0"/>
+        <w:widowControl/>
+        <w:suppressLineNumbers w:val="0"/>
+        <w:rPr>
+          <w:rFonts w:hint="default"/>
+          <w:lang w:val="en-US" w:eastAsia="zh-CN"/>
+        </w:rPr>
+      </w:pPr>
+      <w:r>
+        <w:rPr>
+          <w:rFonts w:hint="default"/>
+          <w:lang w:val="en-US" w:eastAsia="zh-CN"/>
+        </w:rPr>
+        <w:t xml:space="preserve">  │ W3   │ 自爆怪引入地形改变    │</w:t>
+      </w:r>
+    </w:p>
+    <w:p>
+      <w:pPr>
+        <w:pStyle w:val="6"/>
+        <w:keepNext w:val="0"/>
+        <w:keepLines w:val="0"/>
+        <w:widowControl/>
+        <w:suppressLineNumbers w:val="0"/>
+        <w:rPr>
+          <w:rFonts w:hint="default"/>
+          <w:lang w:val="en-US" w:eastAsia="zh-CN"/>
+        </w:rPr>
+      </w:pPr>
+      <w:r>
+        <w:rPr>
+          <w:rFonts w:hint="default"/>
+          <w:lang w:val="en-US" w:eastAsia="zh-CN"/>
+        </w:rPr>
+        <w:t xml:space="preserve">  ├──────┼───────────────────────┤</w:t>
+      </w:r>
+    </w:p>
+    <w:p>
+      <w:pPr>
+        <w:pStyle w:val="6"/>
+        <w:keepNext w:val="0"/>
+        <w:keepLines w:val="0"/>
+        <w:widowControl/>
+        <w:suppressLineNumbers w:val="0"/>
+        <w:rPr>
+          <w:rFonts w:hint="default"/>
+          <w:lang w:val="en-US" w:eastAsia="zh-CN"/>
+        </w:rPr>
+      </w:pPr>
+      <w:r>
+        <w:rPr>
+          <w:rFonts w:hint="default"/>
+          <w:lang w:val="en-US" w:eastAsia="zh-CN"/>
+        </w:rPr>
+        <w:t xml:space="preserve">  │ W4   │ 坦克+分裂者+自爆组合  │</w:t>
+      </w:r>
+    </w:p>
+    <w:p>
+      <w:pPr>
+        <w:pStyle w:val="6"/>
+        <w:keepNext w:val="0"/>
+        <w:keepLines w:val="0"/>
+        <w:widowControl/>
+        <w:suppressLineNumbers w:val="0"/>
+        <w:rPr>
+          <w:rFonts w:hint="default"/>
+          <w:lang w:val="en-US" w:eastAsia="zh-CN"/>
+        </w:rPr>
+      </w:pPr>
+      <w:r>
+        <w:rPr>
+          <w:rFonts w:hint="default"/>
+          <w:lang w:val="en-US" w:eastAsia="zh-CN"/>
+        </w:rPr>
+        <w:t xml:space="preserve">  ├──────┼───────────────────────┤</w:t>
+      </w:r>
+    </w:p>
+    <w:p>
+      <w:pPr>
+        <w:pStyle w:val="6"/>
+        <w:keepNext w:val="0"/>
+        <w:keepLines w:val="0"/>
+        <w:widowControl/>
+        <w:suppressLineNumbers w:val="0"/>
+        <w:rPr>
+          <w:rFonts w:hint="default"/>
+          <w:lang w:val="en-US" w:eastAsia="zh-CN"/>
+        </w:rPr>
+      </w:pPr>
+      <w:r>
+        <w:rPr>
+          <w:rFonts w:hint="default"/>
+          <w:lang w:val="en-US" w:eastAsia="zh-CN"/>
+        </w:rPr>
+        <w:t xml:space="preserve">  │ W5   │ 爽快割草高潮波        │</w:t>
+      </w:r>
+    </w:p>
+    <w:p>
+      <w:pPr>
+        <w:pStyle w:val="6"/>
+        <w:keepNext w:val="0"/>
+        <w:keepLines w:val="0"/>
+        <w:widowControl/>
+        <w:suppressLineNumbers w:val="0"/>
+        <w:rPr>
+          <w:rFonts w:hint="default"/>
+          <w:lang w:val="en-US" w:eastAsia="zh-CN"/>
+        </w:rPr>
+      </w:pPr>
+      <w:r>
+        <w:rPr>
+          <w:rFonts w:hint="default"/>
+          <w:lang w:val="en-US" w:eastAsia="zh-CN"/>
+        </w:rPr>
+        <w:t xml:space="preserve">  ├──────┼───────────────────────┤</w:t>
+      </w:r>
+    </w:p>
+    <w:p>
+      <w:pPr>
+        <w:pStyle w:val="6"/>
+        <w:keepNext w:val="0"/>
+        <w:keepLines w:val="0"/>
+        <w:widowControl/>
+        <w:suppressLineNumbers w:val="0"/>
+        <w:rPr>
+          <w:rFonts w:hint="default"/>
+          <w:lang w:val="en-US" w:eastAsia="zh-CN"/>
+        </w:rPr>
+      </w:pPr>
+      <w:r>
+        <w:rPr>
+          <w:rFonts w:hint="default"/>
+          <w:lang w:val="en-US" w:eastAsia="zh-CN"/>
+        </w:rPr>
+        <w:t xml:space="preserve">  │ W6   │ 精英分裂者 DPS 检测墙 │</w:t>
+      </w:r>
+    </w:p>
+    <w:p>
+      <w:pPr>
+        <w:pStyle w:val="6"/>
+        <w:keepNext w:val="0"/>
+        <w:keepLines w:val="0"/>
+        <w:widowControl/>
+        <w:suppressLineNumbers w:val="0"/>
+        <w:rPr>
+          <w:rFonts w:hint="default"/>
+          <w:lang w:val="en-US" w:eastAsia="zh-CN"/>
+        </w:rPr>
+      </w:pPr>
+      <w:r>
+        <w:rPr>
+          <w:rFonts w:hint="default"/>
+          <w:lang w:val="en-US" w:eastAsia="zh-CN"/>
+        </w:rPr>
+        <w:t xml:space="preserve">  ├──────┼───────────────────────┤</w:t>
+      </w:r>
+    </w:p>
+    <w:p>
+      <w:pPr>
+        <w:pStyle w:val="6"/>
+        <w:keepNext w:val="0"/>
+        <w:keepLines w:val="0"/>
+        <w:widowControl/>
+        <w:suppressLineNumbers w:val="0"/>
+        <w:rPr>
+          <w:rFonts w:hint="default"/>
+          <w:lang w:val="en-US" w:eastAsia="zh-CN"/>
+        </w:rPr>
+      </w:pPr>
+      <w:r>
+        <w:rPr>
+          <w:rFonts w:hint="default"/>
+          <w:lang w:val="en-US" w:eastAsia="zh-CN"/>
+        </w:rPr>
+        <w:t xml:space="preserve">  │ W7   │ 洪水密集喘息波        │</w:t>
+      </w:r>
+    </w:p>
+    <w:p>
+      <w:pPr>
+        <w:pStyle w:val="6"/>
+        <w:keepNext w:val="0"/>
+        <w:keepLines w:val="0"/>
+        <w:widowControl/>
+        <w:suppressLineNumbers w:val="0"/>
+        <w:rPr>
+          <w:rFonts w:hint="default"/>
+          <w:lang w:val="en-US" w:eastAsia="zh-CN"/>
+        </w:rPr>
+      </w:pPr>
+      <w:r>
+        <w:rPr>
+          <w:rFonts w:hint="default"/>
+          <w:lang w:val="en-US" w:eastAsia="zh-CN"/>
+        </w:rPr>
+        <w:t xml:space="preserve">  ├──────┼───────────────────────┤</w:t>
+      </w:r>
+    </w:p>
+    <w:p>
+      <w:pPr>
+        <w:pStyle w:val="6"/>
+        <w:keepNext w:val="0"/>
+        <w:keepLines w:val="0"/>
+        <w:widowControl/>
+        <w:suppressLineNumbers w:val="0"/>
+        <w:rPr>
+          <w:rFonts w:hint="default"/>
+          <w:lang w:val="en-US" w:eastAsia="zh-CN"/>
+        </w:rPr>
+      </w:pPr>
+      <w:r>
+        <w:rPr>
+          <w:rFonts w:hint="default"/>
+          <w:lang w:val="en-US" w:eastAsia="zh-CN"/>
+        </w:rPr>
+        <w:t xml:space="preserve">  │ W8   │ 双炮手+精英自爆高危   │</w:t>
+      </w:r>
+    </w:p>
+    <w:p>
+      <w:pPr>
+        <w:pStyle w:val="6"/>
+        <w:keepNext w:val="0"/>
+        <w:keepLines w:val="0"/>
+        <w:widowControl/>
+        <w:suppressLineNumbers w:val="0"/>
+        <w:rPr>
+          <w:rFonts w:hint="default"/>
+          <w:lang w:val="en-US" w:eastAsia="zh-CN"/>
+        </w:rPr>
+      </w:pPr>
+      <w:r>
+        <w:rPr>
+          <w:rFonts w:hint="default"/>
+          <w:lang w:val="en-US" w:eastAsia="zh-CN"/>
+        </w:rPr>
+        <w:t xml:space="preserve">  ├──────┼───────────────────────┤</w:t>
+      </w:r>
+    </w:p>
+    <w:p>
+      <w:pPr>
+        <w:pStyle w:val="6"/>
+        <w:keepNext w:val="0"/>
+        <w:keepLines w:val="0"/>
+        <w:widowControl/>
+        <w:suppressLineNumbers w:val="0"/>
+        <w:rPr>
+          <w:rFonts w:hint="default"/>
+          <w:lang w:val="en-US" w:eastAsia="zh-CN"/>
+        </w:rPr>
+      </w:pPr>
+      <w:r>
+        <w:rPr>
+          <w:rFonts w:hint="default"/>
+          <w:lang w:val="en-US" w:eastAsia="zh-CN"/>
+        </w:rPr>
+        <w:t xml:space="preserve">  │ W9   │ 全类型极限前夕        │</w:t>
+      </w:r>
+    </w:p>
+    <w:p>
+      <w:pPr>
+        <w:pStyle w:val="6"/>
+        <w:keepNext w:val="0"/>
+        <w:keepLines w:val="0"/>
+        <w:widowControl/>
+        <w:suppressLineNumbers w:val="0"/>
+        <w:rPr>
+          <w:rFonts w:hint="default"/>
+          <w:lang w:val="en-US" w:eastAsia="zh-CN"/>
+        </w:rPr>
+      </w:pPr>
+      <w:r>
+        <w:rPr>
+          <w:rFonts w:hint="default"/>
+          <w:lang w:val="en-US" w:eastAsia="zh-CN"/>
+        </w:rPr>
+        <w:t xml:space="preserve">  ├──────┼───────────────────────┤</w:t>
+      </w:r>
+    </w:p>
+    <w:p>
+      <w:pPr>
+        <w:pStyle w:val="6"/>
+        <w:keepNext w:val="0"/>
+        <w:keepLines w:val="0"/>
+        <w:widowControl/>
+        <w:suppressLineNumbers w:val="0"/>
+        <w:rPr>
+          <w:rFonts w:hint="default"/>
+          <w:lang w:val="en-US" w:eastAsia="zh-CN"/>
+        </w:rPr>
+      </w:pPr>
+      <w:r>
+        <w:rPr>
+          <w:rFonts w:hint="default"/>
+          <w:lang w:val="en-US" w:eastAsia="zh-CN"/>
+        </w:rPr>
+        <w:t xml:space="preserve">  │ W10  │ 熔炉巨兽 Boss 决战    │</w:t>
+      </w:r>
+    </w:p>
+    <w:p>
+      <w:pPr>
+        <w:pStyle w:val="6"/>
+        <w:keepNext w:val="0"/>
+        <w:keepLines w:val="0"/>
+        <w:widowControl/>
+        <w:suppressLineNumbers w:val="0"/>
+        <w:rPr>
+          <w:rFonts w:hint="default"/>
+          <w:lang w:val="en-US" w:eastAsia="zh-CN"/>
+        </w:rPr>
+      </w:pPr>
+      <w:r>
+        <w:rPr>
+          <w:rFonts w:hint="default"/>
+          <w:lang w:val="en-US" w:eastAsia="zh-CN"/>
+        </w:rPr>
+        <w:t xml:space="preserve">  └──────┴───────────────────────┘</w:t>
       </w:r>
     </w:p>
     <w:sectPr>
